--- a/documents/tpp/addendum-14-example.docx
+++ b/documents/tpp/addendum-14-example.docx
@@ -1,8 +1,8 @@
 
 <file path=word/document.xml><?xml version="1.0" encoding="utf-8"?>
-<w:document xmlns:wpc="http://schemas.microsoft.com/office/word/2010/wordprocessingCanvas" xmlns:cx="http://schemas.microsoft.com/office/drawing/2014/chartex" xmlns:cx1="http://schemas.microsoft.com/office/drawing/2015/9/8/chartex" xmlns:cx2="http://schemas.microsoft.com/office/drawing/2015/10/21/chartex" xmlns:cx3="http://schemas.microsoft.com/office/drawing/2016/5/9/chartex" xmlns:cx4="http://schemas.microsoft.com/office/drawing/2016/5/10/chartex" xmlns:cx5="http://schemas.microsoft.com/office/drawing/2016/5/11/chartex" xmlns:cx6="http://schemas.microsoft.com/office/drawing/2016/5/12/chartex" xmlns:cx7="http://schemas.microsoft.com/office/drawing/2016/5/13/chartex" xmlns:cx8="http://schemas.microsoft.com/office/drawing/2016/5/14/chartex" xmlns:mc="http://schemas.openxmlformats.org/markup-compatibility/2006" xmlns:aink="http://schemas.microsoft.com/office/drawing/2016/ink" xmlns:am3d="http://schemas.microsoft.com/office/drawing/2017/model3d" xmlns:o="urn:schemas-microsoft-com:office:office" xmlns:oel="http://schemas.microsoft.com/office/2019/extlst" xmlns:r="http://schemas.openxmlformats.org/officeDocument/2006/relationships" xmlns:m="http://schemas.openxmlformats.org/officeDocument/2006/math" xmlns:v="urn:schemas-microsoft-com:vml" xmlns:wp14="http://schemas.microsoft.com/office/word/2010/wordprocessingDrawing" xmlns:wp="http://schemas.openxmlformats.org/drawingml/2006/wordprocessingDrawing" xmlns:w10="urn:schemas-microsoft-com:office:word" xmlns:w="http://schemas.openxmlformats.org/wordprocessingml/2006/main" xmlns:w14="http://schemas.microsoft.com/office/word/2010/wordml" xmlns:w15="http://schemas.microsoft.com/office/word/2012/wordml" xmlns:w16cex="http://schemas.microsoft.com/office/word/2018/wordml/cex" xmlns:w16cid="http://schemas.microsoft.com/office/word/2016/wordml/cid" xmlns:w16="http://schemas.microsoft.com/office/word/2018/wordml" xmlns:w16du="http://schemas.microsoft.com/office/word/2023/wordml/word16du" xmlns:w16sdtdh="http://schemas.microsoft.com/office/word/2020/wordml/sdtdatahash" xmlns:w16sdtfl="http://schemas.microsoft.com/office/word/2024/wordml/sdtformatlock" xmlns:w16se="http://schemas.microsoft.com/office/word/2015/wordml/symex" xmlns:wpg="http://schemas.microsoft.com/office/word/2010/wordprocessingGroup" xmlns:wpi="http://schemas.microsoft.com/office/word/2010/wordprocessingInk" xmlns:wne="http://schemas.microsoft.com/office/word/2006/wordml" xmlns:wps="http://schemas.microsoft.com/office/word/2010/wordprocessingShape" mc:Ignorable="w14 w15 w16se w16cid w16 w16cex w16sdtdh w16sdtfl w16du wp14">
+<w:document xmlns:ns1="http://schemas.openxmlformats.org/markup-compatibility/2006" xmlns:ns10="urn:schemas-microsoft-com:vml" xmlns:ns11="urn:schemas-microsoft-com:office:office" xmlns:ns12="urn:schemas-microsoft-com:office:word" xmlns:ns2="http://schemas.microsoft.com/office/word/2010/wordml" xmlns:ns3="http://schemas.openxmlformats.org/drawingml/2006/wordprocessingDrawing" xmlns:ns4="http://schemas.microsoft.com/office/word/2010/wordprocessingDrawing" xmlns:ns5="http://schemas.openxmlformats.org/drawingml/2006/main" xmlns:ns6="http://schemas.openxmlformats.org/drawingml/2006/picture" xmlns:ns7="http://schemas.openxmlformats.org/officeDocument/2006/relationships" xmlns:ns8="http://schemas.microsoft.com/office/drawing/2010/main" xmlns:ns9="http://schemas.microsoft.com/office/word/2010/wordprocessingShape" xmlns:w="http://schemas.openxmlformats.org/wordprocessingml/2006/main" ns1:Ignorable="w14 w15 w16se w16cid w16 w16cex w16sdtdh w16sdtfl w16du wp14">
   <w:body>
-    <w:p>
+    <w:p ns2:paraId="7A2DE1D7" ns2:textId="11D85339">
       <w:pPr>
         <w:pStyle w:val="BodyText"/>
         <w:rPr>
@@ -17,71 +17,71 @@
           <w:sz w:val="20"/>
         </w:rPr>
         <w:drawing>
-          <wp:anchor distT="0" distB="0" distL="114300" distR="114300" simplePos="0" relativeHeight="251671552" behindDoc="1" locked="0" layoutInCell="1" allowOverlap="1" wp14:anchorId="71FBB44B" wp14:editId="558FBFFF">
-            <wp:simplePos x="0" y="0"/>
-            <wp:positionH relativeFrom="column">
-              <wp:posOffset>0</wp:posOffset>
-            </wp:positionH>
-            <wp:positionV relativeFrom="paragraph">
-              <wp:posOffset>76200</wp:posOffset>
-            </wp:positionV>
-            <wp:extent cx="2034540" cy="1356360"/>
-            <wp:effectExtent l="0" t="0" r="3810" b="0"/>
-            <wp:wrapTight wrapText="bothSides">
-              <wp:wrapPolygon edited="0">
-                <wp:start x="0" y="0"/>
-                <wp:lineTo x="0" y="21236"/>
-                <wp:lineTo x="21438" y="21236"/>
-                <wp:lineTo x="21438" y="0"/>
-                <wp:lineTo x="0" y="0"/>
-              </wp:wrapPolygon>
-            </wp:wrapTight>
-            <wp:docPr id="1173018892" name="Picture 17"/>
-            <wp:cNvGraphicFramePr>
-              <a:graphicFrameLocks xmlns:a="http://schemas.openxmlformats.org/drawingml/2006/main" noChangeAspect="1"/>
-            </wp:cNvGraphicFramePr>
-            <a:graphic xmlns:a="http://schemas.openxmlformats.org/drawingml/2006/main">
-              <a:graphicData uri="http://schemas.openxmlformats.org/drawingml/2006/picture">
-                <pic:pic xmlns:pic="http://schemas.openxmlformats.org/drawingml/2006/picture">
-                  <pic:nvPicPr>
-                    <pic:cNvPr id="1173018892" name="Picture 1173018892"/>
-                    <pic:cNvPicPr/>
-                  </pic:nvPicPr>
-                  <pic:blipFill>
-                    <a:blip r:embed="rId5" cstate="print">
-                      <a:extLst>
-                        <a:ext uri="{28A0092B-C50C-407E-A947-70E740481C1C}">
-                          <a14:useLocalDpi xmlns:a14="http://schemas.microsoft.com/office/drawing/2010/main" val="0"/>
-                        </a:ext>
-                      </a:extLst>
-                    </a:blip>
-                    <a:stretch>
-                      <a:fillRect/>
-                    </a:stretch>
-                  </pic:blipFill>
-                  <pic:spPr>
-                    <a:xfrm>
-                      <a:off x="0" y="0"/>
-                      <a:ext cx="2034540" cy="1356360"/>
-                    </a:xfrm>
-                    <a:prstGeom prst="rect">
-                      <a:avLst/>
-                    </a:prstGeom>
-                  </pic:spPr>
-                </pic:pic>
-              </a:graphicData>
-            </a:graphic>
-            <wp14:sizeRelH relativeFrom="margin">
-              <wp14:pctWidth>0</wp14:pctWidth>
-            </wp14:sizeRelH>
-            <wp14:sizeRelV relativeFrom="margin">
-              <wp14:pctHeight>0</wp14:pctHeight>
-            </wp14:sizeRelV>
-          </wp:anchor>
+          <ns3:anchor distT="0" distB="0" distL="114300" distR="114300" simplePos="0" relativeHeight="251671552" behindDoc="1" locked="0" layoutInCell="1" allowOverlap="1" ns4:anchorId="71FBB44B" ns4:editId="558FBFFF">
+            <ns3:simplePos x="0" y="0"/>
+            <ns3:positionH relativeFrom="column">
+              <ns3:posOffset>0</ns3:posOffset>
+            </ns3:positionH>
+            <ns3:positionV relativeFrom="paragraph">
+              <ns3:posOffset>76200</ns3:posOffset>
+            </ns3:positionV>
+            <ns3:extent cx="2034540" cy="1356360"/>
+            <ns3:effectExtent l="0" t="0" r="3810" b="0"/>
+            <ns3:wrapTight wrapText="bothSides">
+              <ns3:wrapPolygon edited="0">
+                <ns3:start x="0" y="0"/>
+                <ns3:lineTo x="0" y="21236"/>
+                <ns3:lineTo x="21438" y="21236"/>
+                <ns3:lineTo x="21438" y="0"/>
+                <ns3:lineTo x="0" y="0"/>
+              </ns3:wrapPolygon>
+            </ns3:wrapTight>
+            <ns3:docPr id="1173018892" name="Picture 17"/>
+            <ns3:cNvGraphicFramePr>
+              <ns5:graphicFrameLocks noChangeAspect="1"/>
+            </ns3:cNvGraphicFramePr>
+            <ns5:graphic>
+              <ns5:graphicData uri="http://schemas.openxmlformats.org/drawingml/2006/picture">
+                <ns6:pic>
+                  <ns6:nvPicPr>
+                    <ns6:cNvPr id="1173018892" name="Picture 1173018892"/>
+                    <ns6:cNvPicPr/>
+                  </ns6:nvPicPr>
+                  <ns6:blipFill>
+                    <ns5:blip ns7:embed="rId5" cstate="print">
+                      <ns5:extLst>
+                        <ns5:ext uri="{28A0092B-C50C-407E-A947-70E740481C1C}">
+                          <ns8:useLocalDpi val="0"/>
+                        </ns5:ext>
+                      </ns5:extLst>
+                    </ns5:blip>
+                    <ns5:stretch>
+                      <ns5:fillRect/>
+                    </ns5:stretch>
+                  </ns6:blipFill>
+                  <ns6:spPr>
+                    <ns5:xfrm>
+                      <ns5:off x="0" y="0"/>
+                      <ns5:ext cx="2034540" cy="1356360"/>
+                    </ns5:xfrm>
+                    <ns5:prstGeom prst="rect">
+                      <ns5:avLst/>
+                    </ns5:prstGeom>
+                  </ns6:spPr>
+                </ns6:pic>
+              </ns5:graphicData>
+            </ns5:graphic>
+            <ns4:sizeRelH relativeFrom="margin">
+              <ns4:pctWidth>0</ns4:pctWidth>
+            </ns4:sizeRelH>
+            <ns4:sizeRelV relativeFrom="margin">
+              <ns4:pctHeight>0</ns4:pctHeight>
+            </ns4:sizeRelV>
+          </ns3:anchor>
         </w:drawing>
       </w:r>
     </w:p>
-    <w:p>
+    <w:p ns2:paraId="4D3DFAB4" ns2:textId="7A473216">
       <w:pPr>
         <w:pStyle w:val="BodyText"/>
         <w:rPr>
@@ -90,7 +90,7 @@
         </w:rPr>
       </w:pPr>
     </w:p>
-    <w:p>
+    <w:p ns2:paraId="5DC7A022" ns2:textId="3627042F">
       <w:pPr>
         <w:pStyle w:val="BodyText"/>
         <w:rPr>
@@ -99,7 +99,7 @@
         </w:rPr>
       </w:pPr>
     </w:p>
-    <w:p>
+    <w:p ns2:paraId="4E5722E6" ns2:textId="77777777">
       <w:pPr>
         <w:pStyle w:val="BodyText"/>
         <w:spacing w:before="6"/>
@@ -109,7 +109,7 @@
         </w:rPr>
       </w:pPr>
     </w:p>
-    <w:p>
+    <w:p ns2:paraId="7FE2B6A1" ns2:textId="40DDB741">
       <w:pPr>
         <w:pStyle w:val="Title"/>
         <w:ind w:left="5455"/>
@@ -122,37 +122,37 @@
         <w:rPr>
           <w:w w:val="85"/>
         </w:rPr>
-        <w:t>Protego</w:t>
+        <w:t>TPP Secure Protection Plan</w:t>
       </w:r>
       <w:r>
         <w:rPr>
           <w:spacing w:val="-5"/>
           <w:w w:val="85"/>
         </w:rPr>
-        <w:t xml:space="preserve"> </w:t>
+        <w:t xml:space="preserve"/>
       </w:r>
       <w:r>
         <w:rPr>
           <w:w w:val="85"/>
         </w:rPr>
-        <w:t>Protection</w:t>
+        <w:t/>
       </w:r>
       <w:r>
         <w:rPr>
           <w:spacing w:val="-6"/>
           <w:w w:val="85"/>
         </w:rPr>
-        <w:t xml:space="preserve"> </w:t>
+        <w:t xml:space="preserve"/>
       </w:r>
       <w:r>
         <w:rPr>
           <w:spacing w:val="-4"/>
           <w:w w:val="85"/>
         </w:rPr>
-        <w:t>Plan</w:t>
+        <w:t/>
       </w:r>
     </w:p>
-    <w:p>
+    <w:p ns2:paraId="03CD530D" ns2:textId="7735077B">
       <w:pPr>
         <w:pStyle w:val="Title"/>
         <w:ind w:left="5455"/>
@@ -167,46 +167,46 @@
           <w:sz w:val="48"/>
           <w:szCs w:val="48"/>
         </w:rPr>
-        <mc:AlternateContent>
-          <mc:Choice Requires="wps">
+        <ns1:AlternateContent>
+          <ns1:Choice Requires="wps">
             <w:drawing>
-              <wp:anchor distT="0" distB="0" distL="114300" distR="114300" simplePos="0" relativeHeight="251670528" behindDoc="0" locked="0" layoutInCell="1" allowOverlap="1" wp14:anchorId="486CE9DA" wp14:editId="64638FCB">
-                <wp:simplePos x="0" y="0"/>
-                <wp:positionH relativeFrom="column">
-                  <wp:posOffset>2377440</wp:posOffset>
-                </wp:positionH>
-                <wp:positionV relativeFrom="paragraph">
-                  <wp:posOffset>37465</wp:posOffset>
-                </wp:positionV>
-                <wp:extent cx="4800600" cy="441960"/>
-                <wp:effectExtent l="0" t="0" r="19050" b="15240"/>
-                <wp:wrapNone/>
-                <wp:docPr id="1981165394" name="Text Box 16"/>
-                <wp:cNvGraphicFramePr/>
-                <a:graphic xmlns:a="http://schemas.openxmlformats.org/drawingml/2006/main">
-                  <a:graphicData uri="http://schemas.microsoft.com/office/word/2010/wordprocessingShape">
-                    <wps:wsp>
-                      <wps:cNvSpPr txBox="1"/>
-                      <wps:spPr>
-                        <a:xfrm>
-                          <a:off x="0" y="0"/>
-                          <a:ext cx="4800600" cy="441960"/>
-                        </a:xfrm>
-                        <a:prstGeom prst="rect">
-                          <a:avLst/>
-                        </a:prstGeom>
-                        <a:solidFill>
-                          <a:srgbClr val="002060"/>
-                        </a:solidFill>
-                        <a:ln w="6350">
-                          <a:solidFill>
-                            <a:prstClr val="black"/>
-                          </a:solidFill>
-                        </a:ln>
-                      </wps:spPr>
-                      <wps:txbx>
+              <ns3:anchor distT="0" distB="0" distL="114300" distR="114300" simplePos="0" relativeHeight="251670528" behindDoc="0" locked="0" layoutInCell="1" allowOverlap="1" ns4:anchorId="486CE9DA" ns4:editId="64638FCB">
+                <ns3:simplePos x="0" y="0"/>
+                <ns3:positionH relativeFrom="column">
+                  <ns3:posOffset>2377440</ns3:posOffset>
+                </ns3:positionH>
+                <ns3:positionV relativeFrom="paragraph">
+                  <ns3:posOffset>37465</ns3:posOffset>
+                </ns3:positionV>
+                <ns3:extent cx="4800600" cy="441960"/>
+                <ns3:effectExtent l="0" t="0" r="19050" b="15240"/>
+                <ns3:wrapNone/>
+                <ns3:docPr id="1981165394" name="Text Box 16"/>
+                <ns3:cNvGraphicFramePr/>
+                <ns5:graphic>
+                  <ns5:graphicData uri="http://schemas.microsoft.com/office/word/2010/wordprocessingShape">
+                    <ns9:wsp>
+                      <ns9:cNvSpPr txBox="1"/>
+                      <ns9:spPr>
+                        <ns5:xfrm>
+                          <ns5:off x="0" y="0"/>
+                          <ns5:ext cx="4800600" cy="441960"/>
+                        </ns5:xfrm>
+                        <ns5:prstGeom prst="rect">
+                          <ns5:avLst/>
+                        </ns5:prstGeom>
+                        <ns5:solidFill>
+                          <ns5:srgbClr val="002060"/>
+                        </ns5:solidFill>
+                        <ns5:ln w="6350">
+                          <ns5:solidFill>
+                            <ns5:prstClr val="black"/>
+                          </ns5:solidFill>
+                        </ns5:ln>
+                      </ns9:spPr>
+                      <ns9:txbx>
                         <w:txbxContent>
-                          <w:p>
+                          <w:p ns2:paraId="2A1BD389" ns2:textId="245D21C0">
                             <w:pPr>
                               <w:rPr>
                                 <w:b/>
@@ -226,32 +226,32 @@
                             </w:r>
                           </w:p>
                         </w:txbxContent>
-                      </wps:txbx>
-                      <wps:bodyPr rot="0" spcFirstLastPara="0" vertOverflow="overflow" horzOverflow="overflow" vert="horz" wrap="square" lIns="91440" tIns="45720" rIns="91440" bIns="45720" numCol="1" spcCol="0" rtlCol="0" fromWordArt="0" anchor="t" anchorCtr="0" forceAA="0" compatLnSpc="1">
-                        <a:prstTxWarp prst="textNoShape">
-                          <a:avLst/>
-                        </a:prstTxWarp>
-                        <a:noAutofit/>
-                      </wps:bodyPr>
-                    </wps:wsp>
-                  </a:graphicData>
-                </a:graphic>
-                <wp14:sizeRelH relativeFrom="margin">
-                  <wp14:pctWidth>0</wp14:pctWidth>
-                </wp14:sizeRelH>
-              </wp:anchor>
+                      </ns9:txbx>
+                      <ns9:bodyPr rot="0" spcFirstLastPara="0" vertOverflow="overflow" horzOverflow="overflow" vert="horz" wrap="square" lIns="91440" tIns="45720" rIns="91440" bIns="45720" numCol="1" spcCol="0" rtlCol="0" fromWordArt="0" anchor="t" anchorCtr="0" forceAA="0" compatLnSpc="1">
+                        <ns5:prstTxWarp prst="textNoShape">
+                          <ns5:avLst/>
+                        </ns5:prstTxWarp>
+                        <ns5:noAutofit/>
+                      </ns9:bodyPr>
+                    </ns9:wsp>
+                  </ns5:graphicData>
+                </ns5:graphic>
+                <ns4:sizeRelH relativeFrom="margin">
+                  <ns4:pctWidth>0</ns4:pctWidth>
+                </ns4:sizeRelH>
+              </ns3:anchor>
             </w:drawing>
-          </mc:Choice>
-          <mc:Fallback>
+          </ns1:Choice>
+          <ns1:Fallback>
             <w:pict>
-              <v:shapetype w14:anchorId="486CE9DA" id="_x0000_t202" coordsize="21600,21600" o:spt="202" path="m,l,21600r21600,l21600,xe">
-                <v:stroke joinstyle="miter"/>
-                <v:path gradientshapeok="t" o:connecttype="rect"/>
-              </v:shapetype>
-              <v:shape id="Text Box 16" o:spid="_x0000_s1026" type="#_x0000_t202" style="position:absolute;left:0;text-align:left;margin-left:187.2pt;margin-top:2.95pt;width:378pt;height:34.8pt;z-index:251670528;visibility:visible;mso-wrap-style:square;mso-width-percent:0;mso-wrap-distance-left:9pt;mso-wrap-distance-top:0;mso-wrap-distance-right:9pt;mso-wrap-distance-bottom:0;mso-position-horizontal:absolute;mso-position-horizontal-relative:text;mso-position-vertical:absolute;mso-position-vertical-relative:text;mso-width-percent:0;mso-width-relative:margin;v-text-anchor:top" o:gfxdata="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" fillcolor="#002060" strokeweight=".5pt">
-                <v:textbox>
+              <ns10:shapetype ns2:anchorId="486CE9DA" id="_x0000_t202" coordsize="21600,21600" ns11:spt="202" path="m,l,21600r21600,l21600,xe">
+                <ns10:stroke joinstyle="miter"/>
+                <ns10:path gradientshapeok="t" ns11:connecttype="rect"/>
+              </ns10:shapetype>
+              <ns10:shape id="Text Box 16" ns11:spid="_x0000_s1026" type="#_x0000_t202" style="position:absolute;left:0;text-align:left;margin-left:187.2pt;margin-top:2.95pt;width:378pt;height:34.8pt;z-index:251670528;visibility:visible;mso-wrap-style:square;mso-width-percent:0;mso-wrap-distance-left:9pt;mso-wrap-distance-top:0;mso-wrap-distance-right:9pt;mso-wrap-distance-bottom:0;mso-position-horizontal:absolute;mso-position-horizontal-relative:text;mso-position-vertical:absolute;mso-position-vertical-relative:text;mso-width-percent:0;mso-width-relative:margin;v-text-anchor:top" ns11:gfxdata="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" fillcolor="#002060" strokeweight=".5pt">
+                <ns10:textbox>
                   <w:txbxContent>
-                    <w:p>
+                    <w:p ns2:paraId="2A1BD389" ns2:textId="245D21C0">
                       <w:pPr>
                         <w:rPr>
                           <w:b/>
@@ -271,14 +271,14 @@
                       </w:r>
                     </w:p>
                   </w:txbxContent>
-                </v:textbox>
-              </v:shape>
+                </ns10:textbox>
+              </ns10:shape>
             </w:pict>
-          </mc:Fallback>
-        </mc:AlternateContent>
+          </ns1:Fallback>
+        </ns1:AlternateContent>
       </w:r>
     </w:p>
-    <w:p>
+    <w:p ns2:paraId="0DF3BBC7" ns2:textId="37EEF577">
       <w:pPr>
         <w:pStyle w:val="Heading1"/>
         <w:spacing w:before="181"/>
@@ -289,255 +289,255 @@
           <w:noProof/>
         </w:rPr>
         <w:drawing>
-          <wp:anchor distT="0" distB="0" distL="114300" distR="114300" simplePos="0" relativeHeight="251663360" behindDoc="0" locked="0" layoutInCell="1" allowOverlap="1" wp14:anchorId="2544BB70" wp14:editId="5B1E4879">
-            <wp:simplePos x="0" y="0"/>
-            <wp:positionH relativeFrom="column">
-              <wp:posOffset>83820</wp:posOffset>
-            </wp:positionH>
-            <wp:positionV relativeFrom="paragraph">
-              <wp:posOffset>7620</wp:posOffset>
-            </wp:positionV>
-            <wp:extent cx="1881505" cy="6233160"/>
-            <wp:effectExtent l="0" t="0" r="4445" b="0"/>
-            <wp:wrapNone/>
-            <wp:docPr id="196" name="docshape2"/>
-            <wp:cNvGraphicFramePr>
-              <a:graphicFrameLocks xmlns:a="http://schemas.openxmlformats.org/drawingml/2006/main" noChangeAspect="1"/>
-            </wp:cNvGraphicFramePr>
-            <a:graphic xmlns:a="http://schemas.openxmlformats.org/drawingml/2006/main">
-              <a:graphicData uri="http://schemas.openxmlformats.org/drawingml/2006/picture">
-                <pic:pic xmlns:pic="http://schemas.openxmlformats.org/drawingml/2006/picture">
-                  <pic:nvPicPr>
-                    <pic:cNvPr id="0" name="docshape2"/>
-                    <pic:cNvPicPr>
-                      <a:picLocks noChangeAspect="1" noChangeArrowheads="1"/>
-                    </pic:cNvPicPr>
-                  </pic:nvPicPr>
-                  <pic:blipFill>
-                    <a:blip r:embed="rId6">
-                      <a:extLst>
-                        <a:ext uri="{28A0092B-C50C-407E-A947-70E740481C1C}">
-                          <a14:useLocalDpi xmlns:a14="http://schemas.microsoft.com/office/drawing/2010/main" val="0"/>
-                        </a:ext>
-                      </a:extLst>
-                    </a:blip>
-                    <a:srcRect/>
-                    <a:stretch>
-                      <a:fillRect/>
-                    </a:stretch>
-                  </pic:blipFill>
-                  <pic:spPr bwMode="auto">
-                    <a:xfrm>
-                      <a:off x="0" y="0"/>
-                      <a:ext cx="1881505" cy="6233160"/>
-                    </a:xfrm>
-                    <a:prstGeom prst="rect">
-                      <a:avLst/>
-                    </a:prstGeom>
-                    <a:noFill/>
-                  </pic:spPr>
-                </pic:pic>
-              </a:graphicData>
-            </a:graphic>
-            <wp14:sizeRelH relativeFrom="page">
-              <wp14:pctWidth>0</wp14:pctWidth>
-            </wp14:sizeRelH>
-            <wp14:sizeRelV relativeFrom="page">
-              <wp14:pctHeight>0</wp14:pctHeight>
-            </wp14:sizeRelV>
-          </wp:anchor>
+          <ns3:anchor distT="0" distB="0" distL="114300" distR="114300" simplePos="0" relativeHeight="251663360" behindDoc="0" locked="0" layoutInCell="1" allowOverlap="1" ns4:anchorId="2544BB70" ns4:editId="5B1E4879">
+            <ns3:simplePos x="0" y="0"/>
+            <ns3:positionH relativeFrom="column">
+              <ns3:posOffset>83820</ns3:posOffset>
+            </ns3:positionH>
+            <ns3:positionV relativeFrom="paragraph">
+              <ns3:posOffset>7620</ns3:posOffset>
+            </ns3:positionV>
+            <ns3:extent cx="1881505" cy="6233160"/>
+            <ns3:effectExtent l="0" t="0" r="4445" b="0"/>
+            <ns3:wrapNone/>
+            <ns3:docPr id="196" name="docshape2"/>
+            <ns3:cNvGraphicFramePr>
+              <ns5:graphicFrameLocks noChangeAspect="1"/>
+            </ns3:cNvGraphicFramePr>
+            <ns5:graphic>
+              <ns5:graphicData uri="http://schemas.openxmlformats.org/drawingml/2006/picture">
+                <ns6:pic>
+                  <ns6:nvPicPr>
+                    <ns6:cNvPr id="0" name="docshape2"/>
+                    <ns6:cNvPicPr>
+                      <ns5:picLocks noChangeAspect="1" noChangeArrowheads="1"/>
+                    </ns6:cNvPicPr>
+                  </ns6:nvPicPr>
+                  <ns6:blipFill>
+                    <ns5:blip ns7:embed="rId6">
+                      <ns5:extLst>
+                        <ns5:ext uri="{28A0092B-C50C-407E-A947-70E740481C1C}">
+                          <ns8:useLocalDpi val="0"/>
+                        </ns5:ext>
+                      </ns5:extLst>
+                    </ns5:blip>
+                    <ns5:srcRect/>
+                    <ns5:stretch>
+                      <ns5:fillRect/>
+                    </ns5:stretch>
+                  </ns6:blipFill>
+                  <ns6:spPr bwMode="auto">
+                    <ns5:xfrm>
+                      <ns5:off x="0" y="0"/>
+                      <ns5:ext cx="1881505" cy="6233160"/>
+                    </ns5:xfrm>
+                    <ns5:prstGeom prst="rect">
+                      <ns5:avLst/>
+                    </ns5:prstGeom>
+                    <ns5:noFill/>
+                  </ns6:spPr>
+                </ns6:pic>
+              </ns5:graphicData>
+            </ns5:graphic>
+            <ns4:sizeRelH relativeFrom="page">
+              <ns4:pctWidth>0</ns4:pctWidth>
+            </ns4:sizeRelH>
+            <ns4:sizeRelV relativeFrom="page">
+              <ns4:pctHeight>0</ns4:pctHeight>
+            </ns4:sizeRelV>
+          </ns3:anchor>
         </w:drawing>
       </w:r>
       <w:r>
         <w:rPr>
           <w:noProof/>
         </w:rPr>
-        <mc:AlternateContent>
-          <mc:Choice Requires="wps">
+        <ns1:AlternateContent>
+          <ns1:Choice Requires="wps">
             <w:drawing>
-              <wp:anchor distT="0" distB="0" distL="114300" distR="114300" simplePos="0" relativeHeight="251664384" behindDoc="0" locked="0" layoutInCell="1" allowOverlap="1" wp14:anchorId="3D2C9350" wp14:editId="4A22568E">
-                <wp:simplePos x="0" y="0"/>
-                <wp:positionH relativeFrom="column">
-                  <wp:posOffset>91440</wp:posOffset>
-                </wp:positionH>
-                <wp:positionV relativeFrom="paragraph">
-                  <wp:posOffset>15240</wp:posOffset>
-                </wp:positionV>
-                <wp:extent cx="1859915" cy="6186805"/>
-                <wp:effectExtent l="0" t="0" r="26035" b="23495"/>
-                <wp:wrapNone/>
-                <wp:docPr id="197" name="docshape4"/>
-                <wp:cNvGraphicFramePr>
-                  <a:graphicFrameLocks xmlns:a="http://schemas.openxmlformats.org/drawingml/2006/main"/>
-                </wp:cNvGraphicFramePr>
-                <a:graphic xmlns:a="http://schemas.openxmlformats.org/drawingml/2006/main">
-                  <a:graphicData uri="http://schemas.microsoft.com/office/word/2010/wordprocessingShape">
-                    <wps:wsp>
-                      <wps:cNvSpPr>
-                        <a:spLocks/>
-                      </wps:cNvSpPr>
-                      <wps:spPr bwMode="auto">
-                        <a:xfrm>
-                          <a:off x="0" y="0"/>
-                          <a:ext cx="1859915" cy="6186805"/>
-                        </a:xfrm>
-                        <a:custGeom>
-                          <a:avLst/>
-                          <a:gdLst>
-                            <a:gd name="T0" fmla="+- 0 268 268"/>
-                            <a:gd name="T1" fmla="*/ T0 w 2929"/>
-                            <a:gd name="T2" fmla="+- 0 697 690"/>
-                            <a:gd name="T3" fmla="*/ 697 h 9885"/>
-                            <a:gd name="T4" fmla="+- 0 3197 268"/>
-                            <a:gd name="T5" fmla="*/ T4 w 2929"/>
-                            <a:gd name="T6" fmla="+- 0 697 690"/>
-                            <a:gd name="T7" fmla="*/ 697 h 9885"/>
-                            <a:gd name="T8" fmla="+- 0 3197 268"/>
-                            <a:gd name="T9" fmla="*/ T8 w 2929"/>
-                            <a:gd name="T10" fmla="+- 0 1374 690"/>
-                            <a:gd name="T11" fmla="*/ 1374 h 9885"/>
-                            <a:gd name="T12" fmla="+- 0 268 268"/>
-                            <a:gd name="T13" fmla="*/ T12 w 2929"/>
-                            <a:gd name="T14" fmla="+- 0 1374 690"/>
-                            <a:gd name="T15" fmla="*/ 1374 h 9885"/>
-                            <a:gd name="T16" fmla="+- 0 268 268"/>
-                            <a:gd name="T17" fmla="*/ T16 w 2929"/>
-                            <a:gd name="T18" fmla="+- 0 697 690"/>
-                            <a:gd name="T19" fmla="*/ 697 h 9885"/>
-                            <a:gd name="T20" fmla="+- 0 268 268"/>
-                            <a:gd name="T21" fmla="*/ T20 w 2929"/>
-                            <a:gd name="T22" fmla="+- 0 690 690"/>
-                            <a:gd name="T23" fmla="*/ 690 h 9885"/>
-                            <a:gd name="T24" fmla="+- 0 3197 268"/>
-                            <a:gd name="T25" fmla="*/ T24 w 2929"/>
-                            <a:gd name="T26" fmla="+- 0 690 690"/>
-                            <a:gd name="T27" fmla="*/ 690 h 9885"/>
-                            <a:gd name="T28" fmla="+- 0 3197 268"/>
-                            <a:gd name="T29" fmla="*/ T28 w 2929"/>
-                            <a:gd name="T30" fmla="+- 0 10574 690"/>
-                            <a:gd name="T31" fmla="*/ 10574 h 9885"/>
-                            <a:gd name="T32" fmla="+- 0 268 268"/>
-                            <a:gd name="T33" fmla="*/ T32 w 2929"/>
-                            <a:gd name="T34" fmla="+- 0 10574 690"/>
-                            <a:gd name="T35" fmla="*/ 10574 h 9885"/>
-                            <a:gd name="T36" fmla="+- 0 268 268"/>
-                            <a:gd name="T37" fmla="*/ T36 w 2929"/>
-                            <a:gd name="T38" fmla="+- 0 690 690"/>
-                            <a:gd name="T39" fmla="*/ 690 h 9885"/>
-                          </a:gdLst>
-                          <a:ahLst/>
-                          <a:cxnLst>
-                            <a:cxn ang="0">
-                              <a:pos x="T1" y="T3"/>
-                            </a:cxn>
-                            <a:cxn ang="0">
-                              <a:pos x="T5" y="T7"/>
-                            </a:cxn>
-                            <a:cxn ang="0">
-                              <a:pos x="T9" y="T11"/>
-                            </a:cxn>
-                            <a:cxn ang="0">
-                              <a:pos x="T13" y="T15"/>
-                            </a:cxn>
-                            <a:cxn ang="0">
-                              <a:pos x="T17" y="T19"/>
-                            </a:cxn>
-                            <a:cxn ang="0">
-                              <a:pos x="T21" y="T23"/>
-                            </a:cxn>
-                            <a:cxn ang="0">
-                              <a:pos x="T25" y="T27"/>
-                            </a:cxn>
-                            <a:cxn ang="0">
-                              <a:pos x="T29" y="T31"/>
-                            </a:cxn>
-                            <a:cxn ang="0">
-                              <a:pos x="T33" y="T35"/>
-                            </a:cxn>
-                            <a:cxn ang="0">
-                              <a:pos x="T37" y="T39"/>
-                            </a:cxn>
-                          </a:cxnLst>
-                          <a:rect l="0" t="0" r="r" b="b"/>
-                          <a:pathLst>
-                            <a:path w="2929" h="9885">
-                              <a:moveTo>
-                                <a:pt x="0" y="7"/>
-                              </a:moveTo>
-                              <a:lnTo>
-                                <a:pt x="2929" y="7"/>
-                              </a:lnTo>
-                              <a:lnTo>
-                                <a:pt x="2929" y="684"/>
-                              </a:lnTo>
-                              <a:lnTo>
-                                <a:pt x="0" y="684"/>
-                              </a:lnTo>
-                              <a:lnTo>
-                                <a:pt x="0" y="7"/>
-                              </a:lnTo>
-                              <a:close/>
-                              <a:moveTo>
-                                <a:pt x="0" y="0"/>
-                              </a:moveTo>
-                              <a:lnTo>
-                                <a:pt x="2929" y="0"/>
-                              </a:lnTo>
-                              <a:lnTo>
-                                <a:pt x="2929" y="9884"/>
-                              </a:lnTo>
-                              <a:lnTo>
-                                <a:pt x="0" y="9884"/>
-                              </a:lnTo>
-                              <a:lnTo>
-                                <a:pt x="0" y="0"/>
-                              </a:lnTo>
-                              <a:close/>
-                            </a:path>
-                          </a:pathLst>
-                        </a:custGeom>
-                        <a:noFill/>
-                        <a:ln w="24422">
-                          <a:solidFill>
-                            <a:srgbClr val="221F1F"/>
-                          </a:solidFill>
-                          <a:round/>
-                          <a:headEnd/>
-                          <a:tailEnd/>
-                        </a:ln>
-                        <a:extLst>
-                          <a:ext uri="{909E8E84-426E-40DD-AFC4-6F175D3DCCD1}">
-                            <a14:hiddenFill xmlns:a14="http://schemas.microsoft.com/office/drawing/2010/main">
-                              <a:solidFill>
-                                <a:srgbClr val="FFFFFF"/>
-                              </a:solidFill>
-                            </a14:hiddenFill>
-                          </a:ext>
-                        </a:extLst>
-                      </wps:spPr>
-                      <wps:bodyPr rot="0" vert="horz" wrap="square" lIns="91440" tIns="45720" rIns="91440" bIns="45720" anchor="t" anchorCtr="0" upright="1">
-                        <a:noAutofit/>
-                      </wps:bodyPr>
-                    </wps:wsp>
-                  </a:graphicData>
-                </a:graphic>
-                <wp14:sizeRelH relativeFrom="page">
-                  <wp14:pctWidth>0</wp14:pctWidth>
-                </wp14:sizeRelH>
-                <wp14:sizeRelV relativeFrom="page">
-                  <wp14:pctHeight>0</wp14:pctHeight>
-                </wp14:sizeRelV>
-              </wp:anchor>
+              <ns3:anchor distT="0" distB="0" distL="114300" distR="114300" simplePos="0" relativeHeight="251664384" behindDoc="0" locked="0" layoutInCell="1" allowOverlap="1" ns4:anchorId="3D2C9350" ns4:editId="4A22568E">
+                <ns3:simplePos x="0" y="0"/>
+                <ns3:positionH relativeFrom="column">
+                  <ns3:posOffset>91440</ns3:posOffset>
+                </ns3:positionH>
+                <ns3:positionV relativeFrom="paragraph">
+                  <ns3:posOffset>15240</ns3:posOffset>
+                </ns3:positionV>
+                <ns3:extent cx="1859915" cy="6186805"/>
+                <ns3:effectExtent l="0" t="0" r="26035" b="23495"/>
+                <ns3:wrapNone/>
+                <ns3:docPr id="197" name="docshape4"/>
+                <ns3:cNvGraphicFramePr>
+                  <ns5:graphicFrameLocks/>
+                </ns3:cNvGraphicFramePr>
+                <ns5:graphic>
+                  <ns5:graphicData uri="http://schemas.microsoft.com/office/word/2010/wordprocessingShape">
+                    <ns9:wsp>
+                      <ns9:cNvSpPr>
+                        <ns5:spLocks/>
+                      </ns9:cNvSpPr>
+                      <ns9:spPr bwMode="auto">
+                        <ns5:xfrm>
+                          <ns5:off x="0" y="0"/>
+                          <ns5:ext cx="1859915" cy="6186805"/>
+                        </ns5:xfrm>
+                        <ns5:custGeom>
+                          <ns5:avLst/>
+                          <ns5:gdLst>
+                            <ns5:gd name="T0" fmla="+- 0 268 268"/>
+                            <ns5:gd name="T1" fmla="*/ T0 w 2929"/>
+                            <ns5:gd name="T2" fmla="+- 0 697 690"/>
+                            <ns5:gd name="T3" fmla="*/ 697 h 9885"/>
+                            <ns5:gd name="T4" fmla="+- 0 3197 268"/>
+                            <ns5:gd name="T5" fmla="*/ T4 w 2929"/>
+                            <ns5:gd name="T6" fmla="+- 0 697 690"/>
+                            <ns5:gd name="T7" fmla="*/ 697 h 9885"/>
+                            <ns5:gd name="T8" fmla="+- 0 3197 268"/>
+                            <ns5:gd name="T9" fmla="*/ T8 w 2929"/>
+                            <ns5:gd name="T10" fmla="+- 0 1374 690"/>
+                            <ns5:gd name="T11" fmla="*/ 1374 h 9885"/>
+                            <ns5:gd name="T12" fmla="+- 0 268 268"/>
+                            <ns5:gd name="T13" fmla="*/ T12 w 2929"/>
+                            <ns5:gd name="T14" fmla="+- 0 1374 690"/>
+                            <ns5:gd name="T15" fmla="*/ 1374 h 9885"/>
+                            <ns5:gd name="T16" fmla="+- 0 268 268"/>
+                            <ns5:gd name="T17" fmla="*/ T16 w 2929"/>
+                            <ns5:gd name="T18" fmla="+- 0 697 690"/>
+                            <ns5:gd name="T19" fmla="*/ 697 h 9885"/>
+                            <ns5:gd name="T20" fmla="+- 0 268 268"/>
+                            <ns5:gd name="T21" fmla="*/ T20 w 2929"/>
+                            <ns5:gd name="T22" fmla="+- 0 690 690"/>
+                            <ns5:gd name="T23" fmla="*/ 690 h 9885"/>
+                            <ns5:gd name="T24" fmla="+- 0 3197 268"/>
+                            <ns5:gd name="T25" fmla="*/ T24 w 2929"/>
+                            <ns5:gd name="T26" fmla="+- 0 690 690"/>
+                            <ns5:gd name="T27" fmla="*/ 690 h 9885"/>
+                            <ns5:gd name="T28" fmla="+- 0 3197 268"/>
+                            <ns5:gd name="T29" fmla="*/ T28 w 2929"/>
+                            <ns5:gd name="T30" fmla="+- 0 10574 690"/>
+                            <ns5:gd name="T31" fmla="*/ 10574 h 9885"/>
+                            <ns5:gd name="T32" fmla="+- 0 268 268"/>
+                            <ns5:gd name="T33" fmla="*/ T32 w 2929"/>
+                            <ns5:gd name="T34" fmla="+- 0 10574 690"/>
+                            <ns5:gd name="T35" fmla="*/ 10574 h 9885"/>
+                            <ns5:gd name="T36" fmla="+- 0 268 268"/>
+                            <ns5:gd name="T37" fmla="*/ T36 w 2929"/>
+                            <ns5:gd name="T38" fmla="+- 0 690 690"/>
+                            <ns5:gd name="T39" fmla="*/ 690 h 9885"/>
+                          </ns5:gdLst>
+                          <ns5:ahLst/>
+                          <ns5:cxnLst>
+                            <ns5:cxn ang="0">
+                              <ns5:pos x="T1" y="T3"/>
+                            </ns5:cxn>
+                            <ns5:cxn ang="0">
+                              <ns5:pos x="T5" y="T7"/>
+                            </ns5:cxn>
+                            <ns5:cxn ang="0">
+                              <ns5:pos x="T9" y="T11"/>
+                            </ns5:cxn>
+                            <ns5:cxn ang="0">
+                              <ns5:pos x="T13" y="T15"/>
+                            </ns5:cxn>
+                            <ns5:cxn ang="0">
+                              <ns5:pos x="T17" y="T19"/>
+                            </ns5:cxn>
+                            <ns5:cxn ang="0">
+                              <ns5:pos x="T21" y="T23"/>
+                            </ns5:cxn>
+                            <ns5:cxn ang="0">
+                              <ns5:pos x="T25" y="T27"/>
+                            </ns5:cxn>
+                            <ns5:cxn ang="0">
+                              <ns5:pos x="T29" y="T31"/>
+                            </ns5:cxn>
+                            <ns5:cxn ang="0">
+                              <ns5:pos x="T33" y="T35"/>
+                            </ns5:cxn>
+                            <ns5:cxn ang="0">
+                              <ns5:pos x="T37" y="T39"/>
+                            </ns5:cxn>
+                          </ns5:cxnLst>
+                          <ns5:rect l="0" t="0" r="r" b="b"/>
+                          <ns5:pathLst>
+                            <ns5:path w="2929" h="9885">
+                              <ns5:moveTo>
+                                <ns5:pt x="0" y="7"/>
+                              </ns5:moveTo>
+                              <ns5:lnTo>
+                                <ns5:pt x="2929" y="7"/>
+                              </ns5:lnTo>
+                              <ns5:lnTo>
+                                <ns5:pt x="2929" y="684"/>
+                              </ns5:lnTo>
+                              <ns5:lnTo>
+                                <ns5:pt x="0" y="684"/>
+                              </ns5:lnTo>
+                              <ns5:lnTo>
+                                <ns5:pt x="0" y="7"/>
+                              </ns5:lnTo>
+                              <ns5:close/>
+                              <ns5:moveTo>
+                                <ns5:pt x="0" y="0"/>
+                              </ns5:moveTo>
+                              <ns5:lnTo>
+                                <ns5:pt x="2929" y="0"/>
+                              </ns5:lnTo>
+                              <ns5:lnTo>
+                                <ns5:pt x="2929" y="9884"/>
+                              </ns5:lnTo>
+                              <ns5:lnTo>
+                                <ns5:pt x="0" y="9884"/>
+                              </ns5:lnTo>
+                              <ns5:lnTo>
+                                <ns5:pt x="0" y="0"/>
+                              </ns5:lnTo>
+                              <ns5:close/>
+                            </ns5:path>
+                          </ns5:pathLst>
+                        </ns5:custGeom>
+                        <ns5:noFill/>
+                        <ns5:ln w="24422">
+                          <ns5:solidFill>
+                            <ns5:srgbClr val="221F1F"/>
+                          </ns5:solidFill>
+                          <ns5:round/>
+                          <ns5:headEnd/>
+                          <ns5:tailEnd/>
+                        </ns5:ln>
+                        <ns5:extLst>
+                          <ns5:ext uri="{909E8E84-426E-40DD-AFC4-6F175D3DCCD1}">
+                            <ns8:hiddenFill>
+                              <ns5:solidFill>
+                                <ns5:srgbClr val="FFFFFF"/>
+                              </ns5:solidFill>
+                            </ns8:hiddenFill>
+                          </ns5:ext>
+                        </ns5:extLst>
+                      </ns9:spPr>
+                      <ns9:bodyPr rot="0" vert="horz" wrap="square" lIns="91440" tIns="45720" rIns="91440" bIns="45720" anchor="t" anchorCtr="0" upright="1">
+                        <ns5:noAutofit/>
+                      </ns9:bodyPr>
+                    </ns9:wsp>
+                  </ns5:graphicData>
+                </ns5:graphic>
+                <ns4:sizeRelH relativeFrom="page">
+                  <ns4:pctWidth>0</ns4:pctWidth>
+                </ns4:sizeRelH>
+                <ns4:sizeRelV relativeFrom="page">
+                  <ns4:pctHeight>0</ns4:pctHeight>
+                </ns4:sizeRelV>
+              </ns3:anchor>
             </w:drawing>
-          </mc:Choice>
-          <mc:Fallback>
+          </ns1:Choice>
+          <ns1:Fallback>
             <w:pict>
-              <v:shape w14:anchorId="2CEEBFA6" id="docshape4" o:spid="_x0000_s1026" style="position:absolute;margin-left:7.2pt;margin-top:1.2pt;width:146.45pt;height:487.15pt;z-index:251664384;visibility:visible;mso-wrap-style:square;mso-width-percent:0;mso-height-percent:0;mso-wrap-distance-left:9pt;mso-wrap-distance-top:0;mso-wrap-distance-right:9pt;mso-wrap-distance-bottom:0;mso-position-horizontal:absolute;mso-position-horizontal-relative:text;mso-position-vertical:absolute;mso-position-vertical-relative:text;mso-width-percent:0;mso-height-percent:0;mso-width-relative:page;mso-height-relative:page;v-text-anchor:top" coordsize="2929,9885" o:gfxdata="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" path="m,7r2929,l2929,684,,684,,7xm,l2929,r,9884l,9884,,xe" filled="f" strokecolor="#221f1f" strokeweight=".67839mm">
-                <v:path arrowok="t" o:connecttype="custom" o:connectlocs="0,436237;1859915,436237;1859915,859957;0,859957;0,436237;0,431856;1859915,431856;1859915,6618035;0,6618035;0,431856" o:connectangles="0,0,0,0,0,0,0,0,0,0"/>
-              </v:shape>
+              <ns10:shape ns2:anchorId="2CEEBFA6" id="docshape4" ns11:spid="_x0000_s1026" style="position:absolute;margin-left:7.2pt;margin-top:1.2pt;width:146.45pt;height:487.15pt;z-index:251664384;visibility:visible;mso-wrap-style:square;mso-width-percent:0;mso-height-percent:0;mso-wrap-distance-left:9pt;mso-wrap-distance-top:0;mso-wrap-distance-right:9pt;mso-wrap-distance-bottom:0;mso-position-horizontal:absolute;mso-position-horizontal-relative:text;mso-position-vertical:absolute;mso-position-vertical-relative:text;mso-width-percent:0;mso-height-percent:0;mso-width-relative:page;mso-height-relative:page;v-text-anchor:top" coordsize="2929,9885" ns11:gfxdata="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" path="m,7r2929,l2929,684,,684,,7xm,l2929,r,9884l,9884,,xe" filled="f" strokecolor="#221f1f" strokeweight=".67839mm">
+                <ns10:path arrowok="t" ns11:connecttype="custom" ns11:connectlocs="0,436237;1859915,436237;1859915,859957;0,859957;0,436237;0,431856;1859915,431856;1859915,6618035;0,6618035;0,431856" ns11:connectangles="0,0,0,0,0,0,0,0,0,0"/>
+              </ns10:shape>
             </w:pict>
-          </mc:Fallback>
-        </mc:AlternateContent>
+          </ns1:Fallback>
+        </ns1:AlternateContent>
       </w:r>
       <w:r>
         <w:rPr>
@@ -547,60 +547,60 @@
           <w:sz w:val="44"/>
           <w:szCs w:val="44"/>
         </w:rPr>
-        <mc:AlternateContent>
-          <mc:Choice Requires="wps">
+        <ns1:AlternateContent>
+          <ns1:Choice Requires="wps">
             <w:drawing>
-              <wp:anchor distT="0" distB="0" distL="114300" distR="114300" simplePos="0" relativeHeight="251652096" behindDoc="0" locked="0" layoutInCell="1" allowOverlap="1" wp14:anchorId="7C462902" wp14:editId="632D3629">
-                <wp:simplePos x="0" y="0"/>
-                <wp:positionH relativeFrom="column">
-                  <wp:posOffset>2281955</wp:posOffset>
-                </wp:positionH>
-                <wp:positionV relativeFrom="paragraph">
-                  <wp:posOffset>148822</wp:posOffset>
-                </wp:positionV>
-                <wp:extent cx="302630" cy="262255"/>
-                <wp:effectExtent l="0" t="0" r="21590" b="23495"/>
-                <wp:wrapNone/>
-                <wp:docPr id="1847979597" name="docshape10"/>
-                <wp:cNvGraphicFramePr>
-                  <a:graphicFrameLocks xmlns:a="http://schemas.openxmlformats.org/drawingml/2006/main"/>
-                </wp:cNvGraphicFramePr>
-                <a:graphic xmlns:a="http://schemas.openxmlformats.org/drawingml/2006/main">
-                  <a:graphicData uri="http://schemas.microsoft.com/office/word/2010/wordprocessingShape">
-                    <wps:wsp>
-                      <wps:cNvSpPr txBox="1">
-                        <a:spLocks noChangeArrowheads="1"/>
-                      </wps:cNvSpPr>
-                      <wps:spPr bwMode="auto">
-                        <a:xfrm>
-                          <a:off x="0" y="0"/>
-                          <a:ext cx="302630" cy="262255"/>
-                        </a:xfrm>
-                        <a:prstGeom prst="rect">
-                          <a:avLst/>
-                        </a:prstGeom>
-                        <a:noFill/>
-                        <a:ln w="20320">
-                          <a:solidFill>
-                            <a:srgbClr val="000000"/>
-                          </a:solidFill>
-                          <a:miter lim="800000"/>
-                          <a:headEnd/>
-                          <a:tailEnd/>
-                        </a:ln>
-                        <a:extLst>
-                          <a:ext uri="{909E8E84-426E-40DD-AFC4-6F175D3DCCD1}">
-                            <a14:hiddenFill xmlns:a14="http://schemas.microsoft.com/office/drawing/2010/main">
-                              <a:solidFill>
-                                <a:srgbClr val="FFFFFF"/>
-                              </a:solidFill>
-                            </a14:hiddenFill>
-                          </a:ext>
-                        </a:extLst>
-                      </wps:spPr>
-                      <wps:txbx>
+              <ns3:anchor distT="0" distB="0" distL="114300" distR="114300" simplePos="0" relativeHeight="251652096" behindDoc="0" locked="0" layoutInCell="1" allowOverlap="1" ns4:anchorId="7C462902" ns4:editId="632D3629">
+                <ns3:simplePos x="0" y="0"/>
+                <ns3:positionH relativeFrom="column">
+                  <ns3:posOffset>2281955</ns3:posOffset>
+                </ns3:positionH>
+                <ns3:positionV relativeFrom="paragraph">
+                  <ns3:posOffset>148822</ns3:posOffset>
+                </ns3:positionV>
+                <ns3:extent cx="302630" cy="262255"/>
+                <ns3:effectExtent l="0" t="0" r="21590" b="23495"/>
+                <ns3:wrapNone/>
+                <ns3:docPr id="1847979597" name="docshape10"/>
+                <ns3:cNvGraphicFramePr>
+                  <ns5:graphicFrameLocks/>
+                </ns3:cNvGraphicFramePr>
+                <ns5:graphic>
+                  <ns5:graphicData uri="http://schemas.microsoft.com/office/word/2010/wordprocessingShape">
+                    <ns9:wsp>
+                      <ns9:cNvSpPr txBox="1">
+                        <ns5:spLocks noChangeArrowheads="1"/>
+                      </ns9:cNvSpPr>
+                      <ns9:spPr bwMode="auto">
+                        <ns5:xfrm>
+                          <ns5:off x="0" y="0"/>
+                          <ns5:ext cx="302630" cy="262255"/>
+                        </ns5:xfrm>
+                        <ns5:prstGeom prst="rect">
+                          <ns5:avLst/>
+                        </ns5:prstGeom>
+                        <ns5:noFill/>
+                        <ns5:ln w="20320">
+                          <ns5:solidFill>
+                            <ns5:srgbClr val="000000"/>
+                          </ns5:solidFill>
+                          <ns5:miter lim="800000"/>
+                          <ns5:headEnd/>
+                          <ns5:tailEnd/>
+                        </ns5:ln>
+                        <ns5:extLst>
+                          <ns5:ext uri="{909E8E84-426E-40DD-AFC4-6F175D3DCCD1}">
+                            <ns8:hiddenFill>
+                              <ns5:solidFill>
+                                <ns5:srgbClr val="FFFFFF"/>
+                              </ns5:solidFill>
+                            </ns8:hiddenFill>
+                          </ns5:ext>
+                        </ns5:extLst>
+                      </ns9:spPr>
+                      <ns9:txbx>
                         <w:txbxContent>
-                          <w:p>
+                          <w:p ns2:paraId="700FD0A1" ns2:textId="77777777">
                             <w:pPr>
                               <w:spacing w:before="72"/>
                               <w:ind w:left="142"/>
@@ -617,25 +617,25 @@
                             </w:r>
                           </w:p>
                         </w:txbxContent>
-                      </wps:txbx>
-                      <wps:bodyPr rot="0" vert="horz" wrap="square" lIns="0" tIns="0" rIns="0" bIns="0" anchor="t" anchorCtr="0" upright="1">
-                        <a:noAutofit/>
-                      </wps:bodyPr>
-                    </wps:wsp>
-                  </a:graphicData>
-                </a:graphic>
-                <wp14:sizeRelH relativeFrom="margin">
-                  <wp14:pctWidth>0</wp14:pctWidth>
-                </wp14:sizeRelH>
-              </wp:anchor>
+                      </ns9:txbx>
+                      <ns9:bodyPr rot="0" vert="horz" wrap="square" lIns="0" tIns="0" rIns="0" bIns="0" anchor="t" anchorCtr="0" upright="1">
+                        <ns5:noAutofit/>
+                      </ns9:bodyPr>
+                    </ns9:wsp>
+                  </ns5:graphicData>
+                </ns5:graphic>
+                <ns4:sizeRelH relativeFrom="margin">
+                  <ns4:pctWidth>0</ns4:pctWidth>
+                </ns4:sizeRelH>
+              </ns3:anchor>
             </w:drawing>
-          </mc:Choice>
-          <mc:Fallback>
+          </ns1:Choice>
+          <ns1:Fallback>
             <w:pict>
-              <v:shape w14:anchorId="7C462902" id="docshape10" o:spid="_x0000_s1027" type="#_x0000_t202" style="position:absolute;left:0;text-align:left;margin-left:179.7pt;margin-top:11.7pt;width:23.85pt;height:20.65pt;z-index:251652096;visibility:visible;mso-wrap-style:square;mso-width-percent:0;mso-wrap-distance-left:9pt;mso-wrap-distance-top:0;mso-wrap-distance-right:9pt;mso-wrap-distance-bottom:0;mso-position-horizontal:absolute;mso-position-horizontal-relative:text;mso-position-vertical:absolute;mso-position-vertical-relative:text;mso-width-percent:0;mso-width-relative:margin;v-text-anchor:top" o:gfxdata="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" filled="f" strokeweight="1.6pt">
-                <v:textbox inset="0,0,0,0">
+              <ns10:shape ns2:anchorId="7C462902" id="docshape10" ns11:spid="_x0000_s1027" type="#_x0000_t202" style="position:absolute;left:0;text-align:left;margin-left:179.7pt;margin-top:11.7pt;width:23.85pt;height:20.65pt;z-index:251652096;visibility:visible;mso-wrap-style:square;mso-width-percent:0;mso-wrap-distance-left:9pt;mso-wrap-distance-top:0;mso-wrap-distance-right:9pt;mso-wrap-distance-bottom:0;mso-position-horizontal:absolute;mso-position-horizontal-relative:text;mso-position-vertical:absolute;mso-position-vertical-relative:text;mso-width-percent:0;mso-width-relative:margin;v-text-anchor:top" ns11:gfxdata="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" filled="f" strokeweight="1.6pt">
+                <ns10:textbox inset="0,0,0,0">
                   <w:txbxContent>
-                    <w:p>
+                    <w:p ns2:paraId="700FD0A1" ns2:textId="77777777">
                       <w:pPr>
                         <w:spacing w:before="72"/>
                         <w:ind w:left="142"/>
@@ -652,11 +652,11 @@
                       </w:r>
                     </w:p>
                   </w:txbxContent>
-                </v:textbox>
-              </v:shape>
+                </ns10:textbox>
+              </ns10:shape>
             </w:pict>
-          </mc:Fallback>
-        </mc:AlternateContent>
+          </ns1:Fallback>
+        </ns1:AlternateContent>
       </w:r>
       <w:r>
         <w:rPr>
@@ -667,48 +667,48 @@
           <w:szCs w:val="44"/>
           <w:shd w:val="clear" w:color="auto" w:fill="E48F06"/>
         </w:rPr>
-        <mc:AlternateContent>
-          <mc:Choice Requires="wps">
+        <ns1:AlternateContent>
+          <ns1:Choice Requires="wps">
             <w:drawing>
-              <wp:anchor distT="0" distB="0" distL="114300" distR="114300" simplePos="0" relativeHeight="251667456" behindDoc="0" locked="0" layoutInCell="1" allowOverlap="1" wp14:anchorId="6A00A0E1" wp14:editId="4E7C6B71">
-                <wp:simplePos x="0" y="0"/>
-                <wp:positionH relativeFrom="column">
-                  <wp:posOffset>107950</wp:posOffset>
-                </wp:positionH>
-                <wp:positionV relativeFrom="paragraph">
-                  <wp:posOffset>34290</wp:posOffset>
-                </wp:positionV>
-                <wp:extent cx="1835150" cy="405765"/>
-                <wp:effectExtent l="0" t="0" r="0" b="0"/>
-                <wp:wrapNone/>
-                <wp:docPr id="199" name="docshape10"/>
-                <wp:cNvGraphicFramePr>
-                  <a:graphicFrameLocks xmlns:a="http://schemas.openxmlformats.org/drawingml/2006/main"/>
-                </wp:cNvGraphicFramePr>
-                <a:graphic xmlns:a="http://schemas.openxmlformats.org/drawingml/2006/main">
-                  <a:graphicData uri="http://schemas.microsoft.com/office/word/2010/wordprocessingShape">
-                    <wps:wsp>
-                      <wps:cNvSpPr txBox="1">
-                        <a:spLocks noChangeArrowheads="1"/>
-                      </wps:cNvSpPr>
-                      <wps:spPr bwMode="auto">
-                        <a:xfrm>
-                          <a:off x="0" y="0"/>
-                          <a:ext cx="1835150" cy="405765"/>
-                        </a:xfrm>
-                        <a:prstGeom prst="rect">
-                          <a:avLst/>
-                        </a:prstGeom>
-                        <a:solidFill>
-                          <a:srgbClr val="1E3465"/>
-                        </a:solidFill>
-                        <a:ln>
-                          <a:noFill/>
-                        </a:ln>
-                      </wps:spPr>
-                      <wps:txbx>
+              <ns3:anchor distT="0" distB="0" distL="114300" distR="114300" simplePos="0" relativeHeight="251667456" behindDoc="0" locked="0" layoutInCell="1" allowOverlap="1" ns4:anchorId="6A00A0E1" ns4:editId="4E7C6B71">
+                <ns3:simplePos x="0" y="0"/>
+                <ns3:positionH relativeFrom="column">
+                  <ns3:posOffset>107950</ns3:posOffset>
+                </ns3:positionH>
+                <ns3:positionV relativeFrom="paragraph">
+                  <ns3:posOffset>34290</ns3:posOffset>
+                </ns3:positionV>
+                <ns3:extent cx="1835150" cy="405765"/>
+                <ns3:effectExtent l="0" t="0" r="0" b="0"/>
+                <ns3:wrapNone/>
+                <ns3:docPr id="199" name="docshape10"/>
+                <ns3:cNvGraphicFramePr>
+                  <ns5:graphicFrameLocks/>
+                </ns3:cNvGraphicFramePr>
+                <ns5:graphic>
+                  <ns5:graphicData uri="http://schemas.microsoft.com/office/word/2010/wordprocessingShape">
+                    <ns9:wsp>
+                      <ns9:cNvSpPr txBox="1">
+                        <ns5:spLocks noChangeArrowheads="1"/>
+                      </ns9:cNvSpPr>
+                      <ns9:spPr bwMode="auto">
+                        <ns5:xfrm>
+                          <ns5:off x="0" y="0"/>
+                          <ns5:ext cx="1835150" cy="405765"/>
+                        </ns5:xfrm>
+                        <ns5:prstGeom prst="rect">
+                          <ns5:avLst/>
+                        </ns5:prstGeom>
+                        <ns5:solidFill>
+                          <ns5:srgbClr val="1E3465"/>
+                        </ns5:solidFill>
+                        <ns5:ln>
+                          <ns5:noFill/>
+                        </ns5:ln>
+                      </ns9:spPr>
+                      <ns9:txbx>
                         <w:txbxContent>
-                          <w:p>
+                          <w:p ns2:paraId="497BD088" ns2:textId="77777777">
                             <w:pPr>
                               <w:jc w:val="center"/>
                               <w:rPr>
@@ -716,7 +716,7 @@
                                 <w:color w:val="000000"/>
                                 <w:w w:val="80"/>
                                 <w:sz w:val="44"/>
-                                <w14:numSpacing w14:val="proportional"/>
+                                <ns2:numSpacing ns2:val="proportional"/>
                               </w:rPr>
                             </w:pPr>
                             <w:r>
@@ -725,28 +725,28 @@
                                 <w:color w:val="FFFFFF"/>
                                 <w:w w:val="80"/>
                                 <w:sz w:val="44"/>
-                                <w14:numSpacing w14:val="proportional"/>
+                                <ns2:numSpacing ns2:val="proportional"/>
                               </w:rPr>
                               <w:t>COVERED LOSSES</w:t>
                             </w:r>
                           </w:p>
                         </w:txbxContent>
-                      </wps:txbx>
-                      <wps:bodyPr rot="0" vert="horz" wrap="square" lIns="0" tIns="0" rIns="0" bIns="0" anchor="t" anchorCtr="0" upright="1">
-                        <a:noAutofit/>
-                      </wps:bodyPr>
-                    </wps:wsp>
-                  </a:graphicData>
-                </a:graphic>
-              </wp:anchor>
+                      </ns9:txbx>
+                      <ns9:bodyPr rot="0" vert="horz" wrap="square" lIns="0" tIns="0" rIns="0" bIns="0" anchor="t" anchorCtr="0" upright="1">
+                        <ns5:noAutofit/>
+                      </ns9:bodyPr>
+                    </ns9:wsp>
+                  </ns5:graphicData>
+                </ns5:graphic>
+              </ns3:anchor>
             </w:drawing>
-          </mc:Choice>
-          <mc:Fallback>
+          </ns1:Choice>
+          <ns1:Fallback>
             <w:pict>
-              <v:shape w14:anchorId="6A00A0E1" id="_x0000_s1028" type="#_x0000_t202" style="position:absolute;left:0;text-align:left;margin-left:8.5pt;margin-top:2.7pt;width:144.5pt;height:31.95pt;z-index:251667456;visibility:visible;mso-wrap-style:square;mso-wrap-distance-left:9pt;mso-wrap-distance-top:0;mso-wrap-distance-right:9pt;mso-wrap-distance-bottom:0;mso-position-horizontal:absolute;mso-position-horizontal-relative:text;mso-position-vertical:absolute;mso-position-vertical-relative:text;v-text-anchor:top" o:gfxdata="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" fillcolor="#1e3465" stroked="f">
-                <v:textbox inset="0,0,0,0">
+              <ns10:shape ns2:anchorId="6A00A0E1" id="_x0000_s1028" type="#_x0000_t202" style="position:absolute;left:0;text-align:left;margin-left:8.5pt;margin-top:2.7pt;width:144.5pt;height:31.95pt;z-index:251667456;visibility:visible;mso-wrap-style:square;mso-wrap-distance-left:9pt;mso-wrap-distance-top:0;mso-wrap-distance-right:9pt;mso-wrap-distance-bottom:0;mso-position-horizontal:absolute;mso-position-horizontal-relative:text;mso-position-vertical:absolute;mso-position-vertical-relative:text;v-text-anchor:top" ns11:gfxdata="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" fillcolor="#1e3465" stroked="f">
+                <ns10:textbox inset="0,0,0,0">
                   <w:txbxContent>
-                    <w:p>
+                    <w:p ns2:paraId="497BD088" ns2:textId="77777777">
                       <w:pPr>
                         <w:jc w:val="center"/>
                         <w:rPr>
@@ -754,7 +754,7 @@
                           <w:color w:val="000000"/>
                           <w:w w:val="80"/>
                           <w:sz w:val="44"/>
-                          <w14:numSpacing w14:val="proportional"/>
+                          <ns2:numSpacing ns2:val="proportional"/>
                         </w:rPr>
                       </w:pPr>
                       <w:r>
@@ -763,17 +763,17 @@
                           <w:color w:val="FFFFFF"/>
                           <w:w w:val="80"/>
                           <w:sz w:val="44"/>
-                          <w14:numSpacing w14:val="proportional"/>
+                          <ns2:numSpacing ns2:val="proportional"/>
                         </w:rPr>
                         <w:t>COVERED LOSSES</w:t>
                       </w:r>
                     </w:p>
                   </w:txbxContent>
-                </v:textbox>
-              </v:shape>
+                </ns10:textbox>
+              </ns10:shape>
             </w:pict>
-          </mc:Fallback>
-        </mc:AlternateContent>
+          </ns1:Fallback>
+        </ns1:AlternateContent>
       </w:r>
       <w:r>
         <w:rPr>
@@ -784,48 +784,48 @@
           <w:szCs w:val="44"/>
           <w:shd w:val="clear" w:color="auto" w:fill="E48F06"/>
         </w:rPr>
-        <mc:AlternateContent>
-          <mc:Choice Requires="wps">
+        <ns1:AlternateContent>
+          <ns1:Choice Requires="wps">
             <w:drawing>
-              <wp:anchor distT="0" distB="0" distL="114300" distR="114300" simplePos="0" relativeHeight="251656192" behindDoc="0" locked="0" layoutInCell="1" allowOverlap="1" wp14:anchorId="29CEF012" wp14:editId="6E86A54E">
-                <wp:simplePos x="0" y="0"/>
-                <wp:positionH relativeFrom="column">
-                  <wp:posOffset>101600</wp:posOffset>
-                </wp:positionH>
-                <wp:positionV relativeFrom="paragraph">
-                  <wp:posOffset>31750</wp:posOffset>
-                </wp:positionV>
-                <wp:extent cx="1835150" cy="405765"/>
-                <wp:effectExtent l="0" t="0" r="0" b="0"/>
-                <wp:wrapNone/>
-                <wp:docPr id="24" name="docshape10"/>
-                <wp:cNvGraphicFramePr>
-                  <a:graphicFrameLocks xmlns:a="http://schemas.openxmlformats.org/drawingml/2006/main"/>
-                </wp:cNvGraphicFramePr>
-                <a:graphic xmlns:a="http://schemas.openxmlformats.org/drawingml/2006/main">
-                  <a:graphicData uri="http://schemas.microsoft.com/office/word/2010/wordprocessingShape">
-                    <wps:wsp>
-                      <wps:cNvSpPr txBox="1">
-                        <a:spLocks noChangeArrowheads="1"/>
-                      </wps:cNvSpPr>
-                      <wps:spPr bwMode="auto">
-                        <a:xfrm>
-                          <a:off x="0" y="0"/>
-                          <a:ext cx="1835150" cy="405765"/>
-                        </a:xfrm>
-                        <a:prstGeom prst="rect">
-                          <a:avLst/>
-                        </a:prstGeom>
-                        <a:solidFill>
-                          <a:srgbClr val="E48F06"/>
-                        </a:solidFill>
-                        <a:ln>
-                          <a:noFill/>
-                        </a:ln>
-                      </wps:spPr>
-                      <wps:txbx>
+              <ns3:anchor distT="0" distB="0" distL="114300" distR="114300" simplePos="0" relativeHeight="251656192" behindDoc="0" locked="0" layoutInCell="1" allowOverlap="1" ns4:anchorId="29CEF012" ns4:editId="6E86A54E">
+                <ns3:simplePos x="0" y="0"/>
+                <ns3:positionH relativeFrom="column">
+                  <ns3:posOffset>101600</ns3:posOffset>
+                </ns3:positionH>
+                <ns3:positionV relativeFrom="paragraph">
+                  <ns3:posOffset>31750</ns3:posOffset>
+                </ns3:positionV>
+                <ns3:extent cx="1835150" cy="405765"/>
+                <ns3:effectExtent l="0" t="0" r="0" b="0"/>
+                <ns3:wrapNone/>
+                <ns3:docPr id="24" name="docshape10"/>
+                <ns3:cNvGraphicFramePr>
+                  <ns5:graphicFrameLocks/>
+                </ns3:cNvGraphicFramePr>
+                <ns5:graphic>
+                  <ns5:graphicData uri="http://schemas.microsoft.com/office/word/2010/wordprocessingShape">
+                    <ns9:wsp>
+                      <ns9:cNvSpPr txBox="1">
+                        <ns5:spLocks noChangeArrowheads="1"/>
+                      </ns9:cNvSpPr>
+                      <ns9:spPr bwMode="auto">
+                        <ns5:xfrm>
+                          <ns5:off x="0" y="0"/>
+                          <ns5:ext cx="1835150" cy="405765"/>
+                        </ns5:xfrm>
+                        <ns5:prstGeom prst="rect">
+                          <ns5:avLst/>
+                        </ns5:prstGeom>
+                        <ns5:solidFill>
+                          <ns5:srgbClr val="E48F06"/>
+                        </ns5:solidFill>
+                        <ns5:ln>
+                          <ns5:noFill/>
+                        </ns5:ln>
+                      </ns9:spPr>
+                      <ns9:txbx>
                         <w:txbxContent>
-                          <w:p>
+                          <w:p ns2:paraId="0F6CC2FE" ns2:textId="77777777">
                             <w:pPr>
                               <w:jc w:val="center"/>
                               <w:rPr>
@@ -833,7 +833,7 @@
                                 <w:color w:val="000000"/>
                                 <w:w w:val="80"/>
                                 <w:sz w:val="44"/>
-                                <w14:numSpacing w14:val="proportional"/>
+                                <ns2:numSpacing ns2:val="proportional"/>
                               </w:rPr>
                             </w:pPr>
                             <w:r>
@@ -842,28 +842,28 @@
                                 <w:color w:val="FFFFFF"/>
                                 <w:w w:val="80"/>
                                 <w:sz w:val="44"/>
-                                <w14:numSpacing w14:val="proportional"/>
+                                <ns2:numSpacing ns2:val="proportional"/>
                               </w:rPr>
                               <w:t>COVERED LOSSES</w:t>
                             </w:r>
                           </w:p>
                         </w:txbxContent>
-                      </wps:txbx>
-                      <wps:bodyPr rot="0" vert="horz" wrap="square" lIns="0" tIns="0" rIns="0" bIns="0" anchor="t" anchorCtr="0" upright="1">
-                        <a:noAutofit/>
-                      </wps:bodyPr>
-                    </wps:wsp>
-                  </a:graphicData>
-                </a:graphic>
-              </wp:anchor>
+                      </ns9:txbx>
+                      <ns9:bodyPr rot="0" vert="horz" wrap="square" lIns="0" tIns="0" rIns="0" bIns="0" anchor="t" anchorCtr="0" upright="1">
+                        <ns5:noAutofit/>
+                      </ns9:bodyPr>
+                    </ns9:wsp>
+                  </ns5:graphicData>
+                </ns5:graphic>
+              </ns3:anchor>
             </w:drawing>
-          </mc:Choice>
-          <mc:Fallback>
+          </ns1:Choice>
+          <ns1:Fallback>
             <w:pict>
-              <v:shape w14:anchorId="29CEF012" id="_x0000_s1029" type="#_x0000_t202" style="position:absolute;left:0;text-align:left;margin-left:8pt;margin-top:2.5pt;width:144.5pt;height:31.95pt;z-index:251656192;visibility:visible;mso-wrap-style:square;mso-wrap-distance-left:9pt;mso-wrap-distance-top:0;mso-wrap-distance-right:9pt;mso-wrap-distance-bottom:0;mso-position-horizontal:absolute;mso-position-horizontal-relative:text;mso-position-vertical:absolute;mso-position-vertical-relative:text;v-text-anchor:top" o:gfxdata="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" fillcolor="#e48f06" stroked="f">
-                <v:textbox inset="0,0,0,0">
+              <ns10:shape ns2:anchorId="29CEF012" id="_x0000_s1029" type="#_x0000_t202" style="position:absolute;left:0;text-align:left;margin-left:8pt;margin-top:2.5pt;width:144.5pt;height:31.95pt;z-index:251656192;visibility:visible;mso-wrap-style:square;mso-wrap-distance-left:9pt;mso-wrap-distance-top:0;mso-wrap-distance-right:9pt;mso-wrap-distance-bottom:0;mso-position-horizontal:absolute;mso-position-horizontal-relative:text;mso-position-vertical:absolute;mso-position-vertical-relative:text;v-text-anchor:top" ns11:gfxdata="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" fillcolor="#e48f06" stroked="f">
+                <ns10:textbox inset="0,0,0,0">
                   <w:txbxContent>
-                    <w:p>
+                    <w:p ns2:paraId="0F6CC2FE" ns2:textId="77777777">
                       <w:pPr>
                         <w:jc w:val="center"/>
                         <w:rPr>
@@ -871,7 +871,7 @@
                           <w:color w:val="000000"/>
                           <w:w w:val="80"/>
                           <w:sz w:val="44"/>
-                          <w14:numSpacing w14:val="proportional"/>
+                          <ns2:numSpacing ns2:val="proportional"/>
                         </w:rPr>
                       </w:pPr>
                       <w:r>
@@ -880,17 +880,17 @@
                           <w:color w:val="FFFFFF"/>
                           <w:w w:val="80"/>
                           <w:sz w:val="44"/>
-                          <w14:numSpacing w14:val="proportional"/>
+                          <ns2:numSpacing ns2:val="proportional"/>
                         </w:rPr>
                         <w:t>COVERED LOSSES</w:t>
                       </w:r>
                     </w:p>
                   </w:txbxContent>
-                </v:textbox>
-              </v:shape>
+                </ns10:textbox>
+              </ns10:shape>
             </w:pict>
-          </mc:Fallback>
-        </mc:AlternateContent>
+          </ns1:Fallback>
+        </ns1:AlternateContent>
       </w:r>
       <w:r>
         <w:t>I</w:t>
@@ -995,7 +995,7 @@
         <w:t>PROTECTION FOR MY PROPERTY BECAUSE THE FACILITY DOES NOT EXTEND INSURANCE TO MY STORED</w:t>
       </w:r>
     </w:p>
-    <w:p>
+    <w:p ns2:paraId="5A777AFD" ns2:textId="77777777">
       <w:pPr>
         <w:sectPr>
           <w:type w:val="continuous"/>
@@ -1005,7 +1005,7 @@
         </w:sectPr>
       </w:pPr>
     </w:p>
-    <w:p>
+    <w:p ns2:paraId="34B61081" ns2:textId="59A98A88">
       <w:pPr>
         <w:spacing w:before="33"/>
         <w:ind w:left="3784" w:right="84" w:hanging="120"/>
@@ -1015,7 +1015,7 @@
         </w:rPr>
       </w:pPr>
     </w:p>
-    <w:p>
+    <w:p ns2:paraId="47A40179" ns2:textId="77777777">
       <w:pPr>
         <w:pStyle w:val="BodyText"/>
         <w:rPr>
@@ -1023,7 +1023,7 @@
         </w:rPr>
       </w:pPr>
     </w:p>
-    <w:p>
+    <w:p ns2:paraId="79D96C46" ns2:textId="137EB175">
       <w:pPr>
         <w:pStyle w:val="BodyText"/>
         <w:rPr>
@@ -1035,65 +1035,65 @@
           <w:noProof/>
           <w:sz w:val="20"/>
         </w:rPr>
-        <mc:AlternateContent>
-          <mc:Choice Requires="wps">
+        <ns1:AlternateContent>
+          <ns1:Choice Requires="wps">
             <w:drawing>
-              <wp:anchor distT="0" distB="0" distL="114300" distR="114300" simplePos="0" relativeHeight="251666432" behindDoc="0" locked="0" layoutInCell="1" allowOverlap="1" wp14:anchorId="72CE118D" wp14:editId="49C48713">
-                <wp:simplePos x="0" y="0"/>
-                <wp:positionH relativeFrom="column">
-                  <wp:posOffset>263525</wp:posOffset>
-                </wp:positionH>
-                <wp:positionV relativeFrom="paragraph">
-                  <wp:posOffset>8890</wp:posOffset>
-                </wp:positionV>
-                <wp:extent cx="1520825" cy="2826385"/>
-                <wp:effectExtent l="0" t="0" r="0" b="0"/>
-                <wp:wrapNone/>
-                <wp:docPr id="192" name="docshape6"/>
-                <wp:cNvGraphicFramePr>
-                  <a:graphicFrameLocks xmlns:a="http://schemas.openxmlformats.org/drawingml/2006/main"/>
-                </wp:cNvGraphicFramePr>
-                <a:graphic xmlns:a="http://schemas.openxmlformats.org/drawingml/2006/main">
-                  <a:graphicData uri="http://schemas.microsoft.com/office/word/2010/wordprocessingShape">
-                    <wps:wsp>
-                      <wps:cNvSpPr txBox="1">
-                        <a:spLocks noChangeArrowheads="1"/>
-                      </wps:cNvSpPr>
-                      <wps:spPr bwMode="auto">
-                        <a:xfrm>
-                          <a:off x="0" y="0"/>
-                          <a:ext cx="1520825" cy="2826385"/>
-                        </a:xfrm>
-                        <a:prstGeom prst="rect">
-                          <a:avLst/>
-                        </a:prstGeom>
-                        <a:noFill/>
-                        <a:ln>
-                          <a:noFill/>
-                        </a:ln>
-                        <a:extLst>
-                          <a:ext uri="{909E8E84-426E-40DD-AFC4-6F175D3DCCD1}">
-                            <a14:hiddenFill xmlns:a14="http://schemas.microsoft.com/office/drawing/2010/main">
-                              <a:solidFill>
-                                <a:srgbClr val="FFFFFF"/>
-                              </a:solidFill>
-                            </a14:hiddenFill>
-                          </a:ext>
-                          <a:ext uri="{91240B29-F687-4F45-9708-019B960494DF}">
-                            <a14:hiddenLine xmlns:a14="http://schemas.microsoft.com/office/drawing/2010/main" w="9525">
-                              <a:solidFill>
-                                <a:srgbClr val="000000"/>
-                              </a:solidFill>
-                              <a:miter lim="800000"/>
-                              <a:headEnd/>
-                              <a:tailEnd/>
-                            </a14:hiddenLine>
-                          </a:ext>
-                        </a:extLst>
-                      </wps:spPr>
-                      <wps:txbx>
+              <ns3:anchor distT="0" distB="0" distL="114300" distR="114300" simplePos="0" relativeHeight="251666432" behindDoc="0" locked="0" layoutInCell="1" allowOverlap="1" ns4:anchorId="72CE118D" ns4:editId="49C48713">
+                <ns3:simplePos x="0" y="0"/>
+                <ns3:positionH relativeFrom="column">
+                  <ns3:posOffset>263525</ns3:posOffset>
+                </ns3:positionH>
+                <ns3:positionV relativeFrom="paragraph">
+                  <ns3:posOffset>8890</ns3:posOffset>
+                </ns3:positionV>
+                <ns3:extent cx="1520825" cy="2826385"/>
+                <ns3:effectExtent l="0" t="0" r="0" b="0"/>
+                <ns3:wrapNone/>
+                <ns3:docPr id="192" name="docshape6"/>
+                <ns3:cNvGraphicFramePr>
+                  <ns5:graphicFrameLocks/>
+                </ns3:cNvGraphicFramePr>
+                <ns5:graphic>
+                  <ns5:graphicData uri="http://schemas.microsoft.com/office/word/2010/wordprocessingShape">
+                    <ns9:wsp>
+                      <ns9:cNvSpPr txBox="1">
+                        <ns5:spLocks noChangeArrowheads="1"/>
+                      </ns9:cNvSpPr>
+                      <ns9:spPr bwMode="auto">
+                        <ns5:xfrm>
+                          <ns5:off x="0" y="0"/>
+                          <ns5:ext cx="1520825" cy="2826385"/>
+                        </ns5:xfrm>
+                        <ns5:prstGeom prst="rect">
+                          <ns5:avLst/>
+                        </ns5:prstGeom>
+                        <ns5:noFill/>
+                        <ns5:ln>
+                          <ns5:noFill/>
+                        </ns5:ln>
+                        <ns5:extLst>
+                          <ns5:ext uri="{909E8E84-426E-40DD-AFC4-6F175D3DCCD1}">
+                            <ns8:hiddenFill>
+                              <ns5:solidFill>
+                                <ns5:srgbClr val="FFFFFF"/>
+                              </ns5:solidFill>
+                            </ns8:hiddenFill>
+                          </ns5:ext>
+                          <ns5:ext uri="{91240B29-F687-4F45-9708-019B960494DF}">
+                            <ns8:hiddenLine w="9525">
+                              <ns5:solidFill>
+                                <ns5:srgbClr val="000000"/>
+                              </ns5:solidFill>
+                              <ns5:miter lim="800000"/>
+                              <ns5:headEnd/>
+                              <ns5:tailEnd/>
+                            </ns8:hiddenLine>
+                          </ns5:ext>
+                        </ns5:extLst>
+                      </ns9:spPr>
+                      <ns9:txbx>
                         <w:txbxContent>
-                          <w:p>
+                          <w:p ns2:paraId="120C2DB8" ns2:textId="77777777">
                             <w:pPr>
                               <w:spacing w:line="364" w:lineRule="auto"/>
                               <w:ind w:left="144" w:right="162" w:firstLine="2"/>
@@ -1201,7 +1201,7 @@
                               <w:t>WINDSTORM</w:t>
                             </w:r>
                           </w:p>
-                          <w:p>
+                          <w:p ns2:paraId="7842A04A" ns2:textId="77777777">
                             <w:pPr>
                               <w:spacing w:line="360" w:lineRule="auto"/>
                               <w:ind w:right="18"/>
@@ -1246,7 +1246,7 @@
                               <w:t>EXPLOSION</w:t>
                             </w:r>
                           </w:p>
-                          <w:p>
+                          <w:p ns2:paraId="2F0C3CC8" ns2:textId="77777777">
                             <w:pPr>
                               <w:spacing w:line="341" w:lineRule="exact"/>
                               <w:ind w:right="18"/>
@@ -1266,7 +1266,7 @@
                               <w:t>HAIL</w:t>
                             </w:r>
                           </w:p>
-                          <w:p>
+                          <w:p ns2:paraId="03848EEA" ns2:textId="77777777">
                             <w:pPr>
                               <w:spacing w:line="510" w:lineRule="atLeast"/>
                               <w:ind w:left="467" w:right="487" w:hanging="1"/>
@@ -1287,28 +1287,28 @@
                             </w:r>
                           </w:p>
                         </w:txbxContent>
-                      </wps:txbx>
-                      <wps:bodyPr rot="0" vert="horz" wrap="square" lIns="0" tIns="0" rIns="0" bIns="0" anchor="t" anchorCtr="0" upright="1">
-                        <a:noAutofit/>
-                      </wps:bodyPr>
-                    </wps:wsp>
-                  </a:graphicData>
-                </a:graphic>
-                <wp14:sizeRelH relativeFrom="page">
-                  <wp14:pctWidth>0</wp14:pctWidth>
-                </wp14:sizeRelH>
-                <wp14:sizeRelV relativeFrom="page">
-                  <wp14:pctHeight>0</wp14:pctHeight>
-                </wp14:sizeRelV>
-              </wp:anchor>
+                      </ns9:txbx>
+                      <ns9:bodyPr rot="0" vert="horz" wrap="square" lIns="0" tIns="0" rIns="0" bIns="0" anchor="t" anchorCtr="0" upright="1">
+                        <ns5:noAutofit/>
+                      </ns9:bodyPr>
+                    </ns9:wsp>
+                  </ns5:graphicData>
+                </ns5:graphic>
+                <ns4:sizeRelH relativeFrom="page">
+                  <ns4:pctWidth>0</ns4:pctWidth>
+                </ns4:sizeRelH>
+                <ns4:sizeRelV relativeFrom="page">
+                  <ns4:pctHeight>0</ns4:pctHeight>
+                </ns4:sizeRelV>
+              </ns3:anchor>
             </w:drawing>
-          </mc:Choice>
-          <mc:Fallback>
+          </ns1:Choice>
+          <ns1:Fallback>
             <w:pict>
-              <v:shape w14:anchorId="72CE118D" id="docshape6" o:spid="_x0000_s1030" type="#_x0000_t202" style="position:absolute;margin-left:20.75pt;margin-top:.7pt;width:119.75pt;height:222.55pt;z-index:251666432;visibility:visible;mso-wrap-style:square;mso-width-percent:0;mso-height-percent:0;mso-wrap-distance-left:9pt;mso-wrap-distance-top:0;mso-wrap-distance-right:9pt;mso-wrap-distance-bottom:0;mso-position-horizontal:absolute;mso-position-horizontal-relative:text;mso-position-vertical:absolute;mso-position-vertical-relative:text;mso-width-percent:0;mso-height-percent:0;mso-width-relative:page;mso-height-relative:page;v-text-anchor:top" o:gfxdata="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" filled="f" stroked="f">
-                <v:textbox inset="0,0,0,0">
+              <ns10:shape ns2:anchorId="72CE118D" id="docshape6" ns11:spid="_x0000_s1030" type="#_x0000_t202" style="position:absolute;margin-left:20.75pt;margin-top:.7pt;width:119.75pt;height:222.55pt;z-index:251666432;visibility:visible;mso-wrap-style:square;mso-width-percent:0;mso-height-percent:0;mso-wrap-distance-left:9pt;mso-wrap-distance-top:0;mso-wrap-distance-right:9pt;mso-wrap-distance-bottom:0;mso-position-horizontal:absolute;mso-position-horizontal-relative:text;mso-position-vertical:absolute;mso-position-vertical-relative:text;mso-width-percent:0;mso-height-percent:0;mso-width-relative:page;mso-height-relative:page;v-text-anchor:top" ns11:gfxdata="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" filled="f" stroked="f">
+                <ns10:textbox inset="0,0,0,0">
                   <w:txbxContent>
-                    <w:p>
+                    <w:p ns2:paraId="120C2DB8" ns2:textId="77777777">
                       <w:pPr>
                         <w:spacing w:line="364" w:lineRule="auto"/>
                         <w:ind w:left="144" w:right="162" w:firstLine="2"/>
@@ -1416,7 +1416,7 @@
                         <w:t>WINDSTORM</w:t>
                       </w:r>
                     </w:p>
-                    <w:p>
+                    <w:p ns2:paraId="7842A04A" ns2:textId="77777777">
                       <w:pPr>
                         <w:spacing w:line="360" w:lineRule="auto"/>
                         <w:ind w:right="18"/>
@@ -1461,7 +1461,7 @@
                         <w:t>EXPLOSION</w:t>
                       </w:r>
                     </w:p>
-                    <w:p>
+                    <w:p ns2:paraId="2F0C3CC8" ns2:textId="77777777">
                       <w:pPr>
                         <w:spacing w:line="341" w:lineRule="exact"/>
                         <w:ind w:right="18"/>
@@ -1481,7 +1481,7 @@
                         <w:t>HAIL</w:t>
                       </w:r>
                     </w:p>
-                    <w:p>
+                    <w:p ns2:paraId="03848EEA" ns2:textId="77777777">
                       <w:pPr>
                         <w:spacing w:line="510" w:lineRule="atLeast"/>
                         <w:ind w:left="467" w:right="487" w:hanging="1"/>
@@ -1502,14 +1502,14 @@
                       </w:r>
                     </w:p>
                   </w:txbxContent>
-                </v:textbox>
-              </v:shape>
+                </ns10:textbox>
+              </ns10:shape>
             </w:pict>
-          </mc:Fallback>
-        </mc:AlternateContent>
+          </ns1:Fallback>
+        </ns1:AlternateContent>
       </w:r>
     </w:p>
-    <w:p>
+    <w:p ns2:paraId="251BBA29" ns2:textId="77777777">
       <w:pPr>
         <w:pStyle w:val="BodyText"/>
         <w:rPr>
@@ -1517,7 +1517,7 @@
         </w:rPr>
       </w:pPr>
     </w:p>
-    <w:p>
+    <w:p ns2:paraId="33C16CC5" ns2:textId="62D5A732">
       <w:pPr>
         <w:pStyle w:val="BodyText"/>
         <w:rPr>
@@ -1525,7 +1525,7 @@
         </w:rPr>
       </w:pPr>
     </w:p>
-    <w:p>
+    <w:p ns2:paraId="1E768C0C" ns2:textId="4874EED0">
       <w:pPr>
         <w:pStyle w:val="BodyText"/>
         <w:spacing w:before="2"/>
@@ -1534,7 +1534,7 @@
         </w:rPr>
       </w:pPr>
     </w:p>
-    <w:p>
+    <w:p ns2:paraId="44E770F7" ns2:textId="0B878AA0">
       <w:pPr>
         <w:pStyle w:val="BodyText"/>
         <w:spacing w:before="2"/>
@@ -1547,68 +1547,68 @@
           <w:noProof/>
           <w:sz w:val="20"/>
         </w:rPr>
-        <mc:AlternateContent>
-          <mc:Choice Requires="wps">
+        <ns1:AlternateContent>
+          <ns1:Choice Requires="wps">
             <w:drawing>
-              <wp:anchor distT="0" distB="0" distL="114300" distR="114300" simplePos="0" relativeHeight="251662336" behindDoc="0" locked="0" layoutInCell="1" allowOverlap="1" wp14:anchorId="2C8D4D84" wp14:editId="23A76329">
-                <wp:simplePos x="0" y="0"/>
-                <wp:positionH relativeFrom="column">
-                  <wp:posOffset>2282190</wp:posOffset>
-                </wp:positionH>
-                <wp:positionV relativeFrom="paragraph">
-                  <wp:posOffset>40005</wp:posOffset>
-                </wp:positionV>
-                <wp:extent cx="301625" cy="262255"/>
-                <wp:effectExtent l="0" t="0" r="22225" b="23495"/>
-                <wp:wrapThrough wrapText="bothSides">
-                  <wp:wrapPolygon edited="0">
-                    <wp:start x="0" y="0"/>
-                    <wp:lineTo x="0" y="21966"/>
-                    <wp:lineTo x="21827" y="21966"/>
-                    <wp:lineTo x="21827" y="0"/>
-                    <wp:lineTo x="0" y="0"/>
-                  </wp:wrapPolygon>
-                </wp:wrapThrough>
-                <wp:docPr id="1279682117" name="docshape13"/>
-                <wp:cNvGraphicFramePr>
-                  <a:graphicFrameLocks xmlns:a="http://schemas.openxmlformats.org/drawingml/2006/main"/>
-                </wp:cNvGraphicFramePr>
-                <a:graphic xmlns:a="http://schemas.openxmlformats.org/drawingml/2006/main">
-                  <a:graphicData uri="http://schemas.microsoft.com/office/word/2010/wordprocessingShape">
-                    <wps:wsp>
-                      <wps:cNvSpPr txBox="1">
-                        <a:spLocks noChangeArrowheads="1"/>
-                      </wps:cNvSpPr>
-                      <wps:spPr bwMode="auto">
-                        <a:xfrm>
-                          <a:off x="0" y="0"/>
-                          <a:ext cx="301625" cy="262255"/>
-                        </a:xfrm>
-                        <a:prstGeom prst="rect">
-                          <a:avLst/>
-                        </a:prstGeom>
-                        <a:noFill/>
-                        <a:ln w="20320">
-                          <a:solidFill>
-                            <a:srgbClr val="000000"/>
-                          </a:solidFill>
-                          <a:miter lim="800000"/>
-                          <a:headEnd/>
-                          <a:tailEnd/>
-                        </a:ln>
-                        <a:extLst>
-                          <a:ext uri="{909E8E84-426E-40DD-AFC4-6F175D3DCCD1}">
-                            <a14:hiddenFill xmlns:a14="http://schemas.microsoft.com/office/drawing/2010/main">
-                              <a:solidFill>
-                                <a:srgbClr val="FFFFFF"/>
-                              </a:solidFill>
-                            </a14:hiddenFill>
-                          </a:ext>
-                        </a:extLst>
-                      </wps:spPr>
-                      <wps:txbx>
+              <ns3:anchor distT="0" distB="0" distL="114300" distR="114300" simplePos="0" relativeHeight="251662336" behindDoc="0" locked="0" layoutInCell="1" allowOverlap="1" ns4:anchorId="2C8D4D84" ns4:editId="23A76329">
+                <ns3:simplePos x="0" y="0"/>
+                <ns3:positionH relativeFrom="column">
+                  <ns3:posOffset>2282190</ns3:posOffset>
+                </ns3:positionH>
+                <ns3:positionV relativeFrom="paragraph">
+                  <ns3:posOffset>40005</ns3:posOffset>
+                </ns3:positionV>
+                <ns3:extent cx="301625" cy="262255"/>
+                <ns3:effectExtent l="0" t="0" r="22225" b="23495"/>
+                <ns3:wrapThrough wrapText="bothSides">
+                  <ns3:wrapPolygon edited="0">
+                    <ns3:start x="0" y="0"/>
+                    <ns3:lineTo x="0" y="21966"/>
+                    <ns3:lineTo x="21827" y="21966"/>
+                    <ns3:lineTo x="21827" y="0"/>
+                    <ns3:lineTo x="0" y="0"/>
+                  </ns3:wrapPolygon>
+                </ns3:wrapThrough>
+                <ns3:docPr id="1279682117" name="docshape13"/>
+                <ns3:cNvGraphicFramePr>
+                  <ns5:graphicFrameLocks/>
+                </ns3:cNvGraphicFramePr>
+                <ns5:graphic>
+                  <ns5:graphicData uri="http://schemas.microsoft.com/office/word/2010/wordprocessingShape">
+                    <ns9:wsp>
+                      <ns9:cNvSpPr txBox="1">
+                        <ns5:spLocks noChangeArrowheads="1"/>
+                      </ns9:cNvSpPr>
+                      <ns9:spPr bwMode="auto">
+                        <ns5:xfrm>
+                          <ns5:off x="0" y="0"/>
+                          <ns5:ext cx="301625" cy="262255"/>
+                        </ns5:xfrm>
+                        <ns5:prstGeom prst="rect">
+                          <ns5:avLst/>
+                        </ns5:prstGeom>
+                        <ns5:noFill/>
+                        <ns5:ln w="20320">
+                          <ns5:solidFill>
+                            <ns5:srgbClr val="000000"/>
+                          </ns5:solidFill>
+                          <ns5:miter lim="800000"/>
+                          <ns5:headEnd/>
+                          <ns5:tailEnd/>
+                        </ns5:ln>
+                        <ns5:extLst>
+                          <ns5:ext uri="{909E8E84-426E-40DD-AFC4-6F175D3DCCD1}">
+                            <ns8:hiddenFill>
+                              <ns5:solidFill>
+                                <ns5:srgbClr val="FFFFFF"/>
+                              </ns5:solidFill>
+                            </ns8:hiddenFill>
+                          </ns5:ext>
+                        </ns5:extLst>
+                      </ns9:spPr>
+                      <ns9:txbx>
                         <w:txbxContent>
-                          <w:p>
+                          <w:p ns2:paraId="4FAF7277" ns2:textId="77777777">
                             <w:pPr>
                               <w:spacing w:before="71"/>
                               <w:ind w:left="142"/>
@@ -1621,25 +1621,25 @@
                             </w:r>
                           </w:p>
                         </w:txbxContent>
-                      </wps:txbx>
-                      <wps:bodyPr rot="0" vert="horz" wrap="square" lIns="0" tIns="0" rIns="0" bIns="0" anchor="t" anchorCtr="0" upright="1">
-                        <a:noAutofit/>
-                      </wps:bodyPr>
-                    </wps:wsp>
-                  </a:graphicData>
-                </a:graphic>
-                <wp14:sizeRelH relativeFrom="margin">
-                  <wp14:pctWidth>0</wp14:pctWidth>
-                </wp14:sizeRelH>
-              </wp:anchor>
+                      </ns9:txbx>
+                      <ns9:bodyPr rot="0" vert="horz" wrap="square" lIns="0" tIns="0" rIns="0" bIns="0" anchor="t" anchorCtr="0" upright="1">
+                        <ns5:noAutofit/>
+                      </ns9:bodyPr>
+                    </ns9:wsp>
+                  </ns5:graphicData>
+                </ns5:graphic>
+                <ns4:sizeRelH relativeFrom="margin">
+                  <ns4:pctWidth>0</ns4:pctWidth>
+                </ns4:sizeRelH>
+              </ns3:anchor>
             </w:drawing>
-          </mc:Choice>
-          <mc:Fallback>
+          </ns1:Choice>
+          <ns1:Fallback>
             <w:pict>
-              <v:shape w14:anchorId="2C8D4D84" id="docshape13" o:spid="_x0000_s1031" type="#_x0000_t202" style="position:absolute;margin-left:179.7pt;margin-top:3.15pt;width:23.75pt;height:20.65pt;z-index:251662336;visibility:visible;mso-wrap-style:square;mso-width-percent:0;mso-wrap-distance-left:9pt;mso-wrap-distance-top:0;mso-wrap-distance-right:9pt;mso-wrap-distance-bottom:0;mso-position-horizontal:absolute;mso-position-horizontal-relative:text;mso-position-vertical:absolute;mso-position-vertical-relative:text;mso-width-percent:0;mso-width-relative:margin;v-text-anchor:top" o:gfxdata="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" filled="f" strokeweight="1.6pt">
-                <v:textbox inset="0,0,0,0">
+              <ns10:shape ns2:anchorId="2C8D4D84" id="docshape13" ns11:spid="_x0000_s1031" type="#_x0000_t202" style="position:absolute;margin-left:179.7pt;margin-top:3.15pt;width:23.75pt;height:20.65pt;z-index:251662336;visibility:visible;mso-wrap-style:square;mso-width-percent:0;mso-wrap-distance-left:9pt;mso-wrap-distance-top:0;mso-wrap-distance-right:9pt;mso-wrap-distance-bottom:0;mso-position-horizontal:absolute;mso-position-horizontal-relative:text;mso-position-vertical:absolute;mso-position-vertical-relative:text;mso-width-percent:0;mso-width-relative:margin;v-text-anchor:top" ns11:gfxdata="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" filled="f" strokeweight="1.6pt">
+                <ns10:textbox inset="0,0,0,0">
                   <w:txbxContent>
-                    <w:p>
+                    <w:p ns2:paraId="4FAF7277" ns2:textId="77777777">
                       <w:pPr>
                         <w:spacing w:before="71"/>
                         <w:ind w:left="142"/>
@@ -1652,15 +1652,15 @@
                       </w:r>
                     </w:p>
                   </w:txbxContent>
-                </v:textbox>
-                <w10:wrap type="through"/>
-              </v:shape>
+                </ns10:textbox>
+                <ns12:wrap type="through"/>
+              </ns10:shape>
             </w:pict>
-          </mc:Fallback>
-        </mc:AlternateContent>
+          </ns1:Fallback>
+        </ns1:AlternateContent>
       </w:r>
     </w:p>
-    <w:p>
+    <w:p ns2:paraId="6A834B10" ns2:textId="5372309E">
       <w:pPr>
         <w:spacing w:before="1"/>
         <w:ind w:left="3638" w:right="79" w:firstLine="120"/>
@@ -1670,7 +1670,7 @@
         </w:rPr>
       </w:pPr>
     </w:p>
-    <w:p>
+    <w:p ns2:paraId="49E39009" ns2:textId="6D6BE8F1">
       <w:pPr>
         <w:pStyle w:val="BodyText"/>
         <w:rPr>
@@ -1678,7 +1678,7 @@
         </w:rPr>
       </w:pPr>
     </w:p>
-    <w:p>
+    <w:p ns2:paraId="3A198056" ns2:textId="434A1154">
       <w:pPr>
         <w:pStyle w:val="BodyText"/>
         <w:rPr>
@@ -1686,7 +1686,7 @@
         </w:rPr>
       </w:pPr>
     </w:p>
-    <w:p>
+    <w:p ns2:paraId="7F5D3FA0" ns2:textId="2AF2BBA7">
       <w:pPr>
         <w:pStyle w:val="BodyText"/>
         <w:rPr>
@@ -1694,7 +1694,7 @@
         </w:rPr>
       </w:pPr>
     </w:p>
-    <w:p>
+    <w:p ns2:paraId="375EDBE8" ns2:textId="77777777">
       <w:pPr>
         <w:pStyle w:val="BodyText"/>
         <w:rPr>
@@ -1702,7 +1702,7 @@
         </w:rPr>
       </w:pPr>
     </w:p>
-    <w:p>
+    <w:p ns2:paraId="4D2713A5" ns2:textId="77777777">
       <w:pPr>
         <w:pStyle w:val="BodyText"/>
         <w:rPr>
@@ -1710,7 +1710,7 @@
         </w:rPr>
       </w:pPr>
     </w:p>
-    <w:p>
+    <w:p ns2:paraId="6F297BE7" ns2:textId="77777777">
       <w:pPr>
         <w:pStyle w:val="BodyText"/>
         <w:rPr>
@@ -1718,7 +1718,7 @@
         </w:rPr>
       </w:pPr>
     </w:p>
-    <w:p>
+    <w:p ns2:paraId="25833A64" ns2:textId="77777777">
       <w:pPr>
         <w:pStyle w:val="BodyText"/>
         <w:rPr>
@@ -1726,7 +1726,7 @@
         </w:rPr>
       </w:pPr>
     </w:p>
-    <w:p>
+    <w:p ns2:paraId="3663D057" ns2:textId="55A801CC">
       <w:pPr>
         <w:pStyle w:val="BodyText"/>
         <w:rPr>
@@ -1734,7 +1734,7 @@
         </w:rPr>
       </w:pPr>
     </w:p>
-    <w:p>
+    <w:p ns2:paraId="2E3C746C" ns2:textId="7B145670">
       <w:pPr>
         <w:pStyle w:val="BodyText"/>
         <w:rPr>
@@ -1742,7 +1742,7 @@
         </w:rPr>
       </w:pPr>
     </w:p>
-    <w:p>
+    <w:p ns2:paraId="604B0C67" ns2:textId="19375838">
       <w:pPr>
         <w:pStyle w:val="BodyText"/>
         <w:rPr>
@@ -1750,7 +1750,7 @@
         </w:rPr>
       </w:pPr>
     </w:p>
-    <w:p>
+    <w:p ns2:paraId="26C7F354" ns2:textId="4AE45E04">
       <w:pPr>
         <w:pStyle w:val="BodyText"/>
         <w:spacing w:before="3"/>
@@ -1760,7 +1760,7 @@
         </w:rPr>
       </w:pPr>
     </w:p>
-    <w:p>
+    <w:p ns2:paraId="5FCEB062" ns2:textId="4B83449F">
       <w:pPr>
         <w:pStyle w:val="BodyText"/>
         <w:ind w:left="3261" w:right="-58"/>
@@ -1773,65 +1773,65 @@
           <w:noProof/>
           <w:sz w:val="20"/>
         </w:rPr>
-        <mc:AlternateContent>
-          <mc:Choice Requires="wps">
+        <ns1:AlternateContent>
+          <ns1:Choice Requires="wps">
             <w:drawing>
-              <wp:anchor distT="0" distB="0" distL="114300" distR="114300" simplePos="0" relativeHeight="251665408" behindDoc="0" locked="0" layoutInCell="1" allowOverlap="1" wp14:anchorId="3D6BFC07" wp14:editId="57C26A1E">
-                <wp:simplePos x="0" y="0"/>
-                <wp:positionH relativeFrom="column">
-                  <wp:posOffset>228679</wp:posOffset>
-                </wp:positionH>
-                <wp:positionV relativeFrom="paragraph">
-                  <wp:posOffset>130175</wp:posOffset>
-                </wp:positionV>
-                <wp:extent cx="1498600" cy="1508760"/>
-                <wp:effectExtent l="0" t="0" r="6350" b="15240"/>
-                <wp:wrapNone/>
-                <wp:docPr id="28" name="docshape5"/>
-                <wp:cNvGraphicFramePr>
-                  <a:graphicFrameLocks xmlns:a="http://schemas.openxmlformats.org/drawingml/2006/main"/>
-                </wp:cNvGraphicFramePr>
-                <a:graphic xmlns:a="http://schemas.openxmlformats.org/drawingml/2006/main">
-                  <a:graphicData uri="http://schemas.microsoft.com/office/word/2010/wordprocessingShape">
-                    <wps:wsp>
-                      <wps:cNvSpPr txBox="1">
-                        <a:spLocks noChangeArrowheads="1"/>
-                      </wps:cNvSpPr>
-                      <wps:spPr bwMode="auto">
-                        <a:xfrm>
-                          <a:off x="0" y="0"/>
-                          <a:ext cx="1498600" cy="1508760"/>
-                        </a:xfrm>
-                        <a:prstGeom prst="rect">
-                          <a:avLst/>
-                        </a:prstGeom>
-                        <a:noFill/>
-                        <a:ln>
-                          <a:noFill/>
-                        </a:ln>
-                        <a:extLst>
-                          <a:ext uri="{909E8E84-426E-40DD-AFC4-6F175D3DCCD1}">
-                            <a14:hiddenFill xmlns:a14="http://schemas.microsoft.com/office/drawing/2010/main">
-                              <a:solidFill>
-                                <a:srgbClr val="FFFFFF"/>
-                              </a:solidFill>
-                            </a14:hiddenFill>
-                          </a:ext>
-                          <a:ext uri="{91240B29-F687-4F45-9708-019B960494DF}">
-                            <a14:hiddenLine xmlns:a14="http://schemas.microsoft.com/office/drawing/2010/main" w="9525">
-                              <a:solidFill>
-                                <a:srgbClr val="000000"/>
-                              </a:solidFill>
-                              <a:miter lim="800000"/>
-                              <a:headEnd/>
-                              <a:tailEnd/>
-                            </a14:hiddenLine>
-                          </a:ext>
-                        </a:extLst>
-                      </wps:spPr>
-                      <wps:txbx>
+              <ns3:anchor distT="0" distB="0" distL="114300" distR="114300" simplePos="0" relativeHeight="251665408" behindDoc="0" locked="0" layoutInCell="1" allowOverlap="1" ns4:anchorId="3D6BFC07" ns4:editId="57C26A1E">
+                <ns3:simplePos x="0" y="0"/>
+                <ns3:positionH relativeFrom="column">
+                  <ns3:posOffset>228679</ns3:posOffset>
+                </ns3:positionH>
+                <ns3:positionV relativeFrom="paragraph">
+                  <ns3:posOffset>130175</ns3:posOffset>
+                </ns3:positionV>
+                <ns3:extent cx="1498600" cy="1508760"/>
+                <ns3:effectExtent l="0" t="0" r="6350" b="15240"/>
+                <ns3:wrapNone/>
+                <ns3:docPr id="28" name="docshape5"/>
+                <ns3:cNvGraphicFramePr>
+                  <ns5:graphicFrameLocks/>
+                </ns3:cNvGraphicFramePr>
+                <ns5:graphic>
+                  <ns5:graphicData uri="http://schemas.microsoft.com/office/word/2010/wordprocessingShape">
+                    <ns9:wsp>
+                      <ns9:cNvSpPr txBox="1">
+                        <ns5:spLocks noChangeArrowheads="1"/>
+                      </ns9:cNvSpPr>
+                      <ns9:spPr bwMode="auto">
+                        <ns5:xfrm>
+                          <ns5:off x="0" y="0"/>
+                          <ns5:ext cx="1498600" cy="1508760"/>
+                        </ns5:xfrm>
+                        <ns5:prstGeom prst="rect">
+                          <ns5:avLst/>
+                        </ns5:prstGeom>
+                        <ns5:noFill/>
+                        <ns5:ln>
+                          <ns5:noFill/>
+                        </ns5:ln>
+                        <ns5:extLst>
+                          <ns5:ext uri="{909E8E84-426E-40DD-AFC4-6F175D3DCCD1}">
+                            <ns8:hiddenFill>
+                              <ns5:solidFill>
+                                <ns5:srgbClr val="FFFFFF"/>
+                              </ns5:solidFill>
+                            </ns8:hiddenFill>
+                          </ns5:ext>
+                          <ns5:ext uri="{91240B29-F687-4F45-9708-019B960494DF}">
+                            <ns8:hiddenLine w="9525">
+                              <ns5:solidFill>
+                                <ns5:srgbClr val="000000"/>
+                              </ns5:solidFill>
+                              <ns5:miter lim="800000"/>
+                              <ns5:headEnd/>
+                              <ns5:tailEnd/>
+                            </ns8:hiddenLine>
+                          </ns5:ext>
+                        </ns5:extLst>
+                      </ns9:spPr>
+                      <ns9:txbx>
                         <w:txbxContent>
-                          <w:p>
+                          <w:p ns2:paraId="2D2B1F37" ns2:textId="77777777">
                             <w:pPr>
                               <w:numPr>
                                 <w:ilvl w:val="0"/>
@@ -1899,7 +1899,7 @@
                               <w:t>show</w:t>
                             </w:r>
                           </w:p>
-                          <w:p>
+                          <w:p ns2:paraId="6A594829" ns2:textId="77777777">
                             <w:pPr>
                               <w:rPr>
                                 <w:sz w:val="18"/>
@@ -2033,7 +2033,7 @@
                               <w:t>Claim Contact section below</w:t>
                             </w:r>
                           </w:p>
-                          <w:p>
+                          <w:p ns2:paraId="7E323C29" ns2:textId="77777777">
                             <w:pPr>
                               <w:spacing w:before="12"/>
                               <w:rPr>
@@ -2041,7 +2041,7 @@
                               </w:rPr>
                             </w:pPr>
                           </w:p>
-                          <w:p>
+                          <w:p ns2:paraId="683AE6FB" ns2:textId="77777777">
                             <w:pPr>
                               <w:numPr>
                                 <w:ilvl w:val="0"/>
@@ -2138,7 +2138,7 @@
                               <w:t>to surface waters or flooding.</w:t>
                             </w:r>
                           </w:p>
-                          <w:p>
+                          <w:p ns2:paraId="36BC0F37" ns2:textId="77777777">
                             <w:pPr>
                               <w:rPr>
                                 <w:sz w:val="18"/>
@@ -2213,28 +2213,28 @@
                             </w:r>
                           </w:p>
                         </w:txbxContent>
-                      </wps:txbx>
-                      <wps:bodyPr rot="0" vert="horz" wrap="square" lIns="0" tIns="0" rIns="0" bIns="0" anchor="t" anchorCtr="0" upright="1">
-                        <a:noAutofit/>
-                      </wps:bodyPr>
-                    </wps:wsp>
-                  </a:graphicData>
-                </a:graphic>
-                <wp14:sizeRelH relativeFrom="page">
-                  <wp14:pctWidth>0</wp14:pctWidth>
-                </wp14:sizeRelH>
-                <wp14:sizeRelV relativeFrom="page">
-                  <wp14:pctHeight>0</wp14:pctHeight>
-                </wp14:sizeRelV>
-              </wp:anchor>
+                      </ns9:txbx>
+                      <ns9:bodyPr rot="0" vert="horz" wrap="square" lIns="0" tIns="0" rIns="0" bIns="0" anchor="t" anchorCtr="0" upright="1">
+                        <ns5:noAutofit/>
+                      </ns9:bodyPr>
+                    </ns9:wsp>
+                  </ns5:graphicData>
+                </ns5:graphic>
+                <ns4:sizeRelH relativeFrom="page">
+                  <ns4:pctWidth>0</ns4:pctWidth>
+                </ns4:sizeRelH>
+                <ns4:sizeRelV relativeFrom="page">
+                  <ns4:pctHeight>0</ns4:pctHeight>
+                </ns4:sizeRelV>
+              </ns3:anchor>
             </w:drawing>
-          </mc:Choice>
-          <mc:Fallback>
+          </ns1:Choice>
+          <ns1:Fallback>
             <w:pict>
-              <v:shape w14:anchorId="3D6BFC07" id="docshape5" o:spid="_x0000_s1032" type="#_x0000_t202" style="position:absolute;left:0;text-align:left;margin-left:18pt;margin-top:10.25pt;width:118pt;height:118.8pt;z-index:251665408;visibility:visible;mso-wrap-style:square;mso-width-percent:0;mso-height-percent:0;mso-wrap-distance-left:9pt;mso-wrap-distance-top:0;mso-wrap-distance-right:9pt;mso-wrap-distance-bottom:0;mso-position-horizontal:absolute;mso-position-horizontal-relative:text;mso-position-vertical:absolute;mso-position-vertical-relative:text;mso-width-percent:0;mso-height-percent:0;mso-width-relative:page;mso-height-relative:page;v-text-anchor:top" o:gfxdata="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" filled="f" stroked="f">
-                <v:textbox inset="0,0,0,0">
+              <ns10:shape ns2:anchorId="3D6BFC07" id="docshape5" ns11:spid="_x0000_s1032" type="#_x0000_t202" style="position:absolute;left:0;text-align:left;margin-left:18pt;margin-top:10.25pt;width:118pt;height:118.8pt;z-index:251665408;visibility:visible;mso-wrap-style:square;mso-width-percent:0;mso-height-percent:0;mso-wrap-distance-left:9pt;mso-wrap-distance-top:0;mso-wrap-distance-right:9pt;mso-wrap-distance-bottom:0;mso-position-horizontal:absolute;mso-position-horizontal-relative:text;mso-position-vertical:absolute;mso-position-vertical-relative:text;mso-width-percent:0;mso-height-percent:0;mso-width-relative:page;mso-height-relative:page;v-text-anchor:top" ns11:gfxdata="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" filled="f" stroked="f">
+                <ns10:textbox inset="0,0,0,0">
                   <w:txbxContent>
-                    <w:p>
+                    <w:p ns2:paraId="2D2B1F37" ns2:textId="77777777">
                       <w:pPr>
                         <w:numPr>
                           <w:ilvl w:val="0"/>
@@ -2302,7 +2302,7 @@
                         <w:t>show</w:t>
                       </w:r>
                     </w:p>
-                    <w:p>
+                    <w:p ns2:paraId="6A594829" ns2:textId="77777777">
                       <w:pPr>
                         <w:rPr>
                           <w:sz w:val="18"/>
@@ -2436,7 +2436,7 @@
                         <w:t>Claim Contact section below</w:t>
                       </w:r>
                     </w:p>
-                    <w:p>
+                    <w:p ns2:paraId="7E323C29" ns2:textId="77777777">
                       <w:pPr>
                         <w:spacing w:before="12"/>
                         <w:rPr>
@@ -2444,7 +2444,7 @@
                         </w:rPr>
                       </w:pPr>
                     </w:p>
-                    <w:p>
+                    <w:p ns2:paraId="683AE6FB" ns2:textId="77777777">
                       <w:pPr>
                         <w:numPr>
                           <w:ilvl w:val="0"/>
@@ -2541,7 +2541,7 @@
                         <w:t>to surface waters or flooding.</w:t>
                       </w:r>
                     </w:p>
-                    <w:p>
+                    <w:p ns2:paraId="36BC0F37" ns2:textId="77777777">
                       <w:pPr>
                         <w:rPr>
                           <w:sz w:val="18"/>
@@ -2616,14 +2616,14 @@
                       </w:r>
                     </w:p>
                   </w:txbxContent>
-                </v:textbox>
-              </v:shape>
+                </ns10:textbox>
+              </ns10:shape>
             </w:pict>
-          </mc:Fallback>
-        </mc:AlternateContent>
+          </ns1:Fallback>
+        </ns1:AlternateContent>
       </w:r>
     </w:p>
-    <w:p>
+    <w:p ns2:paraId="17519BC3" ns2:textId="13181AC3">
       <w:pPr>
         <w:spacing w:before="95"/>
         <w:ind w:left="3871" w:hanging="120"/>
@@ -2633,7 +2633,7 @@
         </w:rPr>
       </w:pPr>
     </w:p>
-    <w:p>
+    <w:p ns2:paraId="30D13A7E" ns2:textId="440A0A02">
       <w:pPr>
         <w:pStyle w:val="BodyText"/>
         <w:ind w:left="61" w:right="543"/>
@@ -2644,53 +2644,53 @@
           <w:noProof/>
           <w:sz w:val="20"/>
         </w:rPr>
-        <mc:AlternateContent>
-          <mc:Choice Requires="wps">
+        <ns1:AlternateContent>
+          <ns1:Choice Requires="wps">
             <w:drawing>
-              <wp:anchor distT="45720" distB="45720" distL="114300" distR="114300" simplePos="0" relativeHeight="251659776" behindDoc="1" locked="0" layoutInCell="1" allowOverlap="1" wp14:anchorId="3AF4B8A1" wp14:editId="2D5108F0">
-                <wp:simplePos x="0" y="0"/>
-                <wp:positionH relativeFrom="column">
-                  <wp:posOffset>1979295</wp:posOffset>
-                </wp:positionH>
-                <wp:positionV relativeFrom="paragraph">
-                  <wp:posOffset>456313</wp:posOffset>
-                </wp:positionV>
-                <wp:extent cx="5223510" cy="601345"/>
-                <wp:effectExtent l="0" t="1200150" r="0" b="1208405"/>
-                <wp:wrapNone/>
-                <wp:docPr id="485925451" name="Text Box 2"/>
-                <wp:cNvGraphicFramePr>
-                  <a:graphicFrameLocks xmlns:a="http://schemas.openxmlformats.org/drawingml/2006/main"/>
-                </wp:cNvGraphicFramePr>
-                <a:graphic xmlns:a="http://schemas.openxmlformats.org/drawingml/2006/main">
-                  <a:graphicData uri="http://schemas.microsoft.com/office/word/2010/wordprocessingShape">
-                    <wps:wsp>
-                      <wps:cNvSpPr txBox="1">
-                        <a:spLocks noChangeArrowheads="1"/>
-                      </wps:cNvSpPr>
-                      <wps:spPr bwMode="auto">
-                        <a:xfrm rot="19927171">
-                          <a:off x="0" y="0"/>
-                          <a:ext cx="5223510" cy="601345"/>
-                        </a:xfrm>
-                        <a:prstGeom prst="rect">
-                          <a:avLst/>
-                        </a:prstGeom>
-                        <a:solidFill>
-                          <a:srgbClr val="FFFFFF"/>
-                        </a:solidFill>
-                        <a:ln w="9525">
-                          <a:solidFill>
-                            <a:srgbClr val="000000"/>
-                          </a:solidFill>
-                          <a:miter lim="800000"/>
-                          <a:headEnd/>
-                          <a:tailEnd/>
-                        </a:ln>
-                      </wps:spPr>
-                      <wps:txbx>
+              <ns3:anchor distT="45720" distB="45720" distL="114300" distR="114300" simplePos="0" relativeHeight="251659776" behindDoc="1" locked="0" layoutInCell="1" allowOverlap="1" ns4:anchorId="3AF4B8A1" ns4:editId="2D5108F0">
+                <ns3:simplePos x="0" y="0"/>
+                <ns3:positionH relativeFrom="column">
+                  <ns3:posOffset>1979295</ns3:posOffset>
+                </ns3:positionH>
+                <ns3:positionV relativeFrom="paragraph">
+                  <ns3:posOffset>456313</ns3:posOffset>
+                </ns3:positionV>
+                <ns3:extent cx="5223510" cy="601345"/>
+                <ns3:effectExtent l="0" t="1200150" r="0" b="1208405"/>
+                <ns3:wrapNone/>
+                <ns3:docPr id="485925451" name="Text Box 2"/>
+                <ns3:cNvGraphicFramePr>
+                  <ns5:graphicFrameLocks/>
+                </ns3:cNvGraphicFramePr>
+                <ns5:graphic>
+                  <ns5:graphicData uri="http://schemas.microsoft.com/office/word/2010/wordprocessingShape">
+                    <ns9:wsp>
+                      <ns9:cNvSpPr txBox="1">
+                        <ns5:spLocks noChangeArrowheads="1"/>
+                      </ns9:cNvSpPr>
+                      <ns9:spPr bwMode="auto">
+                        <ns5:xfrm rot="19927171">
+                          <ns5:off x="0" y="0"/>
+                          <ns5:ext cx="5223510" cy="601345"/>
+                        </ns5:xfrm>
+                        <ns5:prstGeom prst="rect">
+                          <ns5:avLst/>
+                        </ns5:prstGeom>
+                        <ns5:solidFill>
+                          <ns5:srgbClr val="FFFFFF"/>
+                        </ns5:solidFill>
+                        <ns5:ln w="9525">
+                          <ns5:solidFill>
+                            <ns5:srgbClr val="000000"/>
+                          </ns5:solidFill>
+                          <ns5:miter lim="800000"/>
+                          <ns5:headEnd/>
+                          <ns5:tailEnd/>
+                        </ns5:ln>
+                      </ns9:spPr>
+                      <ns9:txbx>
                         <w:txbxContent>
-                          <w:p>
+                          <w:p ns2:paraId="267C5240" ns2:textId="77777777">
                             <w:pPr>
                               <w:rPr>
                                 <w:b/>
@@ -2710,28 +2710,28 @@
                             </w:r>
                           </w:p>
                         </w:txbxContent>
-                      </wps:txbx>
-                      <wps:bodyPr rot="0" vert="horz" wrap="square" lIns="91440" tIns="45720" rIns="91440" bIns="45720" anchor="t" anchorCtr="0">
-                        <a:noAutofit/>
-                      </wps:bodyPr>
-                    </wps:wsp>
-                  </a:graphicData>
-                </a:graphic>
-                <wp14:sizeRelH relativeFrom="margin">
-                  <wp14:pctWidth>0</wp14:pctWidth>
-                </wp14:sizeRelH>
-                <wp14:sizeRelV relativeFrom="margin">
-                  <wp14:pctHeight>0</wp14:pctHeight>
-                </wp14:sizeRelV>
-              </wp:anchor>
+                      </ns9:txbx>
+                      <ns9:bodyPr rot="0" vert="horz" wrap="square" lIns="91440" tIns="45720" rIns="91440" bIns="45720" anchor="t" anchorCtr="0">
+                        <ns5:noAutofit/>
+                      </ns9:bodyPr>
+                    </ns9:wsp>
+                  </ns5:graphicData>
+                </ns5:graphic>
+                <ns4:sizeRelH relativeFrom="margin">
+                  <ns4:pctWidth>0</ns4:pctWidth>
+                </ns4:sizeRelH>
+                <ns4:sizeRelV relativeFrom="margin">
+                  <ns4:pctHeight>0</ns4:pctHeight>
+                </ns4:sizeRelV>
+              </ns3:anchor>
             </w:drawing>
-          </mc:Choice>
-          <mc:Fallback>
+          </ns1:Choice>
+          <ns1:Fallback>
             <w:pict>
-              <v:shape w14:anchorId="3AF4B8A1" id="Text Box 2" o:spid="_x0000_s1033" type="#_x0000_t202" style="position:absolute;left:0;text-align:left;margin-left:155.85pt;margin-top:35.95pt;width:411.3pt;height:47.35pt;rotation:-1827175fd;z-index:-251656704;visibility:visible;mso-wrap-style:square;mso-width-percent:0;mso-height-percent:0;mso-wrap-distance-left:9pt;mso-wrap-distance-top:3.6pt;mso-wrap-distance-right:9pt;mso-wrap-distance-bottom:3.6pt;mso-position-horizontal:absolute;mso-position-horizontal-relative:text;mso-position-vertical:absolute;mso-position-vertical-relative:text;mso-width-percent:0;mso-height-percent:0;mso-width-relative:margin;mso-height-relative:margin;v-text-anchor:top" o:gfxdata="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">
-                <v:textbox>
+              <ns10:shape ns2:anchorId="3AF4B8A1" id="Text Box 2" ns11:spid="_x0000_s1033" type="#_x0000_t202" style="position:absolute;left:0;text-align:left;margin-left:155.85pt;margin-top:35.95pt;width:411.3pt;height:47.35pt;rotation:-1827175fd;z-index:-251656704;visibility:visible;mso-wrap-style:square;mso-width-percent:0;mso-height-percent:0;mso-wrap-distance-left:9pt;mso-wrap-distance-top:3.6pt;mso-wrap-distance-right:9pt;mso-wrap-distance-bottom:3.6pt;mso-position-horizontal:absolute;mso-position-horizontal-relative:text;mso-position-vertical:absolute;mso-position-vertical-relative:text;mso-width-percent:0;mso-height-percent:0;mso-width-relative:margin;mso-height-relative:margin;v-text-anchor:top" ns11:gfxdata="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">
+                <ns10:textbox>
                   <w:txbxContent>
-                    <w:p>
+                    <w:p ns2:paraId="267C5240" ns2:textId="77777777">
                       <w:pPr>
                         <w:rPr>
                           <w:b/>
@@ -2751,11 +2751,11 @@
                       </w:r>
                     </w:p>
                   </w:txbxContent>
-                </v:textbox>
-              </v:shape>
+                </ns10:textbox>
+              </ns10:shape>
             </w:pict>
-          </mc:Fallback>
-        </mc:AlternateContent>
+          </ns1:Fallback>
+        </ns1:AlternateContent>
       </w:r>
       <w:r>
         <w:br w:type="column"/>
@@ -2846,7 +2846,7 @@
         <w:t>agreement.</w:t>
       </w:r>
     </w:p>
-    <w:p>
+    <w:p ns2:paraId="65BDC585" ns2:textId="77777777">
       <w:pPr>
         <w:pStyle w:val="BodyText"/>
         <w:rPr>
@@ -2855,7 +2855,7 @@
         </w:rPr>
       </w:pPr>
     </w:p>
-    <w:p>
+    <w:p ns2:paraId="3C4F5FAD" ns2:textId="77777777">
       <w:pPr>
         <w:pStyle w:val="BodyText"/>
         <w:spacing w:before="1" w:line="219" w:lineRule="exact"/>
@@ -2945,7 +2945,7 @@
         <w:t xml:space="preserve"> management:</w:t>
       </w:r>
     </w:p>
-    <w:p>
+    <w:p ns2:paraId="4C1639F4" ns2:textId="77777777">
       <w:pPr>
         <w:pStyle w:val="ListParagraph"/>
         <w:numPr>
@@ -3078,7 +3078,7 @@
         <w:t>property</w:t>
       </w:r>
     </w:p>
-    <w:p>
+    <w:p ns2:paraId="0BBA11C5" ns2:textId="77777777">
       <w:pPr>
         <w:pStyle w:val="ListParagraph"/>
         <w:numPr>
@@ -3245,7 +3245,7 @@
         <w:t xml:space="preserve"> warehouseman</w:t>
       </w:r>
     </w:p>
-    <w:p>
+    <w:p ns2:paraId="543B9C0C" ns2:textId="60C12C16">
       <w:pPr>
         <w:pStyle w:val="Heading1"/>
         <w:spacing w:before="4" w:line="430" w:lineRule="atLeast"/>
@@ -3258,63 +3258,63 @@
         <w:rPr>
           <w:noProof/>
         </w:rPr>
-        <mc:AlternateContent>
-          <mc:Choice Requires="wps">
+        <ns1:AlternateContent>
+          <ns1:Choice Requires="wps">
             <w:drawing>
-              <wp:anchor distT="0" distB="0" distL="114300" distR="114300" simplePos="0" relativeHeight="251655680" behindDoc="0" locked="0" layoutInCell="1" allowOverlap="1" wp14:anchorId="4499B762" wp14:editId="28377706">
-                <wp:simplePos x="0" y="0"/>
-                <wp:positionH relativeFrom="page">
-                  <wp:posOffset>5669280</wp:posOffset>
-                </wp:positionH>
-                <wp:positionV relativeFrom="paragraph">
-                  <wp:posOffset>349250</wp:posOffset>
-                </wp:positionV>
-                <wp:extent cx="1767840" cy="729615"/>
-                <wp:effectExtent l="0" t="0" r="3810" b="13335"/>
-                <wp:wrapSquare wrapText="bothSides"/>
-                <wp:docPr id="23" name="docshape18"/>
-                <wp:cNvGraphicFramePr>
-                  <a:graphicFrameLocks xmlns:a="http://schemas.openxmlformats.org/drawingml/2006/main"/>
-                </wp:cNvGraphicFramePr>
-                <a:graphic xmlns:a="http://schemas.openxmlformats.org/drawingml/2006/main">
-                  <a:graphicData uri="http://schemas.microsoft.com/office/word/2010/wordprocessingShape">
-                    <wps:wsp>
-                      <wps:cNvSpPr txBox="1">
-                        <a:spLocks noChangeArrowheads="1"/>
-                      </wps:cNvSpPr>
-                      <wps:spPr bwMode="auto">
-                        <a:xfrm>
-                          <a:off x="0" y="0"/>
-                          <a:ext cx="1767840" cy="729615"/>
-                        </a:xfrm>
-                        <a:prstGeom prst="rect">
-                          <a:avLst/>
-                        </a:prstGeom>
-                        <a:noFill/>
-                        <a:ln>
-                          <a:noFill/>
-                        </a:ln>
-                        <a:extLst>
-                          <a:ext uri="{909E8E84-426E-40DD-AFC4-6F175D3DCCD1}">
-                            <a14:hiddenFill xmlns:a14="http://schemas.microsoft.com/office/drawing/2010/main">
-                              <a:solidFill>
-                                <a:srgbClr val="FFFFFF"/>
-                              </a:solidFill>
-                            </a14:hiddenFill>
-                          </a:ext>
-                          <a:ext uri="{91240B29-F687-4F45-9708-019B960494DF}">
-                            <a14:hiddenLine xmlns:a14="http://schemas.microsoft.com/office/drawing/2010/main" w="9525">
-                              <a:solidFill>
-                                <a:srgbClr val="000000"/>
-                              </a:solidFill>
-                              <a:miter lim="800000"/>
-                              <a:headEnd/>
-                              <a:tailEnd/>
-                            </a14:hiddenLine>
-                          </a:ext>
-                        </a:extLst>
-                      </wps:spPr>
-                      <wps:txbx>
+              <ns3:anchor distT="0" distB="0" distL="114300" distR="114300" simplePos="0" relativeHeight="251655680" behindDoc="0" locked="0" layoutInCell="1" allowOverlap="1" ns4:anchorId="4499B762" ns4:editId="28377706">
+                <ns3:simplePos x="0" y="0"/>
+                <ns3:positionH relativeFrom="page">
+                  <ns3:posOffset>5669280</ns3:posOffset>
+                </ns3:positionH>
+                <ns3:positionV relativeFrom="paragraph">
+                  <ns3:posOffset>349250</ns3:posOffset>
+                </ns3:positionV>
+                <ns3:extent cx="1767840" cy="729615"/>
+                <ns3:effectExtent l="0" t="0" r="3810" b="13335"/>
+                <ns3:wrapSquare wrapText="bothSides"/>
+                <ns3:docPr id="23" name="docshape18"/>
+                <ns3:cNvGraphicFramePr>
+                  <ns5:graphicFrameLocks/>
+                </ns3:cNvGraphicFramePr>
+                <ns5:graphic>
+                  <ns5:graphicData uri="http://schemas.microsoft.com/office/word/2010/wordprocessingShape">
+                    <ns9:wsp>
+                      <ns9:cNvSpPr txBox="1">
+                        <ns5:spLocks noChangeArrowheads="1"/>
+                      </ns9:cNvSpPr>
+                      <ns9:spPr bwMode="auto">
+                        <ns5:xfrm>
+                          <ns5:off x="0" y="0"/>
+                          <ns5:ext cx="1767840" cy="729615"/>
+                        </ns5:xfrm>
+                        <ns5:prstGeom prst="rect">
+                          <ns5:avLst/>
+                        </ns5:prstGeom>
+                        <ns5:noFill/>
+                        <ns5:ln>
+                          <ns5:noFill/>
+                        </ns5:ln>
+                        <ns5:extLst>
+                          <ns5:ext uri="{909E8E84-426E-40DD-AFC4-6F175D3DCCD1}">
+                            <ns8:hiddenFill>
+                              <ns5:solidFill>
+                                <ns5:srgbClr val="FFFFFF"/>
+                              </ns5:solidFill>
+                            </ns8:hiddenFill>
+                          </ns5:ext>
+                          <ns5:ext uri="{91240B29-F687-4F45-9708-019B960494DF}">
+                            <ns8:hiddenLine w="9525">
+                              <ns5:solidFill>
+                                <ns5:srgbClr val="000000"/>
+                              </ns5:solidFill>
+                              <ns5:miter lim="800000"/>
+                              <ns5:headEnd/>
+                              <ns5:tailEnd/>
+                            </ns8:hiddenLine>
+                          </ns5:ext>
+                        </ns5:extLst>
+                      </ns9:spPr>
+                      <ns9:txbx>
                         <w:txbxContent>
                           <w:tbl>
                             <w:tblPr>
@@ -3340,7 +3340,7 @@
                               <w:gridCol w:w="984"/>
                               <w:gridCol w:w="838"/>
                             </w:tblGrid>
-                            <w:tr>
+                            <w:tr ns2:paraId="417DB720" ns2:textId="77777777">
                               <w:trPr>
                                 <w:trHeight w:val="441"/>
                               </w:trPr>
@@ -3348,7 +3348,7 @@
                                 <w:tcPr>
                                   <w:tcW w:w="802" w:type="dxa"/>
                                 </w:tcPr>
-                                <w:p>
+                                <w:p ns2:paraId="0A31A2EE" ns2:textId="77777777">
                                   <w:pPr>
                                     <w:pStyle w:val="TableParagraph"/>
                                     <w:spacing w:line="220" w:lineRule="atLeast"/>
@@ -3383,7 +3383,7 @@
                                 <w:tcPr>
                                   <w:tcW w:w="984" w:type="dxa"/>
                                 </w:tcPr>
-                                <w:p>
+                                <w:p ns2:paraId="2D4429C7" ns2:textId="77777777">
                                   <w:pPr>
                                     <w:pStyle w:val="TableParagraph"/>
                                     <w:spacing w:line="220" w:lineRule="atLeast"/>
@@ -3418,7 +3418,7 @@
                                 <w:tcPr>
                                   <w:tcW w:w="838" w:type="dxa"/>
                                 </w:tcPr>
-                                <w:p>
+                                <w:p ns2:paraId="2B0387CE" ns2:textId="77777777">
                                   <w:pPr>
                                     <w:pStyle w:val="TableParagraph"/>
                                     <w:spacing w:line="220" w:lineRule="atLeast"/>
@@ -3450,7 +3450,7 @@
                                 </w:p>
                               </w:tc>
                             </w:tr>
-                            <w:tr>
+                            <w:tr ns2:paraId="29D08970" ns2:textId="77777777">
                               <w:trPr>
                                 <w:trHeight w:val="218"/>
                               </w:trPr>
@@ -3458,7 +3458,7 @@
                                 <w:tcPr>
                                   <w:tcW w:w="802" w:type="dxa"/>
                                 </w:tcPr>
-                                <w:p>
+                                <w:p ns2:paraId="0EE71B2F" ns2:textId="77777777">
                                   <w:pPr>
                                     <w:pStyle w:val="TableParagraph"/>
                                     <w:spacing w:before="1" w:line="240" w:lineRule="auto"/>
@@ -3467,7 +3467,7 @@
                                     </w:rPr>
                                   </w:pPr>
                                 </w:p>
-                                <w:p>
+                                <w:p ns2:paraId="530AA00E" ns2:textId="77777777">
                                   <w:pPr>
                                     <w:pStyle w:val="TableParagraph"/>
                                     <w:spacing w:line="157" w:lineRule="exact"/>
@@ -3483,39 +3483,39 @@
                                       <w:sz w:val="15"/>
                                     </w:rPr>
                                     <w:drawing>
-                                      <wp:inline distT="0" distB="0" distL="0" distR="0" wp14:anchorId="772D69BC" wp14:editId="243E492F">
-                                        <wp:extent cx="145895" cy="100012"/>
-                                        <wp:effectExtent l="0" t="0" r="0" b="0"/>
-                                        <wp:docPr id="3" name="image3.png"/>
-                                        <wp:cNvGraphicFramePr>
-                                          <a:graphicFrameLocks xmlns:a="http://schemas.openxmlformats.org/drawingml/2006/main" noChangeAspect="1"/>
-                                        </wp:cNvGraphicFramePr>
-                                        <a:graphic xmlns:a="http://schemas.openxmlformats.org/drawingml/2006/main">
-                                          <a:graphicData uri="http://schemas.openxmlformats.org/drawingml/2006/picture">
-                                            <pic:pic xmlns:pic="http://schemas.openxmlformats.org/drawingml/2006/picture">
-                                              <pic:nvPicPr>
-                                                <pic:cNvPr id="4" name="image3.png"/>
-                                                <pic:cNvPicPr/>
-                                              </pic:nvPicPr>
-                                              <pic:blipFill>
-                                                <a:blip r:embed="rId7" cstate="print"/>
-                                                <a:stretch>
-                                                  <a:fillRect/>
-                                                </a:stretch>
-                                              </pic:blipFill>
-                                              <pic:spPr>
-                                                <a:xfrm>
-                                                  <a:off x="0" y="0"/>
-                                                  <a:ext cx="145895" cy="100012"/>
-                                                </a:xfrm>
-                                                <a:prstGeom prst="rect">
-                                                  <a:avLst/>
-                                                </a:prstGeom>
-                                              </pic:spPr>
-                                            </pic:pic>
-                                          </a:graphicData>
-                                        </a:graphic>
-                                      </wp:inline>
+                                      <ns3:inline distT="0" distB="0" distL="0" distR="0" ns4:anchorId="772D69BC" ns4:editId="243E492F">
+                                        <ns3:extent cx="145895" cy="100012"/>
+                                        <ns3:effectExtent l="0" t="0" r="0" b="0"/>
+                                        <ns3:docPr id="3" name="image3.png"/>
+                                        <ns3:cNvGraphicFramePr>
+                                          <ns5:graphicFrameLocks noChangeAspect="1"/>
+                                        </ns3:cNvGraphicFramePr>
+                                        <ns5:graphic>
+                                          <ns5:graphicData uri="http://schemas.openxmlformats.org/drawingml/2006/picture">
+                                            <ns6:pic>
+                                              <ns6:nvPicPr>
+                                                <ns6:cNvPr id="4" name="image3.png"/>
+                                                <ns6:cNvPicPr/>
+                                              </ns6:nvPicPr>
+                                              <ns6:blipFill>
+                                                <ns5:blip ns7:embed="rId7" cstate="print"/>
+                                                <ns5:stretch>
+                                                  <ns5:fillRect/>
+                                                </ns5:stretch>
+                                              </ns6:blipFill>
+                                              <ns6:spPr>
+                                                <ns5:xfrm>
+                                                  <ns5:off x="0" y="0"/>
+                                                  <ns5:ext cx="145895" cy="100012"/>
+                                                </ns5:xfrm>
+                                                <ns5:prstGeom prst="rect">
+                                                  <ns5:avLst/>
+                                                </ns5:prstGeom>
+                                              </ns6:spPr>
+                                            </ns6:pic>
+                                          </ns5:graphicData>
+                                        </ns5:graphic>
+                                      </ns3:inline>
                                     </w:drawing>
                                   </w:r>
                                 </w:p>
@@ -3524,7 +3524,7 @@
                                 <w:tcPr>
                                   <w:tcW w:w="984" w:type="dxa"/>
                                 </w:tcPr>
-                                <w:p>
+                                <w:p ns2:paraId="59AB2BF3" ns2:textId="44AF1FEA">
                                   <w:pPr>
                                     <w:pStyle w:val="TableParagraph"/>
                                     <w:spacing w:line="198" w:lineRule="exact"/>
@@ -3547,7 +3547,7 @@
                                 <w:tcPr>
                                   <w:tcW w:w="838" w:type="dxa"/>
                                 </w:tcPr>
-                                <w:p>
+                                <w:p ns2:paraId="16C1F494" ns2:textId="3341004F">
                                   <w:pPr>
                                     <w:pStyle w:val="TableParagraph"/>
                                     <w:spacing w:line="198" w:lineRule="exact"/>
@@ -3595,7 +3595,7 @@
                                 </w:p>
                               </w:tc>
                             </w:tr>
-                            <w:tr>
+                            <w:tr ns2:paraId="59C37A2A" ns2:textId="77777777">
                               <w:trPr>
                                 <w:trHeight w:val="220"/>
                               </w:trPr>
@@ -3603,7 +3603,7 @@
                                 <w:tcPr>
                                   <w:tcW w:w="802" w:type="dxa"/>
                                 </w:tcPr>
-                                <w:p>
+                                <w:p ns2:paraId="403565F4" ns2:textId="77777777">
                                   <w:pPr>
                                     <w:pStyle w:val="TableParagraph"/>
                                     <w:spacing w:before="3" w:line="240" w:lineRule="auto"/>
@@ -3612,7 +3612,7 @@
                                     </w:rPr>
                                   </w:pPr>
                                 </w:p>
-                                <w:p>
+                                <w:p ns2:paraId="5B951A6E" ns2:textId="77777777">
                                   <w:pPr>
                                     <w:pStyle w:val="TableParagraph"/>
                                     <w:spacing w:line="157" w:lineRule="exact"/>
@@ -3628,39 +3628,39 @@
                                       <w:sz w:val="15"/>
                                     </w:rPr>
                                     <w:drawing>
-                                      <wp:inline distT="0" distB="0" distL="0" distR="0" wp14:anchorId="048A5B88" wp14:editId="4AE62083">
-                                        <wp:extent cx="145878" cy="100012"/>
-                                        <wp:effectExtent l="0" t="0" r="0" b="0"/>
-                                        <wp:docPr id="5" name="image3.png"/>
-                                        <wp:cNvGraphicFramePr>
-                                          <a:graphicFrameLocks xmlns:a="http://schemas.openxmlformats.org/drawingml/2006/main" noChangeAspect="1"/>
-                                        </wp:cNvGraphicFramePr>
-                                        <a:graphic xmlns:a="http://schemas.openxmlformats.org/drawingml/2006/main">
-                                          <a:graphicData uri="http://schemas.openxmlformats.org/drawingml/2006/picture">
-                                            <pic:pic xmlns:pic="http://schemas.openxmlformats.org/drawingml/2006/picture">
-                                              <pic:nvPicPr>
-                                                <pic:cNvPr id="6" name="image3.png"/>
-                                                <pic:cNvPicPr/>
-                                              </pic:nvPicPr>
-                                              <pic:blipFill>
-                                                <a:blip r:embed="rId7" cstate="print"/>
-                                                <a:stretch>
-                                                  <a:fillRect/>
-                                                </a:stretch>
-                                              </pic:blipFill>
-                                              <pic:spPr>
-                                                <a:xfrm>
-                                                  <a:off x="0" y="0"/>
-                                                  <a:ext cx="145878" cy="100012"/>
-                                                </a:xfrm>
-                                                <a:prstGeom prst="rect">
-                                                  <a:avLst/>
-                                                </a:prstGeom>
-                                              </pic:spPr>
-                                            </pic:pic>
-                                          </a:graphicData>
-                                        </a:graphic>
-                                      </wp:inline>
+                                      <ns3:inline distT="0" distB="0" distL="0" distR="0" ns4:anchorId="048A5B88" ns4:editId="4AE62083">
+                                        <ns3:extent cx="145878" cy="100012"/>
+                                        <ns3:effectExtent l="0" t="0" r="0" b="0"/>
+                                        <ns3:docPr id="5" name="image3.png"/>
+                                        <ns3:cNvGraphicFramePr>
+                                          <ns5:graphicFrameLocks noChangeAspect="1"/>
+                                        </ns3:cNvGraphicFramePr>
+                                        <ns5:graphic>
+                                          <ns5:graphicData uri="http://schemas.openxmlformats.org/drawingml/2006/picture">
+                                            <ns6:pic>
+                                              <ns6:nvPicPr>
+                                                <ns6:cNvPr id="6" name="image3.png"/>
+                                                <ns6:cNvPicPr/>
+                                              </ns6:nvPicPr>
+                                              <ns6:blipFill>
+                                                <ns5:blip ns7:embed="rId7" cstate="print"/>
+                                                <ns5:stretch>
+                                                  <ns5:fillRect/>
+                                                </ns5:stretch>
+                                              </ns6:blipFill>
+                                              <ns6:spPr>
+                                                <ns5:xfrm>
+                                                  <ns5:off x="0" y="0"/>
+                                                  <ns5:ext cx="145878" cy="100012"/>
+                                                </ns5:xfrm>
+                                                <ns5:prstGeom prst="rect">
+                                                  <ns5:avLst/>
+                                                </ns5:prstGeom>
+                                              </ns6:spPr>
+                                            </ns6:pic>
+                                          </ns5:graphicData>
+                                        </ns5:graphic>
+                                      </ns3:inline>
                                     </w:drawing>
                                   </w:r>
                                 </w:p>
@@ -3669,7 +3669,7 @@
                                 <w:tcPr>
                                   <w:tcW w:w="984" w:type="dxa"/>
                                 </w:tcPr>
-                                <w:p>
+                                <w:p ns2:paraId="0223D12C" ns2:textId="77777777">
                                   <w:pPr>
                                     <w:pStyle w:val="TableParagraph"/>
                                     <w:spacing w:before="1"/>
@@ -3692,7 +3692,7 @@
                                 <w:tcPr>
                                   <w:tcW w:w="838" w:type="dxa"/>
                                 </w:tcPr>
-                                <w:p>
+                                <w:p ns2:paraId="331C24FB" ns2:textId="5A63F0DC">
                                   <w:pPr>
                                     <w:pStyle w:val="TableParagraph"/>
                                     <w:spacing w:before="1"/>
@@ -3733,7 +3733,7 @@
                                 </w:p>
                               </w:tc>
                             </w:tr>
-                            <w:tr>
+                            <w:tr ns2:paraId="669189E4" ns2:textId="77777777">
                               <w:trPr>
                                 <w:trHeight w:val="220"/>
                               </w:trPr>
@@ -3741,7 +3741,7 @@
                                 <w:tcPr>
                                   <w:tcW w:w="802" w:type="dxa"/>
                                 </w:tcPr>
-                                <w:p>
+                                <w:p ns2:paraId="3B328AF4" ns2:textId="77777777">
                                   <w:pPr>
                                     <w:pStyle w:val="TableParagraph"/>
                                     <w:spacing w:before="2" w:line="240" w:lineRule="auto"/>
@@ -3750,7 +3750,7 @@
                                     </w:rPr>
                                   </w:pPr>
                                 </w:p>
-                                <w:p>
+                                <w:p ns2:paraId="1D09897C" ns2:textId="77777777">
                                   <w:pPr>
                                     <w:pStyle w:val="TableParagraph"/>
                                     <w:spacing w:line="157" w:lineRule="exact"/>
@@ -3766,39 +3766,39 @@
                                       <w:sz w:val="15"/>
                                     </w:rPr>
                                     <w:drawing>
-                                      <wp:inline distT="0" distB="0" distL="0" distR="0" wp14:anchorId="797A0C97" wp14:editId="5A41F63D">
-                                        <wp:extent cx="145881" cy="100012"/>
-                                        <wp:effectExtent l="0" t="0" r="0" b="0"/>
-                                        <wp:docPr id="7" name="image3.png"/>
-                                        <wp:cNvGraphicFramePr>
-                                          <a:graphicFrameLocks xmlns:a="http://schemas.openxmlformats.org/drawingml/2006/main" noChangeAspect="1"/>
-                                        </wp:cNvGraphicFramePr>
-                                        <a:graphic xmlns:a="http://schemas.openxmlformats.org/drawingml/2006/main">
-                                          <a:graphicData uri="http://schemas.openxmlformats.org/drawingml/2006/picture">
-                                            <pic:pic xmlns:pic="http://schemas.openxmlformats.org/drawingml/2006/picture">
-                                              <pic:nvPicPr>
-                                                <pic:cNvPr id="8" name="image3.png"/>
-                                                <pic:cNvPicPr/>
-                                              </pic:nvPicPr>
-                                              <pic:blipFill>
-                                                <a:blip r:embed="rId7" cstate="print"/>
-                                                <a:stretch>
-                                                  <a:fillRect/>
-                                                </a:stretch>
-                                              </pic:blipFill>
-                                              <pic:spPr>
-                                                <a:xfrm>
-                                                  <a:off x="0" y="0"/>
-                                                  <a:ext cx="145881" cy="100012"/>
-                                                </a:xfrm>
-                                                <a:prstGeom prst="rect">
-                                                  <a:avLst/>
-                                                </a:prstGeom>
-                                              </pic:spPr>
-                                            </pic:pic>
-                                          </a:graphicData>
-                                        </a:graphic>
-                                      </wp:inline>
+                                      <ns3:inline distT="0" distB="0" distL="0" distR="0" ns4:anchorId="797A0C97" ns4:editId="5A41F63D">
+                                        <ns3:extent cx="145881" cy="100012"/>
+                                        <ns3:effectExtent l="0" t="0" r="0" b="0"/>
+                                        <ns3:docPr id="7" name="image3.png"/>
+                                        <ns3:cNvGraphicFramePr>
+                                          <ns5:graphicFrameLocks noChangeAspect="1"/>
+                                        </ns3:cNvGraphicFramePr>
+                                        <ns5:graphic>
+                                          <ns5:graphicData uri="http://schemas.openxmlformats.org/drawingml/2006/picture">
+                                            <ns6:pic>
+                                              <ns6:nvPicPr>
+                                                <ns6:cNvPr id="8" name="image3.png"/>
+                                                <ns6:cNvPicPr/>
+                                              </ns6:nvPicPr>
+                                              <ns6:blipFill>
+                                                <ns5:blip ns7:embed="rId7" cstate="print"/>
+                                                <ns5:stretch>
+                                                  <ns5:fillRect/>
+                                                </ns5:stretch>
+                                              </ns6:blipFill>
+                                              <ns6:spPr>
+                                                <ns5:xfrm>
+                                                  <ns5:off x="0" y="0"/>
+                                                  <ns5:ext cx="145881" cy="100012"/>
+                                                </ns5:xfrm>
+                                                <ns5:prstGeom prst="rect">
+                                                  <ns5:avLst/>
+                                                </ns5:prstGeom>
+                                              </ns6:spPr>
+                                            </ns6:pic>
+                                          </ns5:graphicData>
+                                        </ns5:graphic>
+                                      </ns3:inline>
                                     </w:drawing>
                                   </w:r>
                                 </w:p>
@@ -3807,7 +3807,7 @@
                                 <w:tcPr>
                                   <w:tcW w:w="984" w:type="dxa"/>
                                 </w:tcPr>
-                                <w:p>
+                                <w:p ns2:paraId="11EC2188" ns2:textId="77777777">
                                   <w:pPr>
                                     <w:pStyle w:val="TableParagraph"/>
                                     <w:spacing w:before="1"/>
@@ -3830,7 +3830,7 @@
                                 <w:tcPr>
                                   <w:tcW w:w="838" w:type="dxa"/>
                                 </w:tcPr>
-                                <w:p>
+                                <w:p ns2:paraId="2ACF1CD3" ns2:textId="0DC31B4A">
                                   <w:pPr>
                                     <w:pStyle w:val="TableParagraph"/>
                                     <w:spacing w:before="1"/>
@@ -3879,32 +3879,32 @@
                               </w:tc>
                             </w:tr>
                           </w:tbl>
-                          <w:p>
+                          <w:p ns2:paraId="7863D55A" ns2:textId="77777777">
                             <w:pPr>
                               <w:pStyle w:val="BodyText"/>
                             </w:pPr>
                           </w:p>
                         </w:txbxContent>
-                      </wps:txbx>
-                      <wps:bodyPr rot="0" vert="horz" wrap="square" lIns="0" tIns="0" rIns="0" bIns="0" anchor="t" anchorCtr="0" upright="1">
-                        <a:noAutofit/>
-                      </wps:bodyPr>
-                    </wps:wsp>
-                  </a:graphicData>
-                </a:graphic>
-                <wp14:sizeRelH relativeFrom="page">
-                  <wp14:pctWidth>0</wp14:pctWidth>
-                </wp14:sizeRelH>
-                <wp14:sizeRelV relativeFrom="page">
-                  <wp14:pctHeight>0</wp14:pctHeight>
-                </wp14:sizeRelV>
-              </wp:anchor>
+                      </ns9:txbx>
+                      <ns9:bodyPr rot="0" vert="horz" wrap="square" lIns="0" tIns="0" rIns="0" bIns="0" anchor="t" anchorCtr="0" upright="1">
+                        <ns5:noAutofit/>
+                      </ns9:bodyPr>
+                    </ns9:wsp>
+                  </ns5:graphicData>
+                </ns5:graphic>
+                <ns4:sizeRelH relativeFrom="page">
+                  <ns4:pctWidth>0</ns4:pctWidth>
+                </ns4:sizeRelH>
+                <ns4:sizeRelV relativeFrom="page">
+                  <ns4:pctHeight>0</ns4:pctHeight>
+                </ns4:sizeRelV>
+              </ns3:anchor>
             </w:drawing>
-          </mc:Choice>
-          <mc:Fallback>
+          </ns1:Choice>
+          <ns1:Fallback>
             <w:pict>
-              <v:shape w14:anchorId="4499B762" id="docshape18" o:spid="_x0000_s1034" type="#_x0000_t202" style="position:absolute;left:0;text-align:left;margin-left:446.4pt;margin-top:27.5pt;width:139.2pt;height:57.45pt;z-index:251655680;visibility:visible;mso-wrap-style:square;mso-width-percent:0;mso-height-percent:0;mso-wrap-distance-left:9pt;mso-wrap-distance-top:0;mso-wrap-distance-right:9pt;mso-wrap-distance-bottom:0;mso-position-horizontal:absolute;mso-position-horizontal-relative:page;mso-position-vertical:absolute;mso-position-vertical-relative:text;mso-width-percent:0;mso-height-percent:0;mso-width-relative:page;mso-height-relative:page;v-text-anchor:top" o:gfxdata="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" filled="f" stroked="f">
-                <v:textbox inset="0,0,0,0">
+              <ns10:shape ns2:anchorId="4499B762" id="docshape18" ns11:spid="_x0000_s1034" type="#_x0000_t202" style="position:absolute;left:0;text-align:left;margin-left:446.4pt;margin-top:27.5pt;width:139.2pt;height:57.45pt;z-index:251655680;visibility:visible;mso-wrap-style:square;mso-width-percent:0;mso-height-percent:0;mso-wrap-distance-left:9pt;mso-wrap-distance-top:0;mso-wrap-distance-right:9pt;mso-wrap-distance-bottom:0;mso-position-horizontal:absolute;mso-position-horizontal-relative:page;mso-position-vertical:absolute;mso-position-vertical-relative:text;mso-width-percent:0;mso-height-percent:0;mso-width-relative:page;mso-height-relative:page;v-text-anchor:top" ns11:gfxdata="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" filled="f" stroked="f">
+                <ns10:textbox inset="0,0,0,0">
                   <w:txbxContent>
                     <w:tbl>
                       <w:tblPr>
@@ -3930,7 +3930,7 @@
                         <w:gridCol w:w="984"/>
                         <w:gridCol w:w="838"/>
                       </w:tblGrid>
-                      <w:tr>
+                      <w:tr ns2:paraId="417DB720" ns2:textId="77777777">
                         <w:trPr>
                           <w:trHeight w:val="441"/>
                         </w:trPr>
@@ -3938,7 +3938,7 @@
                           <w:tcPr>
                             <w:tcW w:w="802" w:type="dxa"/>
                           </w:tcPr>
-                          <w:p>
+                          <w:p ns2:paraId="0A31A2EE" ns2:textId="77777777">
                             <w:pPr>
                               <w:pStyle w:val="TableParagraph"/>
                               <w:spacing w:line="220" w:lineRule="atLeast"/>
@@ -3973,7 +3973,7 @@
                           <w:tcPr>
                             <w:tcW w:w="984" w:type="dxa"/>
                           </w:tcPr>
-                          <w:p>
+                          <w:p ns2:paraId="2D4429C7" ns2:textId="77777777">
                             <w:pPr>
                               <w:pStyle w:val="TableParagraph"/>
                               <w:spacing w:line="220" w:lineRule="atLeast"/>
@@ -4008,7 +4008,7 @@
                           <w:tcPr>
                             <w:tcW w:w="838" w:type="dxa"/>
                           </w:tcPr>
-                          <w:p>
+                          <w:p ns2:paraId="2B0387CE" ns2:textId="77777777">
                             <w:pPr>
                               <w:pStyle w:val="TableParagraph"/>
                               <w:spacing w:line="220" w:lineRule="atLeast"/>
@@ -4040,7 +4040,7 @@
                           </w:p>
                         </w:tc>
                       </w:tr>
-                      <w:tr>
+                      <w:tr ns2:paraId="29D08970" ns2:textId="77777777">
                         <w:trPr>
                           <w:trHeight w:val="218"/>
                         </w:trPr>
@@ -4048,7 +4048,7 @@
                           <w:tcPr>
                             <w:tcW w:w="802" w:type="dxa"/>
                           </w:tcPr>
-                          <w:p>
+                          <w:p ns2:paraId="0EE71B2F" ns2:textId="77777777">
                             <w:pPr>
                               <w:pStyle w:val="TableParagraph"/>
                               <w:spacing w:before="1" w:line="240" w:lineRule="auto"/>
@@ -4057,7 +4057,7 @@
                               </w:rPr>
                             </w:pPr>
                           </w:p>
-                          <w:p>
+                          <w:p ns2:paraId="530AA00E" ns2:textId="77777777">
                             <w:pPr>
                               <w:pStyle w:val="TableParagraph"/>
                               <w:spacing w:line="157" w:lineRule="exact"/>
@@ -4073,39 +4073,39 @@
                                 <w:sz w:val="15"/>
                               </w:rPr>
                               <w:drawing>
-                                <wp:inline distT="0" distB="0" distL="0" distR="0" wp14:anchorId="772D69BC" wp14:editId="243E492F">
-                                  <wp:extent cx="145895" cy="100012"/>
-                                  <wp:effectExtent l="0" t="0" r="0" b="0"/>
-                                  <wp:docPr id="3" name="image3.png"/>
-                                  <wp:cNvGraphicFramePr>
-                                    <a:graphicFrameLocks xmlns:a="http://schemas.openxmlformats.org/drawingml/2006/main" noChangeAspect="1"/>
-                                  </wp:cNvGraphicFramePr>
-                                  <a:graphic xmlns:a="http://schemas.openxmlformats.org/drawingml/2006/main">
-                                    <a:graphicData uri="http://schemas.openxmlformats.org/drawingml/2006/picture">
-                                      <pic:pic xmlns:pic="http://schemas.openxmlformats.org/drawingml/2006/picture">
-                                        <pic:nvPicPr>
-                                          <pic:cNvPr id="4" name="image3.png"/>
-                                          <pic:cNvPicPr/>
-                                        </pic:nvPicPr>
-                                        <pic:blipFill>
-                                          <a:blip r:embed="rId7" cstate="print"/>
-                                          <a:stretch>
-                                            <a:fillRect/>
-                                          </a:stretch>
-                                        </pic:blipFill>
-                                        <pic:spPr>
-                                          <a:xfrm>
-                                            <a:off x="0" y="0"/>
-                                            <a:ext cx="145895" cy="100012"/>
-                                          </a:xfrm>
-                                          <a:prstGeom prst="rect">
-                                            <a:avLst/>
-                                          </a:prstGeom>
-                                        </pic:spPr>
-                                      </pic:pic>
-                                    </a:graphicData>
-                                  </a:graphic>
-                                </wp:inline>
+                                <ns3:inline distT="0" distB="0" distL="0" distR="0" ns4:anchorId="772D69BC" ns4:editId="243E492F">
+                                  <ns3:extent cx="145895" cy="100012"/>
+                                  <ns3:effectExtent l="0" t="0" r="0" b="0"/>
+                                  <ns3:docPr id="3" name="image3.png"/>
+                                  <ns3:cNvGraphicFramePr>
+                                    <ns5:graphicFrameLocks noChangeAspect="1"/>
+                                  </ns3:cNvGraphicFramePr>
+                                  <ns5:graphic>
+                                    <ns5:graphicData uri="http://schemas.openxmlformats.org/drawingml/2006/picture">
+                                      <ns6:pic>
+                                        <ns6:nvPicPr>
+                                          <ns6:cNvPr id="4" name="image3.png"/>
+                                          <ns6:cNvPicPr/>
+                                        </ns6:nvPicPr>
+                                        <ns6:blipFill>
+                                          <ns5:blip ns7:embed="rId7" cstate="print"/>
+                                          <ns5:stretch>
+                                            <ns5:fillRect/>
+                                          </ns5:stretch>
+                                        </ns6:blipFill>
+                                        <ns6:spPr>
+                                          <ns5:xfrm>
+                                            <ns5:off x="0" y="0"/>
+                                            <ns5:ext cx="145895" cy="100012"/>
+                                          </ns5:xfrm>
+                                          <ns5:prstGeom prst="rect">
+                                            <ns5:avLst/>
+                                          </ns5:prstGeom>
+                                        </ns6:spPr>
+                                      </ns6:pic>
+                                    </ns5:graphicData>
+                                  </ns5:graphic>
+                                </ns3:inline>
                               </w:drawing>
                             </w:r>
                           </w:p>
@@ -4114,7 +4114,7 @@
                           <w:tcPr>
                             <w:tcW w:w="984" w:type="dxa"/>
                           </w:tcPr>
-                          <w:p>
+                          <w:p ns2:paraId="59AB2BF3" ns2:textId="44AF1FEA">
                             <w:pPr>
                               <w:pStyle w:val="TableParagraph"/>
                               <w:spacing w:line="198" w:lineRule="exact"/>
@@ -4137,7 +4137,7 @@
                           <w:tcPr>
                             <w:tcW w:w="838" w:type="dxa"/>
                           </w:tcPr>
-                          <w:p>
+                          <w:p ns2:paraId="16C1F494" ns2:textId="3341004F">
                             <w:pPr>
                               <w:pStyle w:val="TableParagraph"/>
                               <w:spacing w:line="198" w:lineRule="exact"/>
@@ -4185,7 +4185,7 @@
                           </w:p>
                         </w:tc>
                       </w:tr>
-                      <w:tr>
+                      <w:tr ns2:paraId="59C37A2A" ns2:textId="77777777">
                         <w:trPr>
                           <w:trHeight w:val="220"/>
                         </w:trPr>
@@ -4193,7 +4193,7 @@
                           <w:tcPr>
                             <w:tcW w:w="802" w:type="dxa"/>
                           </w:tcPr>
-                          <w:p>
+                          <w:p ns2:paraId="403565F4" ns2:textId="77777777">
                             <w:pPr>
                               <w:pStyle w:val="TableParagraph"/>
                               <w:spacing w:before="3" w:line="240" w:lineRule="auto"/>
@@ -4202,7 +4202,7 @@
                               </w:rPr>
                             </w:pPr>
                           </w:p>
-                          <w:p>
+                          <w:p ns2:paraId="5B951A6E" ns2:textId="77777777">
                             <w:pPr>
                               <w:pStyle w:val="TableParagraph"/>
                               <w:spacing w:line="157" w:lineRule="exact"/>
@@ -4218,39 +4218,39 @@
                                 <w:sz w:val="15"/>
                               </w:rPr>
                               <w:drawing>
-                                <wp:inline distT="0" distB="0" distL="0" distR="0" wp14:anchorId="048A5B88" wp14:editId="4AE62083">
-                                  <wp:extent cx="145878" cy="100012"/>
-                                  <wp:effectExtent l="0" t="0" r="0" b="0"/>
-                                  <wp:docPr id="5" name="image3.png"/>
-                                  <wp:cNvGraphicFramePr>
-                                    <a:graphicFrameLocks xmlns:a="http://schemas.openxmlformats.org/drawingml/2006/main" noChangeAspect="1"/>
-                                  </wp:cNvGraphicFramePr>
-                                  <a:graphic xmlns:a="http://schemas.openxmlformats.org/drawingml/2006/main">
-                                    <a:graphicData uri="http://schemas.openxmlformats.org/drawingml/2006/picture">
-                                      <pic:pic xmlns:pic="http://schemas.openxmlformats.org/drawingml/2006/picture">
-                                        <pic:nvPicPr>
-                                          <pic:cNvPr id="6" name="image3.png"/>
-                                          <pic:cNvPicPr/>
-                                        </pic:nvPicPr>
-                                        <pic:blipFill>
-                                          <a:blip r:embed="rId7" cstate="print"/>
-                                          <a:stretch>
-                                            <a:fillRect/>
-                                          </a:stretch>
-                                        </pic:blipFill>
-                                        <pic:spPr>
-                                          <a:xfrm>
-                                            <a:off x="0" y="0"/>
-                                            <a:ext cx="145878" cy="100012"/>
-                                          </a:xfrm>
-                                          <a:prstGeom prst="rect">
-                                            <a:avLst/>
-                                          </a:prstGeom>
-                                        </pic:spPr>
-                                      </pic:pic>
-                                    </a:graphicData>
-                                  </a:graphic>
-                                </wp:inline>
+                                <ns3:inline distT="0" distB="0" distL="0" distR="0" ns4:anchorId="048A5B88" ns4:editId="4AE62083">
+                                  <ns3:extent cx="145878" cy="100012"/>
+                                  <ns3:effectExtent l="0" t="0" r="0" b="0"/>
+                                  <ns3:docPr id="5" name="image3.png"/>
+                                  <ns3:cNvGraphicFramePr>
+                                    <ns5:graphicFrameLocks noChangeAspect="1"/>
+                                  </ns3:cNvGraphicFramePr>
+                                  <ns5:graphic>
+                                    <ns5:graphicData uri="http://schemas.openxmlformats.org/drawingml/2006/picture">
+                                      <ns6:pic>
+                                        <ns6:nvPicPr>
+                                          <ns6:cNvPr id="6" name="image3.png"/>
+                                          <ns6:cNvPicPr/>
+                                        </ns6:nvPicPr>
+                                        <ns6:blipFill>
+                                          <ns5:blip ns7:embed="rId7" cstate="print"/>
+                                          <ns5:stretch>
+                                            <ns5:fillRect/>
+                                          </ns5:stretch>
+                                        </ns6:blipFill>
+                                        <ns6:spPr>
+                                          <ns5:xfrm>
+                                            <ns5:off x="0" y="0"/>
+                                            <ns5:ext cx="145878" cy="100012"/>
+                                          </ns5:xfrm>
+                                          <ns5:prstGeom prst="rect">
+                                            <ns5:avLst/>
+                                          </ns5:prstGeom>
+                                        </ns6:spPr>
+                                      </ns6:pic>
+                                    </ns5:graphicData>
+                                  </ns5:graphic>
+                                </ns3:inline>
                               </w:drawing>
                             </w:r>
                           </w:p>
@@ -4259,7 +4259,7 @@
                           <w:tcPr>
                             <w:tcW w:w="984" w:type="dxa"/>
                           </w:tcPr>
-                          <w:p>
+                          <w:p ns2:paraId="0223D12C" ns2:textId="77777777">
                             <w:pPr>
                               <w:pStyle w:val="TableParagraph"/>
                               <w:spacing w:before="1"/>
@@ -4282,7 +4282,7 @@
                           <w:tcPr>
                             <w:tcW w:w="838" w:type="dxa"/>
                           </w:tcPr>
-                          <w:p>
+                          <w:p ns2:paraId="331C24FB" ns2:textId="5A63F0DC">
                             <w:pPr>
                               <w:pStyle w:val="TableParagraph"/>
                               <w:spacing w:before="1"/>
@@ -4323,7 +4323,7 @@
                           </w:p>
                         </w:tc>
                       </w:tr>
-                      <w:tr>
+                      <w:tr ns2:paraId="669189E4" ns2:textId="77777777">
                         <w:trPr>
                           <w:trHeight w:val="220"/>
                         </w:trPr>
@@ -4331,7 +4331,7 @@
                           <w:tcPr>
                             <w:tcW w:w="802" w:type="dxa"/>
                           </w:tcPr>
-                          <w:p>
+                          <w:p ns2:paraId="3B328AF4" ns2:textId="77777777">
                             <w:pPr>
                               <w:pStyle w:val="TableParagraph"/>
                               <w:spacing w:before="2" w:line="240" w:lineRule="auto"/>
@@ -4340,7 +4340,7 @@
                               </w:rPr>
                             </w:pPr>
                           </w:p>
-                          <w:p>
+                          <w:p ns2:paraId="1D09897C" ns2:textId="77777777">
                             <w:pPr>
                               <w:pStyle w:val="TableParagraph"/>
                               <w:spacing w:line="157" w:lineRule="exact"/>
@@ -4356,39 +4356,39 @@
                                 <w:sz w:val="15"/>
                               </w:rPr>
                               <w:drawing>
-                                <wp:inline distT="0" distB="0" distL="0" distR="0" wp14:anchorId="797A0C97" wp14:editId="5A41F63D">
-                                  <wp:extent cx="145881" cy="100012"/>
-                                  <wp:effectExtent l="0" t="0" r="0" b="0"/>
-                                  <wp:docPr id="7" name="image3.png"/>
-                                  <wp:cNvGraphicFramePr>
-                                    <a:graphicFrameLocks xmlns:a="http://schemas.openxmlformats.org/drawingml/2006/main" noChangeAspect="1"/>
-                                  </wp:cNvGraphicFramePr>
-                                  <a:graphic xmlns:a="http://schemas.openxmlformats.org/drawingml/2006/main">
-                                    <a:graphicData uri="http://schemas.openxmlformats.org/drawingml/2006/picture">
-                                      <pic:pic xmlns:pic="http://schemas.openxmlformats.org/drawingml/2006/picture">
-                                        <pic:nvPicPr>
-                                          <pic:cNvPr id="8" name="image3.png"/>
-                                          <pic:cNvPicPr/>
-                                        </pic:nvPicPr>
-                                        <pic:blipFill>
-                                          <a:blip r:embed="rId7" cstate="print"/>
-                                          <a:stretch>
-                                            <a:fillRect/>
-                                          </a:stretch>
-                                        </pic:blipFill>
-                                        <pic:spPr>
-                                          <a:xfrm>
-                                            <a:off x="0" y="0"/>
-                                            <a:ext cx="145881" cy="100012"/>
-                                          </a:xfrm>
-                                          <a:prstGeom prst="rect">
-                                            <a:avLst/>
-                                          </a:prstGeom>
-                                        </pic:spPr>
-                                      </pic:pic>
-                                    </a:graphicData>
-                                  </a:graphic>
-                                </wp:inline>
+                                <ns3:inline distT="0" distB="0" distL="0" distR="0" ns4:anchorId="797A0C97" ns4:editId="5A41F63D">
+                                  <ns3:extent cx="145881" cy="100012"/>
+                                  <ns3:effectExtent l="0" t="0" r="0" b="0"/>
+                                  <ns3:docPr id="7" name="image3.png"/>
+                                  <ns3:cNvGraphicFramePr>
+                                    <ns5:graphicFrameLocks noChangeAspect="1"/>
+                                  </ns3:cNvGraphicFramePr>
+                                  <ns5:graphic>
+                                    <ns5:graphicData uri="http://schemas.openxmlformats.org/drawingml/2006/picture">
+                                      <ns6:pic>
+                                        <ns6:nvPicPr>
+                                          <ns6:cNvPr id="8" name="image3.png"/>
+                                          <ns6:cNvPicPr/>
+                                        </ns6:nvPicPr>
+                                        <ns6:blipFill>
+                                          <ns5:blip ns7:embed="rId7" cstate="print"/>
+                                          <ns5:stretch>
+                                            <ns5:fillRect/>
+                                          </ns5:stretch>
+                                        </ns6:blipFill>
+                                        <ns6:spPr>
+                                          <ns5:xfrm>
+                                            <ns5:off x="0" y="0"/>
+                                            <ns5:ext cx="145881" cy="100012"/>
+                                          </ns5:xfrm>
+                                          <ns5:prstGeom prst="rect">
+                                            <ns5:avLst/>
+                                          </ns5:prstGeom>
+                                        </ns6:spPr>
+                                      </ns6:pic>
+                                    </ns5:graphicData>
+                                  </ns5:graphic>
+                                </ns3:inline>
                               </w:drawing>
                             </w:r>
                           </w:p>
@@ -4397,7 +4397,7 @@
                           <w:tcPr>
                             <w:tcW w:w="984" w:type="dxa"/>
                           </w:tcPr>
-                          <w:p>
+                          <w:p ns2:paraId="11EC2188" ns2:textId="77777777">
                             <w:pPr>
                               <w:pStyle w:val="TableParagraph"/>
                               <w:spacing w:before="1"/>
@@ -4420,7 +4420,7 @@
                           <w:tcPr>
                             <w:tcW w:w="838" w:type="dxa"/>
                           </w:tcPr>
-                          <w:p>
+                          <w:p ns2:paraId="2ACF1CD3" ns2:textId="0DC31B4A">
                             <w:pPr>
                               <w:pStyle w:val="TableParagraph"/>
                               <w:spacing w:before="1"/>
@@ -4469,18 +4469,18 @@
                         </w:tc>
                       </w:tr>
                     </w:tbl>
-                    <w:p>
+                    <w:p ns2:paraId="7863D55A" ns2:textId="77777777">
                       <w:pPr>
                         <w:pStyle w:val="BodyText"/>
                       </w:pPr>
                     </w:p>
                   </w:txbxContent>
-                </v:textbox>
-                <w10:wrap type="square" anchorx="page"/>
-              </v:shape>
+                </ns10:textbox>
+                <ns12:wrap type="square" anchorx="page"/>
+              </ns10:shape>
             </w:pict>
-          </mc:Fallback>
-        </mc:AlternateContent>
+          </ns1:Fallback>
+        </ns1:AlternateContent>
       </w:r>
       <w:r>
         <w:rPr>
@@ -4592,7 +4592,7 @@
         <w:t xml:space="preserve">PAYMENT </w:t>
       </w:r>
     </w:p>
-    <w:p>
+    <w:p ns2:paraId="4E92EB42" ns2:textId="77777777">
       <w:pPr>
         <w:pStyle w:val="BodyText"/>
         <w:rPr>
@@ -4600,7 +4600,7 @@
         </w:rPr>
       </w:pPr>
     </w:p>
-    <w:p>
+    <w:p ns2:paraId="743E4F65" ns2:textId="7C750D49">
       <w:pPr>
         <w:pStyle w:val="BodyText"/>
       </w:pPr>
@@ -4634,19 +4634,19 @@
         <w:rPr>
           <w:color w:val="221F1F"/>
         </w:rPr>
-        <w:t>Protego</w:t>
-      </w:r>
-      <w:r>
-        <w:rPr>
-          <w:color w:val="221F1F"/>
-        </w:rPr>
-        <w:t xml:space="preserve"> Pla</w:t>
-      </w:r>
-      <w:r>
-        <w:rPr>
-          <w:color w:val="221F1F"/>
-        </w:rPr>
-        <w:t>n</w:t>
+        <w:t>TPP Secure Plan</w:t>
+      </w:r>
+      <w:r>
+        <w:rPr>
+          <w:color w:val="221F1F"/>
+        </w:rPr>
+        <w:t xml:space="preserve"/>
+      </w:r>
+      <w:r>
+        <w:rPr>
+          <w:color w:val="221F1F"/>
+        </w:rPr>
+        <w:t/>
       </w:r>
       <w:r>
         <w:rPr>
@@ -5015,7 +5015,7 @@
         <w:t>Responsibility Addendum for losses caused by the following:</w:t>
       </w:r>
     </w:p>
-    <w:p>
+    <w:p ns2:paraId="1578C94F" ns2:textId="77777777">
       <w:pPr>
         <w:pStyle w:val="BodyText"/>
         <w:spacing w:before="11"/>
@@ -5024,7 +5024,7 @@
         </w:rPr>
       </w:pPr>
     </w:p>
-    <w:p>
+    <w:p ns2:paraId="55CF99AA" ns2:textId="672F41A7">
       <w:pPr>
         <w:pStyle w:val="BodyText"/>
         <w:spacing w:line="219" w:lineRule="exact"/>
@@ -5188,7 +5188,7 @@
         <w:t>to:</w:t>
       </w:r>
     </w:p>
-    <w:p>
+    <w:p ns2:paraId="1846F0EB" ns2:textId="77777777">
       <w:pPr>
         <w:pStyle w:val="ListParagraph"/>
         <w:numPr>
@@ -5274,7 +5274,7 @@
         <w:t>hail</w:t>
       </w:r>
     </w:p>
-    <w:p>
+    <w:p ns2:paraId="749518E5" ns2:textId="1AF6A226">
       <w:pPr>
         <w:pStyle w:val="ListParagraph"/>
         <w:numPr>
@@ -5471,7 +5471,7 @@
         <w:t>a visible sign of forced entry)</w:t>
       </w:r>
     </w:p>
-    <w:p>
+    <w:p ns2:paraId="16E90BDF" ns2:textId="397CF1E8">
       <w:pPr>
         <w:pStyle w:val="ListParagraph"/>
         <w:numPr>
@@ -5730,7 +5730,7 @@
         <w:t xml:space="preserve"> is NOT covered</w:t>
       </w:r>
     </w:p>
-    <w:p>
+    <w:p ns2:paraId="05791519" ns2:textId="77777777">
       <w:pPr>
         <w:pStyle w:val="ListParagraph"/>
         <w:numPr>
@@ -5852,7 +5852,7 @@
         <w:t xml:space="preserve"> building</w:t>
       </w:r>
     </w:p>
-    <w:p>
+    <w:p ns2:paraId="112B2492" ns2:textId="77777777">
       <w:pPr>
         <w:pStyle w:val="ListParagraph"/>
         <w:numPr>
@@ -5975,7 +5975,7 @@
         <w:t xml:space="preserve"> stored</w:t>
       </w:r>
     </w:p>
-    <w:p>
+    <w:p ns2:paraId="3F26A944" ns2:textId="77777777">
       <w:pPr>
         <w:pStyle w:val="ListParagraph"/>
         <w:numPr>
@@ -6087,7 +6087,7 @@
       </w:r>
       <w:proofErr w:type="gramEnd"/>
     </w:p>
-    <w:p>
+    <w:p ns2:paraId="49386055" ns2:textId="179180E2">
       <w:pPr>
         <w:pStyle w:val="ListParagraph"/>
         <w:numPr>
@@ -6202,12 +6202,12 @@
         <w:t>$500</w:t>
       </w:r>
     </w:p>
-    <w:p>
+    <w:p ns2:paraId="12D4736D" ns2:textId="77777777">
       <w:pPr>
         <w:pStyle w:val="BodyText"/>
       </w:pPr>
     </w:p>
-    <w:p>
+    <w:p ns2:paraId="7B5CC834" ns2:textId="63112277">
       <w:pPr>
         <w:pStyle w:val="BodyText"/>
         <w:spacing w:before="10"/>
@@ -6220,68 +6220,68 @@
           <w:noProof/>
           <w:sz w:val="20"/>
         </w:rPr>
-        <mc:AlternateContent>
-          <mc:Choice Requires="wps">
+        <ns1:AlternateContent>
+          <ns1:Choice Requires="wps">
             <w:drawing>
-              <wp:anchor distT="0" distB="0" distL="114300" distR="114300" simplePos="0" relativeHeight="251656704" behindDoc="0" locked="0" layoutInCell="1" allowOverlap="1" wp14:anchorId="552DE4A2" wp14:editId="55EAC847">
-                <wp:simplePos x="0" y="0"/>
-                <wp:positionH relativeFrom="column">
-                  <wp:posOffset>-412750</wp:posOffset>
-                </wp:positionH>
-                <wp:positionV relativeFrom="paragraph">
-                  <wp:posOffset>174625</wp:posOffset>
-                </wp:positionV>
-                <wp:extent cx="301625" cy="262255"/>
-                <wp:effectExtent l="0" t="0" r="22225" b="23495"/>
-                <wp:wrapThrough wrapText="bothSides">
-                  <wp:wrapPolygon edited="0">
-                    <wp:start x="0" y="0"/>
-                    <wp:lineTo x="0" y="21966"/>
-                    <wp:lineTo x="21827" y="21966"/>
-                    <wp:lineTo x="21827" y="0"/>
-                    <wp:lineTo x="0" y="0"/>
-                  </wp:wrapPolygon>
-                </wp:wrapThrough>
-                <wp:docPr id="385411721" name="docshape13"/>
-                <wp:cNvGraphicFramePr>
-                  <a:graphicFrameLocks xmlns:a="http://schemas.openxmlformats.org/drawingml/2006/main"/>
-                </wp:cNvGraphicFramePr>
-                <a:graphic xmlns:a="http://schemas.openxmlformats.org/drawingml/2006/main">
-                  <a:graphicData uri="http://schemas.microsoft.com/office/word/2010/wordprocessingShape">
-                    <wps:wsp>
-                      <wps:cNvSpPr txBox="1">
-                        <a:spLocks noChangeArrowheads="1"/>
-                      </wps:cNvSpPr>
-                      <wps:spPr bwMode="auto">
-                        <a:xfrm>
-                          <a:off x="0" y="0"/>
-                          <a:ext cx="301625" cy="262255"/>
-                        </a:xfrm>
-                        <a:prstGeom prst="rect">
-                          <a:avLst/>
-                        </a:prstGeom>
-                        <a:noFill/>
-                        <a:ln w="20320">
-                          <a:solidFill>
-                            <a:srgbClr val="000000"/>
-                          </a:solidFill>
-                          <a:miter lim="800000"/>
-                          <a:headEnd/>
-                          <a:tailEnd/>
-                        </a:ln>
-                        <a:extLst>
-                          <a:ext uri="{909E8E84-426E-40DD-AFC4-6F175D3DCCD1}">
-                            <a14:hiddenFill xmlns:a14="http://schemas.microsoft.com/office/drawing/2010/main">
-                              <a:solidFill>
-                                <a:srgbClr val="FFFFFF"/>
-                              </a:solidFill>
-                            </a14:hiddenFill>
-                          </a:ext>
-                        </a:extLst>
-                      </wps:spPr>
-                      <wps:txbx>
+              <ns3:anchor distT="0" distB="0" distL="114300" distR="114300" simplePos="0" relativeHeight="251656704" behindDoc="0" locked="0" layoutInCell="1" allowOverlap="1" ns4:anchorId="552DE4A2" ns4:editId="55EAC847">
+                <ns3:simplePos x="0" y="0"/>
+                <ns3:positionH relativeFrom="column">
+                  <ns3:posOffset>-412750</ns3:posOffset>
+                </ns3:positionH>
+                <ns3:positionV relativeFrom="paragraph">
+                  <ns3:posOffset>174625</ns3:posOffset>
+                </ns3:positionV>
+                <ns3:extent cx="301625" cy="262255"/>
+                <ns3:effectExtent l="0" t="0" r="22225" b="23495"/>
+                <ns3:wrapThrough wrapText="bothSides">
+                  <ns3:wrapPolygon edited="0">
+                    <ns3:start x="0" y="0"/>
+                    <ns3:lineTo x="0" y="21966"/>
+                    <ns3:lineTo x="21827" y="21966"/>
+                    <ns3:lineTo x="21827" y="0"/>
+                    <ns3:lineTo x="0" y="0"/>
+                  </ns3:wrapPolygon>
+                </ns3:wrapThrough>
+                <ns3:docPr id="385411721" name="docshape13"/>
+                <ns3:cNvGraphicFramePr>
+                  <ns5:graphicFrameLocks/>
+                </ns3:cNvGraphicFramePr>
+                <ns5:graphic>
+                  <ns5:graphicData uri="http://schemas.microsoft.com/office/word/2010/wordprocessingShape">
+                    <ns9:wsp>
+                      <ns9:cNvSpPr txBox="1">
+                        <ns5:spLocks noChangeArrowheads="1"/>
+                      </ns9:cNvSpPr>
+                      <ns9:spPr bwMode="auto">
+                        <ns5:xfrm>
+                          <ns5:off x="0" y="0"/>
+                          <ns5:ext cx="301625" cy="262255"/>
+                        </ns5:xfrm>
+                        <ns5:prstGeom prst="rect">
+                          <ns5:avLst/>
+                        </ns5:prstGeom>
+                        <ns5:noFill/>
+                        <ns5:ln w="20320">
+                          <ns5:solidFill>
+                            <ns5:srgbClr val="000000"/>
+                          </ns5:solidFill>
+                          <ns5:miter lim="800000"/>
+                          <ns5:headEnd/>
+                          <ns5:tailEnd/>
+                        </ns5:ln>
+                        <ns5:extLst>
+                          <ns5:ext uri="{909E8E84-426E-40DD-AFC4-6F175D3DCCD1}">
+                            <ns8:hiddenFill>
+                              <ns5:solidFill>
+                                <ns5:srgbClr val="FFFFFF"/>
+                              </ns5:solidFill>
+                            </ns8:hiddenFill>
+                          </ns5:ext>
+                        </ns5:extLst>
+                      </ns9:spPr>
+                      <ns9:txbx>
                         <w:txbxContent>
-                          <w:p>
+                          <w:p ns2:paraId="2B376E9F" ns2:textId="1D713E84">
                             <w:pPr>
                               <w:spacing w:before="71"/>
                               <w:ind w:left="142"/>
@@ -6294,25 +6294,25 @@
                             </w:r>
                           </w:p>
                         </w:txbxContent>
-                      </wps:txbx>
-                      <wps:bodyPr rot="0" vert="horz" wrap="square" lIns="0" tIns="0" rIns="0" bIns="0" anchor="t" anchorCtr="0" upright="1">
-                        <a:noAutofit/>
-                      </wps:bodyPr>
-                    </wps:wsp>
-                  </a:graphicData>
-                </a:graphic>
-                <wp14:sizeRelH relativeFrom="margin">
-                  <wp14:pctWidth>0</wp14:pctWidth>
-                </wp14:sizeRelH>
-              </wp:anchor>
+                      </ns9:txbx>
+                      <ns9:bodyPr rot="0" vert="horz" wrap="square" lIns="0" tIns="0" rIns="0" bIns="0" anchor="t" anchorCtr="0" upright="1">
+                        <ns5:noAutofit/>
+                      </ns9:bodyPr>
+                    </ns9:wsp>
+                  </ns5:graphicData>
+                </ns5:graphic>
+                <ns4:sizeRelH relativeFrom="margin">
+                  <ns4:pctWidth>0</ns4:pctWidth>
+                </ns4:sizeRelH>
+              </ns3:anchor>
             </w:drawing>
-          </mc:Choice>
-          <mc:Fallback>
+          </ns1:Choice>
+          <ns1:Fallback>
             <w:pict>
-              <v:shape w14:anchorId="552DE4A2" id="_x0000_s1035" type="#_x0000_t202" style="position:absolute;margin-left:-32.5pt;margin-top:13.75pt;width:23.75pt;height:20.65pt;z-index:251656704;visibility:visible;mso-wrap-style:square;mso-width-percent:0;mso-wrap-distance-left:9pt;mso-wrap-distance-top:0;mso-wrap-distance-right:9pt;mso-wrap-distance-bottom:0;mso-position-horizontal:absolute;mso-position-horizontal-relative:text;mso-position-vertical:absolute;mso-position-vertical-relative:text;mso-width-percent:0;mso-width-relative:margin;v-text-anchor:top" o:gfxdata="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" filled="f" strokeweight="1.6pt">
-                <v:textbox inset="0,0,0,0">
+              <ns10:shape ns2:anchorId="552DE4A2" id="_x0000_s1035" type="#_x0000_t202" style="position:absolute;margin-left:-32.5pt;margin-top:13.75pt;width:23.75pt;height:20.65pt;z-index:251656704;visibility:visible;mso-wrap-style:square;mso-width-percent:0;mso-wrap-distance-left:9pt;mso-wrap-distance-top:0;mso-wrap-distance-right:9pt;mso-wrap-distance-bottom:0;mso-position-horizontal:absolute;mso-position-horizontal-relative:text;mso-position-vertical:absolute;mso-position-vertical-relative:text;mso-width-percent:0;mso-width-relative:margin;v-text-anchor:top" ns11:gfxdata="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" filled="f" strokeweight="1.6pt">
+                <ns10:textbox inset="0,0,0,0">
                   <w:txbxContent>
-                    <w:p>
+                    <w:p ns2:paraId="2B376E9F" ns2:textId="1D713E84">
                       <w:pPr>
                         <w:spacing w:before="71"/>
                         <w:ind w:left="142"/>
@@ -6325,15 +6325,15 @@
                       </w:r>
                     </w:p>
                   </w:txbxContent>
-                </v:textbox>
-                <w10:wrap type="through"/>
-              </v:shape>
+                </ns10:textbox>
+                <ns12:wrap type="through"/>
+              </ns10:shape>
             </w:pict>
-          </mc:Fallback>
-        </mc:AlternateContent>
+          </ns1:Fallback>
+        </ns1:AlternateContent>
       </w:r>
     </w:p>
-    <w:p>
+    <w:p ns2:paraId="31796828" ns2:textId="5FC2CEF2">
       <w:pPr>
         <w:pStyle w:val="Heading1"/>
         <w:ind w:left="61"/>
@@ -6506,7 +6506,7 @@
         <w:t>HAS BEEN ACCEPTED.</w:t>
       </w:r>
     </w:p>
-    <w:p>
+    <w:p ns2:paraId="199D845A" ns2:textId="55DB5F49">
       <w:pPr>
         <w:pStyle w:val="BodyText"/>
         <w:spacing w:before="2"/>
@@ -6678,22 +6678,22 @@
         <w:rPr>
           <w:color w:val="221F1F"/>
         </w:rPr>
-        <w:t>Protego</w:t>
-      </w:r>
-      <w:r>
-        <w:rPr>
-          <w:color w:val="221F1F"/>
-        </w:rPr>
-        <w:t xml:space="preserve"> Protection</w:t>
-      </w:r>
-      <w:r>
-        <w:rPr>
-          <w:color w:val="221F1F"/>
-        </w:rPr>
-        <w:t xml:space="preserve"> Plan that is available to me.</w:t>
+        <w:t>TPP Secure Protection Plan</w:t>
+      </w:r>
+      <w:r>
+        <w:rPr>
+          <w:color w:val="221F1F"/>
+        </w:rPr>
+        <w:t xml:space="preserve"/>
+      </w:r>
+      <w:r>
+        <w:rPr>
+          <w:color w:val="221F1F"/>
+        </w:rPr>
+        <w:t xml:space="preserve"> that is available to me.</w:t>
       </w:r>
     </w:p>
-    <w:p>
+    <w:p ns2:paraId="4AEB1E8D" ns2:textId="7BEE5D4F">
       <w:pPr>
         <w:pStyle w:val="BodyText"/>
         <w:spacing w:before="11"/>
@@ -6702,7 +6702,7 @@
         </w:rPr>
       </w:pPr>
     </w:p>
-    <w:p>
+    <w:p ns2:paraId="38FFE75B" ns2:textId="02960242">
       <w:pPr>
         <w:pStyle w:val="BodyText"/>
         <w:tabs>
@@ -6744,7 +6744,7 @@
         <w:tab/>
       </w:r>
     </w:p>
-    <w:p>
+    <w:p ns2:paraId="4C5B699F" ns2:textId="77777777">
       <w:pPr>
         <w:sectPr>
           <w:type w:val="continuous"/>
@@ -6757,7 +6757,7 @@
         </w:sectPr>
       </w:pPr>
     </w:p>
-    <w:p>
+    <w:p ns2:paraId="69EFD140" ns2:textId="77777777">
       <w:pPr>
         <w:pStyle w:val="BodyText"/>
         <w:spacing w:before="9"/>
@@ -6766,7 +6766,7 @@
         </w:rPr>
       </w:pPr>
     </w:p>
-    <w:p>
+    <w:p ns2:paraId="303B71F2" ns2:textId="77777777">
       <w:pPr>
         <w:pStyle w:val="BodyText"/>
         <w:tabs>
@@ -6802,7 +6802,7 @@
         <w:tab/>
       </w:r>
     </w:p>
-    <w:p>
+    <w:p ns2:paraId="738F27C1" ns2:textId="77777777">
       <w:pPr>
         <w:pStyle w:val="BodyText"/>
         <w:spacing w:before="9"/>
@@ -6811,7 +6811,7 @@
         </w:rPr>
       </w:pPr>
     </w:p>
-    <w:p>
+    <w:p ns2:paraId="55F504F5" ns2:textId="3D127A98">
       <w:pPr>
         <w:pStyle w:val="BodyText"/>
         <w:tabs>
@@ -6825,203 +6825,203 @@
         <w:rPr>
           <w:noProof/>
         </w:rPr>
-        <mc:AlternateContent>
-          <mc:Choice Requires="wps">
+        <ns1:AlternateContent>
+          <ns1:Choice Requires="wps">
             <w:drawing>
-              <wp:anchor distT="0" distB="0" distL="114300" distR="114300" simplePos="0" relativeHeight="251649024" behindDoc="0" locked="0" layoutInCell="1" allowOverlap="1" wp14:anchorId="6BE158FD" wp14:editId="2D4A2E90">
-                <wp:simplePos x="0" y="0"/>
-                <wp:positionH relativeFrom="page">
-                  <wp:posOffset>3265805</wp:posOffset>
-                </wp:positionH>
-                <wp:positionV relativeFrom="paragraph">
-                  <wp:posOffset>166370</wp:posOffset>
-                </wp:positionV>
-                <wp:extent cx="1251585" cy="1270"/>
-                <wp:effectExtent l="0" t="0" r="0" b="0"/>
-                <wp:wrapNone/>
-                <wp:docPr id="17" name="docshape23"/>
-                <wp:cNvGraphicFramePr>
-                  <a:graphicFrameLocks xmlns:a="http://schemas.openxmlformats.org/drawingml/2006/main"/>
-                </wp:cNvGraphicFramePr>
-                <a:graphic xmlns:a="http://schemas.openxmlformats.org/drawingml/2006/main">
-                  <a:graphicData uri="http://schemas.microsoft.com/office/word/2010/wordprocessingShape">
-                    <wps:wsp>
-                      <wps:cNvSpPr>
-                        <a:spLocks/>
-                      </wps:cNvSpPr>
-                      <wps:spPr bwMode="auto">
-                        <a:xfrm>
-                          <a:off x="0" y="0"/>
-                          <a:ext cx="1251585" cy="1270"/>
-                        </a:xfrm>
-                        <a:custGeom>
-                          <a:avLst/>
-                          <a:gdLst>
-                            <a:gd name="T0" fmla="+- 0 5143 5143"/>
-                            <a:gd name="T1" fmla="*/ T0 w 1971"/>
-                            <a:gd name="T2" fmla="+- 0 5321 5143"/>
-                            <a:gd name="T3" fmla="*/ T2 w 1971"/>
-                            <a:gd name="T4" fmla="+- 0 5323 5143"/>
-                            <a:gd name="T5" fmla="*/ T4 w 1971"/>
-                            <a:gd name="T6" fmla="+- 0 5589 5143"/>
-                            <a:gd name="T7" fmla="*/ T6 w 1971"/>
-                            <a:gd name="T8" fmla="+- 0 5592 5143"/>
-                            <a:gd name="T9" fmla="*/ T8 w 1971"/>
-                            <a:gd name="T10" fmla="+- 0 5858 5143"/>
-                            <a:gd name="T11" fmla="*/ T10 w 1971"/>
-                            <a:gd name="T12" fmla="+- 0 5861 5143"/>
-                            <a:gd name="T13" fmla="*/ T12 w 1971"/>
-                            <a:gd name="T14" fmla="+- 0 6127 5143"/>
-                            <a:gd name="T15" fmla="*/ T14 w 1971"/>
-                            <a:gd name="T16" fmla="+- 0 6129 5143"/>
-                            <a:gd name="T17" fmla="*/ T16 w 1971"/>
-                            <a:gd name="T18" fmla="+- 0 6307 5143"/>
-                            <a:gd name="T19" fmla="*/ T18 w 1971"/>
-                            <a:gd name="T20" fmla="+- 0 6309 5143"/>
-                            <a:gd name="T21" fmla="*/ T20 w 1971"/>
-                            <a:gd name="T22" fmla="+- 0 6575 5143"/>
-                            <a:gd name="T23" fmla="*/ T22 w 1971"/>
-                            <a:gd name="T24" fmla="+- 0 6578 5143"/>
-                            <a:gd name="T25" fmla="*/ T24 w 1971"/>
-                            <a:gd name="T26" fmla="+- 0 7113 5143"/>
-                            <a:gd name="T27" fmla="*/ T26 w 1971"/>
-                          </a:gdLst>
-                          <a:ahLst/>
-                          <a:cxnLst>
-                            <a:cxn ang="0">
-                              <a:pos x="T1" y="0"/>
-                            </a:cxn>
-                            <a:cxn ang="0">
-                              <a:pos x="T3" y="0"/>
-                            </a:cxn>
-                            <a:cxn ang="0">
-                              <a:pos x="T5" y="0"/>
-                            </a:cxn>
-                            <a:cxn ang="0">
-                              <a:pos x="T7" y="0"/>
-                            </a:cxn>
-                            <a:cxn ang="0">
-                              <a:pos x="T9" y="0"/>
-                            </a:cxn>
-                            <a:cxn ang="0">
-                              <a:pos x="T11" y="0"/>
-                            </a:cxn>
-                            <a:cxn ang="0">
-                              <a:pos x="T13" y="0"/>
-                            </a:cxn>
-                            <a:cxn ang="0">
-                              <a:pos x="T15" y="0"/>
-                            </a:cxn>
-                            <a:cxn ang="0">
-                              <a:pos x="T17" y="0"/>
-                            </a:cxn>
-                            <a:cxn ang="0">
-                              <a:pos x="T19" y="0"/>
-                            </a:cxn>
-                            <a:cxn ang="0">
-                              <a:pos x="T21" y="0"/>
-                            </a:cxn>
-                            <a:cxn ang="0">
-                              <a:pos x="T23" y="0"/>
-                            </a:cxn>
-                            <a:cxn ang="0">
-                              <a:pos x="T25" y="0"/>
-                            </a:cxn>
-                            <a:cxn ang="0">
-                              <a:pos x="T27" y="0"/>
-                            </a:cxn>
-                          </a:cxnLst>
-                          <a:rect l="0" t="0" r="r" b="b"/>
-                          <a:pathLst>
-                            <a:path w="1971">
-                              <a:moveTo>
-                                <a:pt x="0" y="0"/>
-                              </a:moveTo>
-                              <a:lnTo>
-                                <a:pt x="178" y="0"/>
-                              </a:lnTo>
-                              <a:moveTo>
-                                <a:pt x="180" y="0"/>
-                              </a:moveTo>
-                              <a:lnTo>
-                                <a:pt x="446" y="0"/>
-                              </a:lnTo>
-                              <a:moveTo>
-                                <a:pt x="449" y="0"/>
-                              </a:moveTo>
-                              <a:lnTo>
-                                <a:pt x="715" y="0"/>
-                              </a:lnTo>
-                              <a:moveTo>
-                                <a:pt x="718" y="0"/>
-                              </a:moveTo>
-                              <a:lnTo>
-                                <a:pt x="984" y="0"/>
-                              </a:lnTo>
-                              <a:moveTo>
-                                <a:pt x="986" y="0"/>
-                              </a:moveTo>
-                              <a:lnTo>
-                                <a:pt x="1164" y="0"/>
-                              </a:lnTo>
-                              <a:moveTo>
-                                <a:pt x="1166" y="0"/>
-                              </a:moveTo>
-                              <a:lnTo>
-                                <a:pt x="1432" y="0"/>
-                              </a:lnTo>
-                              <a:moveTo>
-                                <a:pt x="1435" y="0"/>
-                              </a:moveTo>
-                              <a:lnTo>
-                                <a:pt x="1970" y="0"/>
-                              </a:lnTo>
-                            </a:path>
-                          </a:pathLst>
-                        </a:custGeom>
-                        <a:noFill/>
-                        <a:ln w="7422">
-                          <a:solidFill>
-                            <a:srgbClr val="211E1E"/>
-                          </a:solidFill>
-                          <a:round/>
-                          <a:headEnd/>
-                          <a:tailEnd/>
-                        </a:ln>
-                        <a:extLst>
-                          <a:ext uri="{909E8E84-426E-40DD-AFC4-6F175D3DCCD1}">
-                            <a14:hiddenFill xmlns:a14="http://schemas.microsoft.com/office/drawing/2010/main">
-                              <a:solidFill>
-                                <a:srgbClr val="FFFFFF"/>
-                              </a:solidFill>
-                            </a14:hiddenFill>
-                          </a:ext>
-                        </a:extLst>
-                      </wps:spPr>
-                      <wps:bodyPr rot="0" vert="horz" wrap="square" lIns="91440" tIns="45720" rIns="91440" bIns="45720" anchor="t" anchorCtr="0" upright="1">
-                        <a:noAutofit/>
-                      </wps:bodyPr>
-                    </wps:wsp>
-                  </a:graphicData>
-                </a:graphic>
-                <wp14:sizeRelH relativeFrom="page">
-                  <wp14:pctWidth>0</wp14:pctWidth>
-                </wp14:sizeRelH>
-                <wp14:sizeRelV relativeFrom="page">
-                  <wp14:pctHeight>0</wp14:pctHeight>
-                </wp14:sizeRelV>
-              </wp:anchor>
+              <ns3:anchor distT="0" distB="0" distL="114300" distR="114300" simplePos="0" relativeHeight="251649024" behindDoc="0" locked="0" layoutInCell="1" allowOverlap="1" ns4:anchorId="6BE158FD" ns4:editId="2D4A2E90">
+                <ns3:simplePos x="0" y="0"/>
+                <ns3:positionH relativeFrom="page">
+                  <ns3:posOffset>3265805</ns3:posOffset>
+                </ns3:positionH>
+                <ns3:positionV relativeFrom="paragraph">
+                  <ns3:posOffset>166370</ns3:posOffset>
+                </ns3:positionV>
+                <ns3:extent cx="1251585" cy="1270"/>
+                <ns3:effectExtent l="0" t="0" r="0" b="0"/>
+                <ns3:wrapNone/>
+                <ns3:docPr id="17" name="docshape23"/>
+                <ns3:cNvGraphicFramePr>
+                  <ns5:graphicFrameLocks/>
+                </ns3:cNvGraphicFramePr>
+                <ns5:graphic>
+                  <ns5:graphicData uri="http://schemas.microsoft.com/office/word/2010/wordprocessingShape">
+                    <ns9:wsp>
+                      <ns9:cNvSpPr>
+                        <ns5:spLocks/>
+                      </ns9:cNvSpPr>
+                      <ns9:spPr bwMode="auto">
+                        <ns5:xfrm>
+                          <ns5:off x="0" y="0"/>
+                          <ns5:ext cx="1251585" cy="1270"/>
+                        </ns5:xfrm>
+                        <ns5:custGeom>
+                          <ns5:avLst/>
+                          <ns5:gdLst>
+                            <ns5:gd name="T0" fmla="+- 0 5143 5143"/>
+                            <ns5:gd name="T1" fmla="*/ T0 w 1971"/>
+                            <ns5:gd name="T2" fmla="+- 0 5321 5143"/>
+                            <ns5:gd name="T3" fmla="*/ T2 w 1971"/>
+                            <ns5:gd name="T4" fmla="+- 0 5323 5143"/>
+                            <ns5:gd name="T5" fmla="*/ T4 w 1971"/>
+                            <ns5:gd name="T6" fmla="+- 0 5589 5143"/>
+                            <ns5:gd name="T7" fmla="*/ T6 w 1971"/>
+                            <ns5:gd name="T8" fmla="+- 0 5592 5143"/>
+                            <ns5:gd name="T9" fmla="*/ T8 w 1971"/>
+                            <ns5:gd name="T10" fmla="+- 0 5858 5143"/>
+                            <ns5:gd name="T11" fmla="*/ T10 w 1971"/>
+                            <ns5:gd name="T12" fmla="+- 0 5861 5143"/>
+                            <ns5:gd name="T13" fmla="*/ T12 w 1971"/>
+                            <ns5:gd name="T14" fmla="+- 0 6127 5143"/>
+                            <ns5:gd name="T15" fmla="*/ T14 w 1971"/>
+                            <ns5:gd name="T16" fmla="+- 0 6129 5143"/>
+                            <ns5:gd name="T17" fmla="*/ T16 w 1971"/>
+                            <ns5:gd name="T18" fmla="+- 0 6307 5143"/>
+                            <ns5:gd name="T19" fmla="*/ T18 w 1971"/>
+                            <ns5:gd name="T20" fmla="+- 0 6309 5143"/>
+                            <ns5:gd name="T21" fmla="*/ T20 w 1971"/>
+                            <ns5:gd name="T22" fmla="+- 0 6575 5143"/>
+                            <ns5:gd name="T23" fmla="*/ T22 w 1971"/>
+                            <ns5:gd name="T24" fmla="+- 0 6578 5143"/>
+                            <ns5:gd name="T25" fmla="*/ T24 w 1971"/>
+                            <ns5:gd name="T26" fmla="+- 0 7113 5143"/>
+                            <ns5:gd name="T27" fmla="*/ T26 w 1971"/>
+                          </ns5:gdLst>
+                          <ns5:ahLst/>
+                          <ns5:cxnLst>
+                            <ns5:cxn ang="0">
+                              <ns5:pos x="T1" y="0"/>
+                            </ns5:cxn>
+                            <ns5:cxn ang="0">
+                              <ns5:pos x="T3" y="0"/>
+                            </ns5:cxn>
+                            <ns5:cxn ang="0">
+                              <ns5:pos x="T5" y="0"/>
+                            </ns5:cxn>
+                            <ns5:cxn ang="0">
+                              <ns5:pos x="T7" y="0"/>
+                            </ns5:cxn>
+                            <ns5:cxn ang="0">
+                              <ns5:pos x="T9" y="0"/>
+                            </ns5:cxn>
+                            <ns5:cxn ang="0">
+                              <ns5:pos x="T11" y="0"/>
+                            </ns5:cxn>
+                            <ns5:cxn ang="0">
+                              <ns5:pos x="T13" y="0"/>
+                            </ns5:cxn>
+                            <ns5:cxn ang="0">
+                              <ns5:pos x="T15" y="0"/>
+                            </ns5:cxn>
+                            <ns5:cxn ang="0">
+                              <ns5:pos x="T17" y="0"/>
+                            </ns5:cxn>
+                            <ns5:cxn ang="0">
+                              <ns5:pos x="T19" y="0"/>
+                            </ns5:cxn>
+                            <ns5:cxn ang="0">
+                              <ns5:pos x="T21" y="0"/>
+                            </ns5:cxn>
+                            <ns5:cxn ang="0">
+                              <ns5:pos x="T23" y="0"/>
+                            </ns5:cxn>
+                            <ns5:cxn ang="0">
+                              <ns5:pos x="T25" y="0"/>
+                            </ns5:cxn>
+                            <ns5:cxn ang="0">
+                              <ns5:pos x="T27" y="0"/>
+                            </ns5:cxn>
+                          </ns5:cxnLst>
+                          <ns5:rect l="0" t="0" r="r" b="b"/>
+                          <ns5:pathLst>
+                            <ns5:path w="1971">
+                              <ns5:moveTo>
+                                <ns5:pt x="0" y="0"/>
+                              </ns5:moveTo>
+                              <ns5:lnTo>
+                                <ns5:pt x="178" y="0"/>
+                              </ns5:lnTo>
+                              <ns5:moveTo>
+                                <ns5:pt x="180" y="0"/>
+                              </ns5:moveTo>
+                              <ns5:lnTo>
+                                <ns5:pt x="446" y="0"/>
+                              </ns5:lnTo>
+                              <ns5:moveTo>
+                                <ns5:pt x="449" y="0"/>
+                              </ns5:moveTo>
+                              <ns5:lnTo>
+                                <ns5:pt x="715" y="0"/>
+                              </ns5:lnTo>
+                              <ns5:moveTo>
+                                <ns5:pt x="718" y="0"/>
+                              </ns5:moveTo>
+                              <ns5:lnTo>
+                                <ns5:pt x="984" y="0"/>
+                              </ns5:lnTo>
+                              <ns5:moveTo>
+                                <ns5:pt x="986" y="0"/>
+                              </ns5:moveTo>
+                              <ns5:lnTo>
+                                <ns5:pt x="1164" y="0"/>
+                              </ns5:lnTo>
+                              <ns5:moveTo>
+                                <ns5:pt x="1166" y="0"/>
+                              </ns5:moveTo>
+                              <ns5:lnTo>
+                                <ns5:pt x="1432" y="0"/>
+                              </ns5:lnTo>
+                              <ns5:moveTo>
+                                <ns5:pt x="1435" y="0"/>
+                              </ns5:moveTo>
+                              <ns5:lnTo>
+                                <ns5:pt x="1970" y="0"/>
+                              </ns5:lnTo>
+                            </ns5:path>
+                          </ns5:pathLst>
+                        </ns5:custGeom>
+                        <ns5:noFill/>
+                        <ns5:ln w="7422">
+                          <ns5:solidFill>
+                            <ns5:srgbClr val="211E1E"/>
+                          </ns5:solidFill>
+                          <ns5:round/>
+                          <ns5:headEnd/>
+                          <ns5:tailEnd/>
+                        </ns5:ln>
+                        <ns5:extLst>
+                          <ns5:ext uri="{909E8E84-426E-40DD-AFC4-6F175D3DCCD1}">
+                            <ns8:hiddenFill>
+                              <ns5:solidFill>
+                                <ns5:srgbClr val="FFFFFF"/>
+                              </ns5:solidFill>
+                            </ns8:hiddenFill>
+                          </ns5:ext>
+                        </ns5:extLst>
+                      </ns9:spPr>
+                      <ns9:bodyPr rot="0" vert="horz" wrap="square" lIns="91440" tIns="45720" rIns="91440" bIns="45720" anchor="t" anchorCtr="0" upright="1">
+                        <ns5:noAutofit/>
+                      </ns9:bodyPr>
+                    </ns9:wsp>
+                  </ns5:graphicData>
+                </ns5:graphic>
+                <ns4:sizeRelH relativeFrom="page">
+                  <ns4:pctWidth>0</ns4:pctWidth>
+                </ns4:sizeRelH>
+                <ns4:sizeRelV relativeFrom="page">
+                  <ns4:pctHeight>0</ns4:pctHeight>
+                </ns4:sizeRelV>
+              </ns3:anchor>
             </w:drawing>
-          </mc:Choice>
-          <mc:Fallback>
+          </ns1:Choice>
+          <ns1:Fallback>
             <w:pict>
-              <v:shape w14:anchorId="40DD9654" id="docshape23" o:spid="_x0000_s1026" style="position:absolute;margin-left:257.15pt;margin-top:13.1pt;width:98.55pt;height:.1pt;z-index:251649024;visibility:visible;mso-wrap-style:square;mso-width-percent:0;mso-height-percent:0;mso-wrap-distance-left:9pt;mso-wrap-distance-top:0;mso-wrap-distance-right:9pt;mso-wrap-distance-bottom:0;mso-position-horizontal:absolute;mso-position-horizontal-relative:page;mso-position-vertical:absolute;mso-position-vertical-relative:text;mso-width-percent:0;mso-height-percent:0;mso-width-relative:page;mso-height-relative:page;v-text-anchor:top" coordsize="1971,1270" o:gfxdata="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" path="m,l178,t2,l446,t3,l715,t3,l984,t2,l1164,t2,l1432,t3,l1970,e" filled="f" strokecolor="#211e1e" strokeweight=".20617mm">
-                <v:path arrowok="t" o:connecttype="custom" o:connectlocs="0,0;113030,0;114300,0;283210,0;285115,0;454025,0;455930,0;624840,0;626110,0;739140,0;740410,0;909320,0;911225,0;1250950,0" o:connectangles="0,0,0,0,0,0,0,0,0,0,0,0,0,0"/>
-                <w10:wrap anchorx="page"/>
-              </v:shape>
+              <ns10:shape ns2:anchorId="40DD9654" id="docshape23" ns11:spid="_x0000_s1026" style="position:absolute;margin-left:257.15pt;margin-top:13.1pt;width:98.55pt;height:.1pt;z-index:251649024;visibility:visible;mso-wrap-style:square;mso-width-percent:0;mso-height-percent:0;mso-wrap-distance-left:9pt;mso-wrap-distance-top:0;mso-wrap-distance-right:9pt;mso-wrap-distance-bottom:0;mso-position-horizontal:absolute;mso-position-horizontal-relative:page;mso-position-vertical:absolute;mso-position-vertical-relative:text;mso-width-percent:0;mso-height-percent:0;mso-width-relative:page;mso-height-relative:page;v-text-anchor:top" coordsize="1971,1270" ns11:gfxdata="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" path="m,l178,t2,l446,t3,l715,t3,l984,t2,l1164,t2,l1432,t3,l1970,e" filled="f" strokecolor="#211e1e" strokeweight=".20617mm">
+                <ns10:path arrowok="t" ns11:connecttype="custom" ns11:connectlocs="0,0;113030,0;114300,0;283210,0;285115,0;454025,0;455930,0;624840,0;626110,0;739140,0;740410,0;909320,0;911225,0;1250950,0" ns11:connectangles="0,0,0,0,0,0,0,0,0,0,0,0,0,0"/>
+                <ns12:wrap anchorx="page"/>
+              </ns10:shape>
             </w:pict>
-          </mc:Fallback>
-        </mc:AlternateContent>
+          </ns1:Fallback>
+        </ns1:AlternateContent>
       </w:r>
       <w:r>
         <w:rPr>
@@ -7091,7 +7091,7 @@
       </w:r>
       <w:proofErr w:type="gramEnd"/>
     </w:p>
-    <w:p>
+    <w:p ns2:paraId="33CC0FEF" ns2:textId="1C1997FC">
       <w:pPr>
         <w:pStyle w:val="BodyText"/>
         <w:spacing w:before="2"/>
@@ -7100,233 +7100,233 @@
         <w:rPr>
           <w:noProof/>
         </w:rPr>
-        <mc:AlternateContent>
-          <mc:Choice Requires="wps">
+        <ns1:AlternateContent>
+          <ns1:Choice Requires="wps">
             <w:drawing>
-              <wp:anchor distT="0" distB="0" distL="114300" distR="114300" simplePos="0" relativeHeight="251645952" behindDoc="0" locked="0" layoutInCell="1" allowOverlap="1" wp14:anchorId="72598F9D" wp14:editId="0BB09BF5">
-                <wp:simplePos x="0" y="0"/>
-                <wp:positionH relativeFrom="column">
-                  <wp:posOffset>83264</wp:posOffset>
-                </wp:positionH>
-                <wp:positionV relativeFrom="paragraph">
-                  <wp:posOffset>14605</wp:posOffset>
-                </wp:positionV>
-                <wp:extent cx="1875790" cy="1728470"/>
-                <wp:effectExtent l="0" t="0" r="10160" b="24130"/>
-                <wp:wrapNone/>
-                <wp:docPr id="19" name="docshape20"/>
-                <wp:cNvGraphicFramePr>
-                  <a:graphicFrameLocks xmlns:a="http://schemas.openxmlformats.org/drawingml/2006/main"/>
-                </wp:cNvGraphicFramePr>
-                <a:graphic xmlns:a="http://schemas.openxmlformats.org/drawingml/2006/main">
-                  <a:graphicData uri="http://schemas.microsoft.com/office/word/2010/wordprocessingShape">
-                    <wps:wsp>
-                      <wps:cNvSpPr>
-                        <a:spLocks/>
-                      </wps:cNvSpPr>
-                      <wps:spPr bwMode="auto">
-                        <a:xfrm>
-                          <a:off x="0" y="0"/>
-                          <a:ext cx="1875790" cy="1728470"/>
-                        </a:xfrm>
-                        <a:custGeom>
-                          <a:avLst/>
-                          <a:gdLst>
-                            <a:gd name="T0" fmla="+- 0 281 281"/>
-                            <a:gd name="T1" fmla="*/ T0 w 2954"/>
-                            <a:gd name="T2" fmla="+- 0 327 310"/>
-                            <a:gd name="T3" fmla="*/ 327 h 2722"/>
-                            <a:gd name="T4" fmla="+- 0 3235 281"/>
-                            <a:gd name="T5" fmla="*/ T4 w 2954"/>
-                            <a:gd name="T6" fmla="+- 0 327 310"/>
-                            <a:gd name="T7" fmla="*/ 327 h 2722"/>
-                            <a:gd name="T8" fmla="+- 0 3235 281"/>
-                            <a:gd name="T9" fmla="*/ T8 w 2954"/>
-                            <a:gd name="T10" fmla="+- 0 3032 310"/>
-                            <a:gd name="T11" fmla="*/ 3032 h 2722"/>
-                            <a:gd name="T12" fmla="+- 0 281 281"/>
-                            <a:gd name="T13" fmla="*/ T12 w 2954"/>
-                            <a:gd name="T14" fmla="+- 0 3032 310"/>
-                            <a:gd name="T15" fmla="*/ 3032 h 2722"/>
-                            <a:gd name="T16" fmla="+- 0 281 281"/>
-                            <a:gd name="T17" fmla="*/ T16 w 2954"/>
-                            <a:gd name="T18" fmla="+- 0 327 310"/>
-                            <a:gd name="T19" fmla="*/ 327 h 2722"/>
-                            <a:gd name="T20" fmla="+- 0 281 281"/>
-                            <a:gd name="T21" fmla="*/ T20 w 2954"/>
-                            <a:gd name="T22" fmla="+- 0 310 310"/>
-                            <a:gd name="T23" fmla="*/ 310 h 2722"/>
-                            <a:gd name="T24" fmla="+- 0 3235 281"/>
-                            <a:gd name="T25" fmla="*/ T24 w 2954"/>
-                            <a:gd name="T26" fmla="+- 0 310 310"/>
-                            <a:gd name="T27" fmla="*/ 310 h 2722"/>
-                            <a:gd name="T28" fmla="+- 0 3235 281"/>
-                            <a:gd name="T29" fmla="*/ T28 w 2954"/>
-                            <a:gd name="T30" fmla="+- 0 867 310"/>
-                            <a:gd name="T31" fmla="*/ 867 h 2722"/>
-                            <a:gd name="T32" fmla="+- 0 281 281"/>
-                            <a:gd name="T33" fmla="*/ T32 w 2954"/>
-                            <a:gd name="T34" fmla="+- 0 867 310"/>
-                            <a:gd name="T35" fmla="*/ 867 h 2722"/>
-                            <a:gd name="T36" fmla="+- 0 281 281"/>
-                            <a:gd name="T37" fmla="*/ T36 w 2954"/>
-                            <a:gd name="T38" fmla="+- 0 310 310"/>
-                            <a:gd name="T39" fmla="*/ 310 h 2722"/>
-                          </a:gdLst>
-                          <a:ahLst/>
-                          <a:cxnLst>
-                            <a:cxn ang="0">
-                              <a:pos x="T1" y="T3"/>
-                            </a:cxn>
-                            <a:cxn ang="0">
-                              <a:pos x="T5" y="T7"/>
-                            </a:cxn>
-                            <a:cxn ang="0">
-                              <a:pos x="T9" y="T11"/>
-                            </a:cxn>
-                            <a:cxn ang="0">
-                              <a:pos x="T13" y="T15"/>
-                            </a:cxn>
-                            <a:cxn ang="0">
-                              <a:pos x="T17" y="T19"/>
-                            </a:cxn>
-                            <a:cxn ang="0">
-                              <a:pos x="T21" y="T23"/>
-                            </a:cxn>
-                            <a:cxn ang="0">
-                              <a:pos x="T25" y="T27"/>
-                            </a:cxn>
-                            <a:cxn ang="0">
-                              <a:pos x="T29" y="T31"/>
-                            </a:cxn>
-                            <a:cxn ang="0">
-                              <a:pos x="T33" y="T35"/>
-                            </a:cxn>
-                            <a:cxn ang="0">
-                              <a:pos x="T37" y="T39"/>
-                            </a:cxn>
-                          </a:cxnLst>
-                          <a:rect l="0" t="0" r="r" b="b"/>
-                          <a:pathLst>
-                            <a:path w="2954" h="2722">
-                              <a:moveTo>
-                                <a:pt x="0" y="17"/>
-                              </a:moveTo>
-                              <a:lnTo>
-                                <a:pt x="2954" y="17"/>
-                              </a:lnTo>
-                              <a:lnTo>
-                                <a:pt x="2954" y="2722"/>
-                              </a:lnTo>
-                              <a:lnTo>
-                                <a:pt x="0" y="2722"/>
-                              </a:lnTo>
-                              <a:lnTo>
-                                <a:pt x="0" y="17"/>
-                              </a:lnTo>
-                              <a:close/>
-                              <a:moveTo>
-                                <a:pt x="0" y="0"/>
-                              </a:moveTo>
-                              <a:lnTo>
-                                <a:pt x="2954" y="0"/>
-                              </a:lnTo>
-                              <a:lnTo>
-                                <a:pt x="2954" y="557"/>
-                              </a:lnTo>
-                              <a:lnTo>
-                                <a:pt x="0" y="557"/>
-                              </a:lnTo>
-                              <a:lnTo>
-                                <a:pt x="0" y="0"/>
-                              </a:lnTo>
-                              <a:close/>
-                            </a:path>
-                          </a:pathLst>
-                        </a:custGeom>
-                        <a:noFill/>
-                        <a:ln w="24422">
-                          <a:solidFill>
-                            <a:srgbClr val="221F1F"/>
-                          </a:solidFill>
-                          <a:round/>
-                          <a:headEnd/>
-                          <a:tailEnd/>
-                        </a:ln>
-                        <a:extLst>
-                          <a:ext uri="{909E8E84-426E-40DD-AFC4-6F175D3DCCD1}">
-                            <a14:hiddenFill xmlns:a14="http://schemas.microsoft.com/office/drawing/2010/main">
-                              <a:solidFill>
-                                <a:srgbClr val="FFFFFF"/>
-                              </a:solidFill>
-                            </a14:hiddenFill>
-                          </a:ext>
-                        </a:extLst>
-                      </wps:spPr>
-                      <wps:bodyPr rot="0" vert="horz" wrap="square" lIns="91440" tIns="45720" rIns="91440" bIns="45720" anchor="t" anchorCtr="0" upright="1">
-                        <a:noAutofit/>
-                      </wps:bodyPr>
-                    </wps:wsp>
-                  </a:graphicData>
-                </a:graphic>
-              </wp:anchor>
+              <ns3:anchor distT="0" distB="0" distL="114300" distR="114300" simplePos="0" relativeHeight="251645952" behindDoc="0" locked="0" layoutInCell="1" allowOverlap="1" ns4:anchorId="72598F9D" ns4:editId="0BB09BF5">
+                <ns3:simplePos x="0" y="0"/>
+                <ns3:positionH relativeFrom="column">
+                  <ns3:posOffset>83264</ns3:posOffset>
+                </ns3:positionH>
+                <ns3:positionV relativeFrom="paragraph">
+                  <ns3:posOffset>14605</ns3:posOffset>
+                </ns3:positionV>
+                <ns3:extent cx="1875790" cy="1728470"/>
+                <ns3:effectExtent l="0" t="0" r="10160" b="24130"/>
+                <ns3:wrapNone/>
+                <ns3:docPr id="19" name="docshape20"/>
+                <ns3:cNvGraphicFramePr>
+                  <ns5:graphicFrameLocks/>
+                </ns3:cNvGraphicFramePr>
+                <ns5:graphic>
+                  <ns5:graphicData uri="http://schemas.microsoft.com/office/word/2010/wordprocessingShape">
+                    <ns9:wsp>
+                      <ns9:cNvSpPr>
+                        <ns5:spLocks/>
+                      </ns9:cNvSpPr>
+                      <ns9:spPr bwMode="auto">
+                        <ns5:xfrm>
+                          <ns5:off x="0" y="0"/>
+                          <ns5:ext cx="1875790" cy="1728470"/>
+                        </ns5:xfrm>
+                        <ns5:custGeom>
+                          <ns5:avLst/>
+                          <ns5:gdLst>
+                            <ns5:gd name="T0" fmla="+- 0 281 281"/>
+                            <ns5:gd name="T1" fmla="*/ T0 w 2954"/>
+                            <ns5:gd name="T2" fmla="+- 0 327 310"/>
+                            <ns5:gd name="T3" fmla="*/ 327 h 2722"/>
+                            <ns5:gd name="T4" fmla="+- 0 3235 281"/>
+                            <ns5:gd name="T5" fmla="*/ T4 w 2954"/>
+                            <ns5:gd name="T6" fmla="+- 0 327 310"/>
+                            <ns5:gd name="T7" fmla="*/ 327 h 2722"/>
+                            <ns5:gd name="T8" fmla="+- 0 3235 281"/>
+                            <ns5:gd name="T9" fmla="*/ T8 w 2954"/>
+                            <ns5:gd name="T10" fmla="+- 0 3032 310"/>
+                            <ns5:gd name="T11" fmla="*/ 3032 h 2722"/>
+                            <ns5:gd name="T12" fmla="+- 0 281 281"/>
+                            <ns5:gd name="T13" fmla="*/ T12 w 2954"/>
+                            <ns5:gd name="T14" fmla="+- 0 3032 310"/>
+                            <ns5:gd name="T15" fmla="*/ 3032 h 2722"/>
+                            <ns5:gd name="T16" fmla="+- 0 281 281"/>
+                            <ns5:gd name="T17" fmla="*/ T16 w 2954"/>
+                            <ns5:gd name="T18" fmla="+- 0 327 310"/>
+                            <ns5:gd name="T19" fmla="*/ 327 h 2722"/>
+                            <ns5:gd name="T20" fmla="+- 0 281 281"/>
+                            <ns5:gd name="T21" fmla="*/ T20 w 2954"/>
+                            <ns5:gd name="T22" fmla="+- 0 310 310"/>
+                            <ns5:gd name="T23" fmla="*/ 310 h 2722"/>
+                            <ns5:gd name="T24" fmla="+- 0 3235 281"/>
+                            <ns5:gd name="T25" fmla="*/ T24 w 2954"/>
+                            <ns5:gd name="T26" fmla="+- 0 310 310"/>
+                            <ns5:gd name="T27" fmla="*/ 310 h 2722"/>
+                            <ns5:gd name="T28" fmla="+- 0 3235 281"/>
+                            <ns5:gd name="T29" fmla="*/ T28 w 2954"/>
+                            <ns5:gd name="T30" fmla="+- 0 867 310"/>
+                            <ns5:gd name="T31" fmla="*/ 867 h 2722"/>
+                            <ns5:gd name="T32" fmla="+- 0 281 281"/>
+                            <ns5:gd name="T33" fmla="*/ T32 w 2954"/>
+                            <ns5:gd name="T34" fmla="+- 0 867 310"/>
+                            <ns5:gd name="T35" fmla="*/ 867 h 2722"/>
+                            <ns5:gd name="T36" fmla="+- 0 281 281"/>
+                            <ns5:gd name="T37" fmla="*/ T36 w 2954"/>
+                            <ns5:gd name="T38" fmla="+- 0 310 310"/>
+                            <ns5:gd name="T39" fmla="*/ 310 h 2722"/>
+                          </ns5:gdLst>
+                          <ns5:ahLst/>
+                          <ns5:cxnLst>
+                            <ns5:cxn ang="0">
+                              <ns5:pos x="T1" y="T3"/>
+                            </ns5:cxn>
+                            <ns5:cxn ang="0">
+                              <ns5:pos x="T5" y="T7"/>
+                            </ns5:cxn>
+                            <ns5:cxn ang="0">
+                              <ns5:pos x="T9" y="T11"/>
+                            </ns5:cxn>
+                            <ns5:cxn ang="0">
+                              <ns5:pos x="T13" y="T15"/>
+                            </ns5:cxn>
+                            <ns5:cxn ang="0">
+                              <ns5:pos x="T17" y="T19"/>
+                            </ns5:cxn>
+                            <ns5:cxn ang="0">
+                              <ns5:pos x="T21" y="T23"/>
+                            </ns5:cxn>
+                            <ns5:cxn ang="0">
+                              <ns5:pos x="T25" y="T27"/>
+                            </ns5:cxn>
+                            <ns5:cxn ang="0">
+                              <ns5:pos x="T29" y="T31"/>
+                            </ns5:cxn>
+                            <ns5:cxn ang="0">
+                              <ns5:pos x="T33" y="T35"/>
+                            </ns5:cxn>
+                            <ns5:cxn ang="0">
+                              <ns5:pos x="T37" y="T39"/>
+                            </ns5:cxn>
+                          </ns5:cxnLst>
+                          <ns5:rect l="0" t="0" r="r" b="b"/>
+                          <ns5:pathLst>
+                            <ns5:path w="2954" h="2722">
+                              <ns5:moveTo>
+                                <ns5:pt x="0" y="17"/>
+                              </ns5:moveTo>
+                              <ns5:lnTo>
+                                <ns5:pt x="2954" y="17"/>
+                              </ns5:lnTo>
+                              <ns5:lnTo>
+                                <ns5:pt x="2954" y="2722"/>
+                              </ns5:lnTo>
+                              <ns5:lnTo>
+                                <ns5:pt x="0" y="2722"/>
+                              </ns5:lnTo>
+                              <ns5:lnTo>
+                                <ns5:pt x="0" y="17"/>
+                              </ns5:lnTo>
+                              <ns5:close/>
+                              <ns5:moveTo>
+                                <ns5:pt x="0" y="0"/>
+                              </ns5:moveTo>
+                              <ns5:lnTo>
+                                <ns5:pt x="2954" y="0"/>
+                              </ns5:lnTo>
+                              <ns5:lnTo>
+                                <ns5:pt x="2954" y="557"/>
+                              </ns5:lnTo>
+                              <ns5:lnTo>
+                                <ns5:pt x="0" y="557"/>
+                              </ns5:lnTo>
+                              <ns5:lnTo>
+                                <ns5:pt x="0" y="0"/>
+                              </ns5:lnTo>
+                              <ns5:close/>
+                            </ns5:path>
+                          </ns5:pathLst>
+                        </ns5:custGeom>
+                        <ns5:noFill/>
+                        <ns5:ln w="24422">
+                          <ns5:solidFill>
+                            <ns5:srgbClr val="221F1F"/>
+                          </ns5:solidFill>
+                          <ns5:round/>
+                          <ns5:headEnd/>
+                          <ns5:tailEnd/>
+                        </ns5:ln>
+                        <ns5:extLst>
+                          <ns5:ext uri="{909E8E84-426E-40DD-AFC4-6F175D3DCCD1}">
+                            <ns8:hiddenFill>
+                              <ns5:solidFill>
+                                <ns5:srgbClr val="FFFFFF"/>
+                              </ns5:solidFill>
+                            </ns8:hiddenFill>
+                          </ns5:ext>
+                        </ns5:extLst>
+                      </ns9:spPr>
+                      <ns9:bodyPr rot="0" vert="horz" wrap="square" lIns="91440" tIns="45720" rIns="91440" bIns="45720" anchor="t" anchorCtr="0" upright="1">
+                        <ns5:noAutofit/>
+                      </ns9:bodyPr>
+                    </ns9:wsp>
+                  </ns5:graphicData>
+                </ns5:graphic>
+              </ns3:anchor>
             </w:drawing>
-          </mc:Choice>
-          <mc:Fallback>
+          </ns1:Choice>
+          <ns1:Fallback>
             <w:pict>
-              <v:shape w14:anchorId="0F3B04F7" id="docshape20" o:spid="_x0000_s1026" style="position:absolute;margin-left:6.55pt;margin-top:1.15pt;width:147.7pt;height:136.1pt;z-index:251645952;visibility:visible;mso-wrap-style:square;mso-wrap-distance-left:9pt;mso-wrap-distance-top:0;mso-wrap-distance-right:9pt;mso-wrap-distance-bottom:0;mso-position-horizontal:absolute;mso-position-horizontal-relative:text;mso-position-vertical:absolute;mso-position-vertical-relative:text;v-text-anchor:top" coordsize="2954,2722" o:gfxdata="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" path="m,17r2954,l2954,2722,,2722,,17xm,l2954,r,557l,557,,xe" filled="f" strokecolor="#221f1f" strokeweight=".67839mm">
-                <v:path arrowok="t" o:connecttype="custom" o:connectlocs="0,207645;1875790,207645;1875790,1925320;0,1925320;0,207645;0,196850;1875790,196850;1875790,550545;0,550545;0,196850" o:connectangles="0,0,0,0,0,0,0,0,0,0"/>
-              </v:shape>
+              <ns10:shape ns2:anchorId="0F3B04F7" id="docshape20" ns11:spid="_x0000_s1026" style="position:absolute;margin-left:6.55pt;margin-top:1.15pt;width:147.7pt;height:136.1pt;z-index:251645952;visibility:visible;mso-wrap-style:square;mso-wrap-distance-left:9pt;mso-wrap-distance-top:0;mso-wrap-distance-right:9pt;mso-wrap-distance-bottom:0;mso-position-horizontal:absolute;mso-position-horizontal-relative:text;mso-position-vertical:absolute;mso-position-vertical-relative:text;v-text-anchor:top" coordsize="2954,2722" ns11:gfxdata="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" path="m,17r2954,l2954,2722,,2722,,17xm,l2954,r,557l,557,,xe" filled="f" strokecolor="#221f1f" strokeweight=".67839mm">
+                <ns10:path arrowok="t" ns11:connecttype="custom" ns11:connectlocs="0,207645;1875790,207645;1875790,1925320;0,1925320;0,207645;0,196850;1875790,196850;1875790,550545;0,550545;0,196850" ns11:connectangles="0,0,0,0,0,0,0,0,0,0"/>
+              </ns10:shape>
             </w:pict>
-          </mc:Fallback>
-        </mc:AlternateContent>
+          </ns1:Fallback>
+        </ns1:AlternateContent>
       </w:r>
       <w:r>
         <w:rPr>
           <w:noProof/>
         </w:rPr>
-        <mc:AlternateContent>
-          <mc:Choice Requires="wps">
+        <ns1:AlternateContent>
+          <ns1:Choice Requires="wps">
             <w:drawing>
-              <wp:anchor distT="0" distB="0" distL="114300" distR="114300" simplePos="0" relativeHeight="251646976" behindDoc="0" locked="0" layoutInCell="1" allowOverlap="1" wp14:anchorId="1CE868BA" wp14:editId="4115AB4A">
-                <wp:simplePos x="0" y="0"/>
-                <wp:positionH relativeFrom="column">
-                  <wp:posOffset>113030</wp:posOffset>
-                </wp:positionH>
-                <wp:positionV relativeFrom="paragraph">
-                  <wp:posOffset>38100</wp:posOffset>
-                </wp:positionV>
-                <wp:extent cx="1851660" cy="318770"/>
-                <wp:effectExtent l="0" t="0" r="0" b="5080"/>
-                <wp:wrapNone/>
-                <wp:docPr id="21" name="docshape22"/>
-                <wp:cNvGraphicFramePr>
-                  <a:graphicFrameLocks xmlns:a="http://schemas.openxmlformats.org/drawingml/2006/main"/>
-                </wp:cNvGraphicFramePr>
-                <a:graphic xmlns:a="http://schemas.openxmlformats.org/drawingml/2006/main">
-                  <a:graphicData uri="http://schemas.microsoft.com/office/word/2010/wordprocessingShape">
-                    <wps:wsp>
-                      <wps:cNvSpPr txBox="1">
-                        <a:spLocks noChangeArrowheads="1"/>
-                      </wps:cNvSpPr>
-                      <wps:spPr bwMode="auto">
-                        <a:xfrm>
-                          <a:off x="0" y="0"/>
-                          <a:ext cx="1851660" cy="318770"/>
-                        </a:xfrm>
-                        <a:prstGeom prst="rect">
-                          <a:avLst/>
-                        </a:prstGeom>
-                        <a:solidFill>
-                          <a:srgbClr val="E48F06"/>
-                        </a:solidFill>
-                        <a:ln>
-                          <a:noFill/>
-                        </a:ln>
-                      </wps:spPr>
-                      <wps:txbx>
+              <ns3:anchor distT="0" distB="0" distL="114300" distR="114300" simplePos="0" relativeHeight="251646976" behindDoc="0" locked="0" layoutInCell="1" allowOverlap="1" ns4:anchorId="1CE868BA" ns4:editId="4115AB4A">
+                <ns3:simplePos x="0" y="0"/>
+                <ns3:positionH relativeFrom="column">
+                  <ns3:posOffset>113030</ns3:posOffset>
+                </ns3:positionH>
+                <ns3:positionV relativeFrom="paragraph">
+                  <ns3:posOffset>38100</ns3:posOffset>
+                </ns3:positionV>
+                <ns3:extent cx="1851660" cy="318770"/>
+                <ns3:effectExtent l="0" t="0" r="0" b="5080"/>
+                <ns3:wrapNone/>
+                <ns3:docPr id="21" name="docshape22"/>
+                <ns3:cNvGraphicFramePr>
+                  <ns5:graphicFrameLocks/>
+                </ns3:cNvGraphicFramePr>
+                <ns5:graphic>
+                  <ns5:graphicData uri="http://schemas.microsoft.com/office/word/2010/wordprocessingShape">
+                    <ns9:wsp>
+                      <ns9:cNvSpPr txBox="1">
+                        <ns5:spLocks noChangeArrowheads="1"/>
+                      </ns9:cNvSpPr>
+                      <ns9:spPr bwMode="auto">
+                        <ns5:xfrm>
+                          <ns5:off x="0" y="0"/>
+                          <ns5:ext cx="1851660" cy="318770"/>
+                        </ns5:xfrm>
+                        <ns5:prstGeom prst="rect">
+                          <ns5:avLst/>
+                        </ns5:prstGeom>
+                        <ns5:solidFill>
+                          <ns5:srgbClr val="E48F06"/>
+                        </ns5:solidFill>
+                        <ns5:ln>
+                          <ns5:noFill/>
+                        </ns5:ln>
+                      </ns9:spPr>
+                      <ns9:txbx>
                         <w:txbxContent>
-                          <w:p>
+                          <w:p ns2:paraId="3BFAA220" ns2:textId="77777777">
                             <w:pPr>
                               <w:spacing w:line="502" w:lineRule="exact"/>
                               <w:jc w:val="center"/>
@@ -7368,22 +7368,22 @@
                             </w:r>
                           </w:p>
                         </w:txbxContent>
-                      </wps:txbx>
-                      <wps:bodyPr rot="0" vert="horz" wrap="square" lIns="0" tIns="0" rIns="0" bIns="0" anchor="t" anchorCtr="0" upright="1">
-                        <a:noAutofit/>
-                      </wps:bodyPr>
-                    </wps:wsp>
-                  </a:graphicData>
-                </a:graphic>
-              </wp:anchor>
+                      </ns9:txbx>
+                      <ns9:bodyPr rot="0" vert="horz" wrap="square" lIns="0" tIns="0" rIns="0" bIns="0" anchor="t" anchorCtr="0" upright="1">
+                        <ns5:noAutofit/>
+                      </ns9:bodyPr>
+                    </ns9:wsp>
+                  </ns5:graphicData>
+                </ns5:graphic>
+              </ns3:anchor>
             </w:drawing>
-          </mc:Choice>
-          <mc:Fallback>
+          </ns1:Choice>
+          <ns1:Fallback>
             <w:pict>
-              <v:shape w14:anchorId="1CE868BA" id="docshape22" o:spid="_x0000_s1036" type="#_x0000_t202" style="position:absolute;margin-left:8.9pt;margin-top:3pt;width:145.8pt;height:25.1pt;z-index:251646976;visibility:visible;mso-wrap-style:square;mso-wrap-distance-left:9pt;mso-wrap-distance-top:0;mso-wrap-distance-right:9pt;mso-wrap-distance-bottom:0;mso-position-horizontal:absolute;mso-position-horizontal-relative:text;mso-position-vertical:absolute;mso-position-vertical-relative:text;v-text-anchor:top" o:gfxdata="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" fillcolor="#e48f06" stroked="f">
-                <v:textbox inset="0,0,0,0">
+              <ns10:shape ns2:anchorId="1CE868BA" id="docshape22" ns11:spid="_x0000_s1036" type="#_x0000_t202" style="position:absolute;margin-left:8.9pt;margin-top:3pt;width:145.8pt;height:25.1pt;z-index:251646976;visibility:visible;mso-wrap-style:square;mso-wrap-distance-left:9pt;mso-wrap-distance-top:0;mso-wrap-distance-right:9pt;mso-wrap-distance-bottom:0;mso-position-horizontal:absolute;mso-position-horizontal-relative:text;mso-position-vertical:absolute;mso-position-vertical-relative:text;v-text-anchor:top" ns11:gfxdata="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" fillcolor="#e48f06" stroked="f">
+                <ns10:textbox inset="0,0,0,0">
                   <w:txbxContent>
-                    <w:p>
+                    <w:p ns2:paraId="3BFAA220" ns2:textId="77777777">
                       <w:pPr>
                         <w:spacing w:line="502" w:lineRule="exact"/>
                         <w:jc w:val="center"/>
@@ -7425,14 +7425,14 @@
                       </w:r>
                     </w:p>
                   </w:txbxContent>
-                </v:textbox>
-              </v:shape>
+                </ns10:textbox>
+              </ns10:shape>
             </w:pict>
-          </mc:Fallback>
-        </mc:AlternateContent>
+          </ns1:Fallback>
+        </ns1:AlternateContent>
       </w:r>
     </w:p>
-    <w:p>
+    <w:p ns2:paraId="368C1100" ns2:textId="2B8D2EED">
       <w:pPr>
         <w:pStyle w:val="BodyText"/>
         <w:ind w:left="4857" w:right="105"/>
@@ -7442,60 +7442,60 @@
           <w:rFonts w:asciiTheme="minorHAnsi" w:hAnsiTheme="minorHAnsi" w:cstheme="minorHAnsi"/>
           <w:noProof/>
         </w:rPr>
-        <mc:AlternateContent>
-          <mc:Choice Requires="wps">
+        <ns1:AlternateContent>
+          <ns1:Choice Requires="wps">
             <w:drawing>
-              <wp:anchor distT="0" distB="0" distL="114300" distR="114300" simplePos="0" relativeHeight="251648000" behindDoc="0" locked="0" layoutInCell="1" allowOverlap="1" wp14:anchorId="670CBC5B" wp14:editId="0061DE9B">
-                <wp:simplePos x="0" y="0"/>
-                <wp:positionH relativeFrom="column">
-                  <wp:posOffset>83820</wp:posOffset>
-                </wp:positionH>
-                <wp:positionV relativeFrom="paragraph">
-                  <wp:posOffset>280670</wp:posOffset>
-                </wp:positionV>
-                <wp:extent cx="1875790" cy="1319530"/>
-                <wp:effectExtent l="0" t="0" r="10160" b="13970"/>
-                <wp:wrapNone/>
-                <wp:docPr id="20" name="docshape21"/>
-                <wp:cNvGraphicFramePr>
-                  <a:graphicFrameLocks xmlns:a="http://schemas.openxmlformats.org/drawingml/2006/main"/>
-                </wp:cNvGraphicFramePr>
-                <a:graphic xmlns:a="http://schemas.openxmlformats.org/drawingml/2006/main">
-                  <a:graphicData uri="http://schemas.microsoft.com/office/word/2010/wordprocessingShape">
-                    <wps:wsp>
-                      <wps:cNvSpPr txBox="1">
-                        <a:spLocks noChangeArrowheads="1"/>
-                      </wps:cNvSpPr>
-                      <wps:spPr bwMode="auto">
-                        <a:xfrm>
-                          <a:off x="0" y="0"/>
-                          <a:ext cx="1875790" cy="1319530"/>
-                        </a:xfrm>
-                        <a:prstGeom prst="rect">
-                          <a:avLst/>
-                        </a:prstGeom>
-                        <a:noFill/>
-                        <a:ln w="24422">
-                          <a:solidFill>
-                            <a:srgbClr val="221F1F"/>
-                          </a:solidFill>
-                          <a:miter lim="800000"/>
-                          <a:headEnd/>
-                          <a:tailEnd/>
-                        </a:ln>
-                        <a:extLst>
-                          <a:ext uri="{909E8E84-426E-40DD-AFC4-6F175D3DCCD1}">
-                            <a14:hiddenFill xmlns:a14="http://schemas.microsoft.com/office/drawing/2010/main">
-                              <a:solidFill>
-                                <a:srgbClr val="FFFFFF"/>
-                              </a:solidFill>
-                            </a14:hiddenFill>
-                          </a:ext>
-                        </a:extLst>
-                      </wps:spPr>
-                      <wps:txbx>
+              <ns3:anchor distT="0" distB="0" distL="114300" distR="114300" simplePos="0" relativeHeight="251648000" behindDoc="0" locked="0" layoutInCell="1" allowOverlap="1" ns4:anchorId="670CBC5B" ns4:editId="0061DE9B">
+                <ns3:simplePos x="0" y="0"/>
+                <ns3:positionH relativeFrom="column">
+                  <ns3:posOffset>83820</ns3:posOffset>
+                </ns3:positionH>
+                <ns3:positionV relativeFrom="paragraph">
+                  <ns3:posOffset>280670</ns3:posOffset>
+                </ns3:positionV>
+                <ns3:extent cx="1875790" cy="1319530"/>
+                <ns3:effectExtent l="0" t="0" r="10160" b="13970"/>
+                <ns3:wrapNone/>
+                <ns3:docPr id="20" name="docshape21"/>
+                <ns3:cNvGraphicFramePr>
+                  <ns5:graphicFrameLocks/>
+                </ns3:cNvGraphicFramePr>
+                <ns5:graphic>
+                  <ns5:graphicData uri="http://schemas.microsoft.com/office/word/2010/wordprocessingShape">
+                    <ns9:wsp>
+                      <ns9:cNvSpPr txBox="1">
+                        <ns5:spLocks noChangeArrowheads="1"/>
+                      </ns9:cNvSpPr>
+                      <ns9:spPr bwMode="auto">
+                        <ns5:xfrm>
+                          <ns5:off x="0" y="0"/>
+                          <ns5:ext cx="1875790" cy="1319530"/>
+                        </ns5:xfrm>
+                        <ns5:prstGeom prst="rect">
+                          <ns5:avLst/>
+                        </ns5:prstGeom>
+                        <ns5:noFill/>
+                        <ns5:ln w="24422">
+                          <ns5:solidFill>
+                            <ns5:srgbClr val="221F1F"/>
+                          </ns5:solidFill>
+                          <ns5:miter lim="800000"/>
+                          <ns5:headEnd/>
+                          <ns5:tailEnd/>
+                        </ns5:ln>
+                        <ns5:extLst>
+                          <ns5:ext uri="{909E8E84-426E-40DD-AFC4-6F175D3DCCD1}">
+                            <ns8:hiddenFill>
+                              <ns5:solidFill>
+                                <ns5:srgbClr val="FFFFFF"/>
+                              </ns5:solidFill>
+                            </ns8:hiddenFill>
+                          </ns5:ext>
+                        </ns5:extLst>
+                      </ns9:spPr>
+                      <ns9:txbx>
                         <w:txbxContent>
-                          <w:p>
+                          <w:p ns2:paraId="4C4CC53F" ns2:textId="7534BE3A">
                             <w:pPr>
                               <w:ind w:right="89"/>
                               <w:jc w:val="center"/>
@@ -7505,7 +7505,7 @@
                                 <w:szCs w:val="24"/>
                               </w:rPr>
                             </w:pPr>
-                            <w:hyperlink r:id="rId8" w:history="1">
+                            <w:hyperlink ns7:id="rId8" w:history="1">
                               <w:r>
                                 <w:rPr>
                                   <w:rStyle w:val="Hyperlink"/>
@@ -7514,11 +7514,11 @@
                                   <w:sz w:val="24"/>
                                   <w:szCs w:val="24"/>
                                 </w:rPr>
-                                <w:t>www.ProtegoClaims.com</w:t>
+                                <w:t>tppclaims.com</w:t>
                               </w:r>
                             </w:hyperlink>
                           </w:p>
-                          <w:p>
+                          <w:p ns2:paraId="3837D7E8" ns2:textId="2B955D95">
                             <w:pPr>
                               <w:spacing w:before="219"/>
                               <w:ind w:left="168" w:right="89"/>
@@ -7550,7 +7550,7 @@
                               <w:rPr>
                                 <w:sz w:val="18"/>
                               </w:rPr>
-                              <w:t>Protegoclaims.com</w:t>
+                              <w:t>tppclaims.com</w:t>
                             </w:r>
                             <w:r>
                               <w:rPr>
@@ -7559,7 +7559,7 @@
                               <w:t xml:space="preserve"> as soon as possible, to finalize your claim quickly. Please refer to</w:t>
                             </w:r>
                           </w:p>
-                          <w:p>
+                          <w:p ns2:paraId="5162A6D6" ns2:textId="0CC22CC7">
                             <w:pPr>
                               <w:spacing w:line="220" w:lineRule="atLeast"/>
                               <w:ind w:left="83" w:right="4"/>
@@ -7575,7 +7575,7 @@
                                   <w:b/>
                                   <w:sz w:val="18"/>
                                 </w:rPr>
-                                <w:t>www.protegotermsconditions.com</w:t>
+                                <w:t>tpptermsandconditions.com</w:t>
                               </w:r>
                               <w:r>
                                 <w:rPr>
@@ -7594,7 +7594,7 @@
                               <w:t>for the latest Terms &amp; Conditions</w:t>
                             </w:r>
                           </w:p>
-                          <w:p>
+                          <w:p ns2:paraId="64256350" ns2:textId="664DA8AC">
                             <w:pPr>
                               <w:spacing w:before="219"/>
                               <w:ind w:left="90" w:right="3"/>
@@ -7605,25 +7605,25 @@
                             </w:pPr>
                           </w:p>
                         </w:txbxContent>
-                      </wps:txbx>
-                      <wps:bodyPr rot="0" vert="horz" wrap="square" lIns="0" tIns="0" rIns="0" bIns="0" anchor="t" anchorCtr="0" upright="1">
-                        <a:noAutofit/>
-                      </wps:bodyPr>
-                    </wps:wsp>
-                  </a:graphicData>
-                </a:graphic>
-                <wp14:sizeRelV relativeFrom="margin">
-                  <wp14:pctHeight>0</wp14:pctHeight>
-                </wp14:sizeRelV>
-              </wp:anchor>
+                      </ns9:txbx>
+                      <ns9:bodyPr rot="0" vert="horz" wrap="square" lIns="0" tIns="0" rIns="0" bIns="0" anchor="t" anchorCtr="0" upright="1">
+                        <ns5:noAutofit/>
+                      </ns9:bodyPr>
+                    </ns9:wsp>
+                  </ns5:graphicData>
+                </ns5:graphic>
+                <ns4:sizeRelV relativeFrom="margin">
+                  <ns4:pctHeight>0</ns4:pctHeight>
+                </ns4:sizeRelV>
+              </ns3:anchor>
             </w:drawing>
-          </mc:Choice>
-          <mc:Fallback>
+          </ns1:Choice>
+          <ns1:Fallback>
             <w:pict>
-              <v:shape w14:anchorId="670CBC5B" id="docshape21" o:spid="_x0000_s1037" type="#_x0000_t202" style="position:absolute;left:0;text-align:left;margin-left:6.6pt;margin-top:22.1pt;width:147.7pt;height:103.9pt;z-index:251648000;visibility:visible;mso-wrap-style:square;mso-height-percent:0;mso-wrap-distance-left:9pt;mso-wrap-distance-top:0;mso-wrap-distance-right:9pt;mso-wrap-distance-bottom:0;mso-position-horizontal:absolute;mso-position-horizontal-relative:text;mso-position-vertical:absolute;mso-position-vertical-relative:text;mso-height-percent:0;mso-height-relative:margin;v-text-anchor:top" o:gfxdata="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" filled="f" strokecolor="#221f1f" strokeweight=".67839mm">
-                <v:textbox inset="0,0,0,0">
+              <ns10:shape ns2:anchorId="670CBC5B" id="docshape21" ns11:spid="_x0000_s1037" type="#_x0000_t202" style="position:absolute;left:0;text-align:left;margin-left:6.6pt;margin-top:22.1pt;width:147.7pt;height:103.9pt;z-index:251648000;visibility:visible;mso-wrap-style:square;mso-height-percent:0;mso-wrap-distance-left:9pt;mso-wrap-distance-top:0;mso-wrap-distance-right:9pt;mso-wrap-distance-bottom:0;mso-position-horizontal:absolute;mso-position-horizontal-relative:text;mso-position-vertical:absolute;mso-position-vertical-relative:text;mso-height-percent:0;mso-height-relative:margin;v-text-anchor:top" ns11:gfxdata="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" filled="f" strokecolor="#221f1f" strokeweight=".67839mm">
+                <ns10:textbox inset="0,0,0,0">
                   <w:txbxContent>
-                    <w:p>
+                    <w:p ns2:paraId="4C4CC53F" ns2:textId="7534BE3A">
                       <w:pPr>
                         <w:ind w:right="89"/>
                         <w:jc w:val="center"/>
@@ -7633,7 +7633,7 @@
                           <w:szCs w:val="24"/>
                         </w:rPr>
                       </w:pPr>
-                      <w:hyperlink r:id="rId9" w:history="1">
+                      <w:hyperlink ns7:id="rId9" w:history="1">
                         <w:r>
                           <w:rPr>
                             <w:rStyle w:val="Hyperlink"/>
@@ -7642,11 +7642,11 @@
                             <w:sz w:val="24"/>
                             <w:szCs w:val="24"/>
                           </w:rPr>
-                          <w:t>www.ProtegoClaims.com</w:t>
+                          <w:t>tppclaims.com</w:t>
                         </w:r>
                       </w:hyperlink>
                     </w:p>
-                    <w:p>
+                    <w:p ns2:paraId="3837D7E8" ns2:textId="2B955D95">
                       <w:pPr>
                         <w:spacing w:before="219"/>
                         <w:ind w:left="168" w:right="89"/>
@@ -7678,7 +7678,7 @@
                         <w:rPr>
                           <w:sz w:val="18"/>
                         </w:rPr>
-                        <w:t>Protegoclaims.com</w:t>
+                        <w:t>tppclaims.com</w:t>
                       </w:r>
                       <w:r>
                         <w:rPr>
@@ -7687,7 +7687,7 @@
                         <w:t xml:space="preserve"> as soon as possible, to finalize your claim quickly. Please refer to</w:t>
                       </w:r>
                     </w:p>
-                    <w:p>
+                    <w:p ns2:paraId="5162A6D6" ns2:textId="0CC22CC7">
                       <w:pPr>
                         <w:spacing w:line="220" w:lineRule="atLeast"/>
                         <w:ind w:left="83" w:right="4"/>
@@ -7703,7 +7703,7 @@
                             <w:b/>
                             <w:sz w:val="18"/>
                           </w:rPr>
-                          <w:t>www.protegotermsconditions.com</w:t>
+                          <w:t>tpptermsandconditions.com</w:t>
                         </w:r>
                         <w:r>
                           <w:rPr>
@@ -7722,7 +7722,7 @@
                         <w:t>for the latest Terms &amp; Conditions</w:t>
                       </w:r>
                     </w:p>
-                    <w:p>
+                    <w:p ns2:paraId="64256350" ns2:textId="664DA8AC">
                       <w:pPr>
                         <w:spacing w:before="219"/>
                         <w:ind w:left="90" w:right="3"/>
@@ -7733,91 +7733,91 @@
                       </w:pPr>
                     </w:p>
                   </w:txbxContent>
-                </v:textbox>
-              </v:shape>
+                </ns10:textbox>
+              </ns10:shape>
             </w:pict>
-          </mc:Fallback>
-        </mc:AlternateContent>
+          </ns1:Fallback>
+        </ns1:AlternateContent>
       </w:r>
       <w:r>
         <w:rPr>
           <w:rFonts w:asciiTheme="minorHAnsi" w:hAnsiTheme="minorHAnsi" w:cstheme="minorHAnsi"/>
           <w:noProof/>
         </w:rPr>
-        <mc:AlternateContent>
-          <mc:Choice Requires="wps">
+        <ns1:AlternateContent>
+          <ns1:Choice Requires="wps">
             <w:drawing>
-              <wp:anchor distT="0" distB="0" distL="114300" distR="114300" simplePos="0" relativeHeight="251653120" behindDoc="0" locked="0" layoutInCell="1" allowOverlap="1" wp14:anchorId="3F1FD034" wp14:editId="373C87EE">
-                <wp:simplePos x="0" y="0"/>
-                <wp:positionH relativeFrom="page">
-                  <wp:posOffset>2840355</wp:posOffset>
-                </wp:positionH>
-                <wp:positionV relativeFrom="paragraph">
-                  <wp:posOffset>40005</wp:posOffset>
-                </wp:positionV>
-                <wp:extent cx="257810" cy="205105"/>
-                <wp:effectExtent l="0" t="0" r="0" b="0"/>
-                <wp:wrapNone/>
-                <wp:docPr id="16" name="docshape24"/>
-                <wp:cNvGraphicFramePr>
-                  <a:graphicFrameLocks xmlns:a="http://schemas.openxmlformats.org/drawingml/2006/main"/>
-                </wp:cNvGraphicFramePr>
-                <a:graphic xmlns:a="http://schemas.openxmlformats.org/drawingml/2006/main">
-                  <a:graphicData uri="http://schemas.microsoft.com/office/word/2010/wordprocessingShape">
-                    <wps:wsp>
-                      <wps:cNvSpPr>
-                        <a:spLocks noChangeArrowheads="1"/>
-                      </wps:cNvSpPr>
-                      <wps:spPr bwMode="auto">
-                        <a:xfrm>
-                          <a:off x="0" y="0"/>
-                          <a:ext cx="257810" cy="205105"/>
-                        </a:xfrm>
-                        <a:prstGeom prst="rect">
-                          <a:avLst/>
-                        </a:prstGeom>
-                        <a:noFill/>
-                        <a:ln w="19050">
-                          <a:solidFill>
-                            <a:srgbClr val="000000"/>
-                          </a:solidFill>
-                          <a:miter lim="800000"/>
-                          <a:headEnd/>
-                          <a:tailEnd/>
-                        </a:ln>
-                        <a:extLst>
-                          <a:ext uri="{909E8E84-426E-40DD-AFC4-6F175D3DCCD1}">
-                            <a14:hiddenFill xmlns:a14="http://schemas.microsoft.com/office/drawing/2010/main">
-                              <a:solidFill>
-                                <a:srgbClr val="FFFFFF"/>
-                              </a:solidFill>
-                            </a14:hiddenFill>
-                          </a:ext>
-                        </a:extLst>
-                      </wps:spPr>
-                      <wps:bodyPr rot="0" vert="horz" wrap="square" lIns="91440" tIns="45720" rIns="91440" bIns="45720" anchor="t" anchorCtr="0" upright="1">
-                        <a:noAutofit/>
-                      </wps:bodyPr>
-                    </wps:wsp>
-                  </a:graphicData>
-                </a:graphic>
-                <wp14:sizeRelH relativeFrom="page">
-                  <wp14:pctWidth>0</wp14:pctWidth>
-                </wp14:sizeRelH>
-                <wp14:sizeRelV relativeFrom="page">
-                  <wp14:pctHeight>0</wp14:pctHeight>
-                </wp14:sizeRelV>
-              </wp:anchor>
+              <ns3:anchor distT="0" distB="0" distL="114300" distR="114300" simplePos="0" relativeHeight="251653120" behindDoc="0" locked="0" layoutInCell="1" allowOverlap="1" ns4:anchorId="3F1FD034" ns4:editId="373C87EE">
+                <ns3:simplePos x="0" y="0"/>
+                <ns3:positionH relativeFrom="page">
+                  <ns3:posOffset>2840355</ns3:posOffset>
+                </ns3:positionH>
+                <ns3:positionV relativeFrom="paragraph">
+                  <ns3:posOffset>40005</ns3:posOffset>
+                </ns3:positionV>
+                <ns3:extent cx="257810" cy="205105"/>
+                <ns3:effectExtent l="0" t="0" r="0" b="0"/>
+                <ns3:wrapNone/>
+                <ns3:docPr id="16" name="docshape24"/>
+                <ns3:cNvGraphicFramePr>
+                  <ns5:graphicFrameLocks/>
+                </ns3:cNvGraphicFramePr>
+                <ns5:graphic>
+                  <ns5:graphicData uri="http://schemas.microsoft.com/office/word/2010/wordprocessingShape">
+                    <ns9:wsp>
+                      <ns9:cNvSpPr>
+                        <ns5:spLocks noChangeArrowheads="1"/>
+                      </ns9:cNvSpPr>
+                      <ns9:spPr bwMode="auto">
+                        <ns5:xfrm>
+                          <ns5:off x="0" y="0"/>
+                          <ns5:ext cx="257810" cy="205105"/>
+                        </ns5:xfrm>
+                        <ns5:prstGeom prst="rect">
+                          <ns5:avLst/>
+                        </ns5:prstGeom>
+                        <ns5:noFill/>
+                        <ns5:ln w="19050">
+                          <ns5:solidFill>
+                            <ns5:srgbClr val="000000"/>
+                          </ns5:solidFill>
+                          <ns5:miter lim="800000"/>
+                          <ns5:headEnd/>
+                          <ns5:tailEnd/>
+                        </ns5:ln>
+                        <ns5:extLst>
+                          <ns5:ext uri="{909E8E84-426E-40DD-AFC4-6F175D3DCCD1}">
+                            <ns8:hiddenFill>
+                              <ns5:solidFill>
+                                <ns5:srgbClr val="FFFFFF"/>
+                              </ns5:solidFill>
+                            </ns8:hiddenFill>
+                          </ns5:ext>
+                        </ns5:extLst>
+                      </ns9:spPr>
+                      <ns9:bodyPr rot="0" vert="horz" wrap="square" lIns="91440" tIns="45720" rIns="91440" bIns="45720" anchor="t" anchorCtr="0" upright="1">
+                        <ns5:noAutofit/>
+                      </ns9:bodyPr>
+                    </ns9:wsp>
+                  </ns5:graphicData>
+                </ns5:graphic>
+                <ns4:sizeRelH relativeFrom="page">
+                  <ns4:pctWidth>0</ns4:pctWidth>
+                </ns4:sizeRelH>
+                <ns4:sizeRelV relativeFrom="page">
+                  <ns4:pctHeight>0</ns4:pctHeight>
+                </ns4:sizeRelV>
+              </ns3:anchor>
             </w:drawing>
-          </mc:Choice>
-          <mc:Fallback>
+          </ns1:Choice>
+          <ns1:Fallback>
             <w:pict>
-              <v:rect w14:anchorId="451344F6" id="docshape24" o:spid="_x0000_s1026" style="position:absolute;margin-left:223.65pt;margin-top:3.15pt;width:20.3pt;height:16.15pt;z-index:251653120;visibility:visible;mso-wrap-style:square;mso-width-percent:0;mso-height-percent:0;mso-wrap-distance-left:9pt;mso-wrap-distance-top:0;mso-wrap-distance-right:9pt;mso-wrap-distance-bottom:0;mso-position-horizontal:absolute;mso-position-horizontal-relative:page;mso-position-vertical:absolute;mso-position-vertical-relative:text;mso-width-percent:0;mso-height-percent:0;mso-width-relative:page;mso-height-relative:page;v-text-anchor:top" o:gfxdata="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" filled="f" strokeweight="1.5pt">
-                <w10:wrap anchorx="page"/>
-              </v:rect>
+              <ns10:rect ns2:anchorId="451344F6" id="docshape24" ns11:spid="_x0000_s1026" style="position:absolute;margin-left:223.65pt;margin-top:3.15pt;width:20.3pt;height:16.15pt;z-index:251653120;visibility:visible;mso-wrap-style:square;mso-width-percent:0;mso-height-percent:0;mso-wrap-distance-left:9pt;mso-wrap-distance-top:0;mso-wrap-distance-right:9pt;mso-wrap-distance-bottom:0;mso-position-horizontal:absolute;mso-position-horizontal-relative:page;mso-position-vertical:absolute;mso-position-vertical-relative:text;mso-width-percent:0;mso-height-percent:0;mso-width-relative:page;mso-height-relative:page;v-text-anchor:top" ns11:gfxdata="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" filled="f" strokeweight="1.5pt">
+                <ns12:wrap anchorx="page"/>
+              </ns10:rect>
             </w:pict>
-          </mc:Fallback>
-        </mc:AlternateContent>
+          </ns1:Fallback>
+        </ns1:AlternateContent>
       </w:r>
       <w:r>
         <w:rPr>
@@ -7829,7 +7829,7 @@
         <w:rPr>
           <w:rFonts w:asciiTheme="minorHAnsi" w:hAnsiTheme="minorHAnsi" w:cstheme="minorHAnsi"/>
         </w:rPr>
-        <w:t>Protego</w:t>
+        <w:t>Tenant Property Protection</w:t>
       </w:r>
       <w:r>
         <w:rPr>
@@ -7917,7 +7917,7 @@
         </w:rPr>
         <w:t xml:space="preserve"> </w:t>
       </w:r>
-      <w:hyperlink r:id="rId10" w:history="1">
+      <w:hyperlink ns7:id="rId10" w:history="1">
         <w:r>
           <w:rPr>
             <w:rStyle w:val="Hyperlink"/>
@@ -7948,7 +7948,7 @@
         <w:rPr>
           <w:rFonts w:asciiTheme="minorHAnsi" w:hAnsiTheme="minorHAnsi" w:cstheme="minorHAnsi"/>
         </w:rPr>
-        <w:t>Protego</w:t>
+        <w:t>Tenant Property Protection</w:t>
       </w:r>
       <w:r>
         <w:rPr>
@@ -8170,7 +8170,7 @@
         <w:t xml:space="preserve"> </w:t>
       </w:r>
     </w:p>
-    <w:p>
+    <w:p ns2:paraId="36750A49" ns2:textId="77777777">
       <w:pPr>
         <w:pStyle w:val="BodyText"/>
         <w:spacing w:before="12"/>
@@ -8179,7 +8179,7 @@
         </w:rPr>
       </w:pPr>
     </w:p>
-    <w:p>
+    <w:p ns2:paraId="431871D4" ns2:textId="022A38A2">
       <w:pPr>
         <w:pStyle w:val="BodyText"/>
         <w:tabs>
@@ -8191,7 +8191,7 @@
         <w:t xml:space="preserve">      Customer Signature: __________________________________________ Date: ______________</w:t>
       </w:r>
     </w:p>
-    <w:p>
+    <w:p ns2:paraId="22B9BF21" ns2:textId="68B29E0F">
       <w:pPr>
         <w:tabs>
           <w:tab w:val="left" w:pos="6630"/>
@@ -8203,7 +8203,7 @@
         </w:rPr>
       </w:pPr>
     </w:p>
-    <w:p>
+    <w:p ns2:paraId="123CEA5A" ns2:textId="77777777">
       <w:pPr>
         <w:pStyle w:val="BodyText"/>
         <w:spacing w:before="2"/>
@@ -8212,7 +8212,7 @@
         </w:rPr>
       </w:pPr>
     </w:p>
-    <w:p>
+    <w:p ns2:paraId="45F72895" ns2:textId="570C01C0">
       <w:pPr>
         <w:spacing w:before="72"/>
         <w:ind w:right="304"/>
